--- a/FSD MERN - Data Structures and Algorithms MARCH 2026 batch 1/FSD MERN - Data Structures and Algorithms - Day 4 - 29-03-2026.docx
+++ b/FSD MERN - Data Structures and Algorithms MARCH 2026 batch 1/FSD MERN - Data Structures and Algorithms - Day 4 - 29-03-2026.docx
@@ -30,7 +30,7 @@
           <w:szCs w:val="28"/>
           <w:lang w:val="en-US"/>
         </w:rPr>
-        <w:t>3</w:t>
+        <w:t>4</w:t>
       </w:r>
       <w:r>
         <w:rPr>
@@ -46,13 +46,23 @@
     <w:p>
       <w:pPr>
         <w:rPr>
+          <w:sz w:val="28"/>
+          <w:szCs w:val="28"/>
+          <w:lang w:val="en-US"/>
+        </w:rPr>
+      </w:pPr>
+      <w:proofErr w:type="gramStart"/>
+      <w:r>
+        <w:rPr>
           <w:b/>
           <w:bCs/>
           <w:sz w:val="28"/>
           <w:szCs w:val="28"/>
           <w:lang w:val="en-US"/>
         </w:rPr>
-      </w:pPr>
+        <w:t>Set :</w:t>
+      </w:r>
+      <w:proofErr w:type="gramEnd"/>
       <w:r>
         <w:rPr>
           <w:b/>
@@ -61,7 +71,97 @@
           <w:szCs w:val="28"/>
           <w:lang w:val="en-US"/>
         </w:rPr>
-        <w:t xml:space="preserve">Data Structure and Algorithms </w:t>
+        <w:t xml:space="preserve"> </w:t>
+      </w:r>
+      <w:r>
+        <w:rPr>
+          <w:sz w:val="28"/>
+          <w:szCs w:val="28"/>
+          <w:lang w:val="en-US"/>
+        </w:rPr>
+        <w:t xml:space="preserve">Set is a type of </w:t>
+      </w:r>
+      <w:proofErr w:type="spellStart"/>
+      <w:proofErr w:type="gramStart"/>
+      <w:r>
+        <w:rPr>
+          <w:sz w:val="28"/>
+          <w:szCs w:val="28"/>
+          <w:lang w:val="en-US"/>
+        </w:rPr>
+        <w:t>pre defined</w:t>
+      </w:r>
+      <w:proofErr w:type="spellEnd"/>
+      <w:proofErr w:type="gramEnd"/>
+      <w:r>
+        <w:rPr>
+          <w:sz w:val="28"/>
+          <w:szCs w:val="28"/>
+          <w:lang w:val="en-US"/>
+        </w:rPr>
+        <w:t xml:space="preserve"> object or reference data </w:t>
+      </w:r>
+      <w:proofErr w:type="gramStart"/>
+      <w:r>
+        <w:rPr>
+          <w:sz w:val="28"/>
+          <w:szCs w:val="28"/>
+          <w:lang w:val="en-US"/>
+        </w:rPr>
+        <w:t>types</w:t>
+      </w:r>
+      <w:proofErr w:type="gramEnd"/>
+      <w:r>
+        <w:rPr>
+          <w:sz w:val="28"/>
+          <w:szCs w:val="28"/>
+          <w:lang w:val="en-US"/>
+        </w:rPr>
+        <w:t xml:space="preserve"> which </w:t>
+      </w:r>
+      <w:proofErr w:type="gramStart"/>
+      <w:r>
+        <w:rPr>
+          <w:sz w:val="28"/>
+          <w:szCs w:val="28"/>
+          <w:lang w:val="en-US"/>
+        </w:rPr>
+        <w:t>help</w:t>
+      </w:r>
+      <w:proofErr w:type="gramEnd"/>
+      <w:r>
+        <w:rPr>
+          <w:sz w:val="28"/>
+          <w:szCs w:val="28"/>
+          <w:lang w:val="en-US"/>
+        </w:rPr>
+        <w:t xml:space="preserve"> to store unique data of type number, string, object etc. Set maintain the order. </w:t>
+      </w:r>
+      <w:r>
+        <w:rPr>
+          <w:sz w:val="28"/>
+          <w:szCs w:val="28"/>
+          <w:lang w:val="en-US"/>
+        </w:rPr>
+        <w:t xml:space="preserve">Set </w:t>
+      </w:r>
+      <w:proofErr w:type="gramStart"/>
+      <w:r>
+        <w:rPr>
+          <w:sz w:val="28"/>
+          <w:szCs w:val="28"/>
+          <w:lang w:val="en-US"/>
+        </w:rPr>
+        <w:t>not</w:t>
+      </w:r>
+      <w:proofErr w:type="gramEnd"/>
+      <w:r>
+        <w:rPr>
+          <w:sz w:val="28"/>
+          <w:szCs w:val="28"/>
+          <w:lang w:val="en-US"/>
+        </w:rPr>
+        <w:t xml:space="preserve"> index. </w:t>
       </w:r>
     </w:p>
     <w:p>
@@ -69,29 +169,173 @@
         <w:rPr>
           <w:sz w:val="28"/>
           <w:szCs w:val="28"/>
-        </w:rPr>
-      </w:pPr>
-      <w:r>
-        <w:rPr>
-          <w:sz w:val="28"/>
-          <w:szCs w:val="28"/>
-        </w:rPr>
-        <w:t xml:space="preserve">Linked List </w:t>
-      </w:r>
+          <w:lang w:val="en-US"/>
+        </w:rPr>
+      </w:pPr>
+      <w:r>
+        <w:rPr>
+          <w:sz w:val="28"/>
+          <w:szCs w:val="28"/>
+          <w:lang w:val="en-US"/>
+        </w:rPr>
+        <w:t xml:space="preserve">let ss = new </w:t>
+      </w:r>
+      <w:proofErr w:type="gramStart"/>
+      <w:r>
+        <w:rPr>
+          <w:sz w:val="28"/>
+          <w:szCs w:val="28"/>
+          <w:lang w:val="en-US"/>
+        </w:rPr>
+        <w:t>Set();</w:t>
+      </w:r>
+      <w:proofErr w:type="gramEnd"/>
     </w:p>
     <w:p>
       <w:pPr>
         <w:rPr>
           <w:sz w:val="28"/>
           <w:szCs w:val="28"/>
-        </w:rPr>
-      </w:pPr>
-      <w:r>
-        <w:rPr>
-          <w:sz w:val="28"/>
-          <w:szCs w:val="28"/>
-        </w:rPr>
-        <w:t xml:space="preserve">Linked List is a linear data structure where elements use node concept to connect another node using reference or pointer. Linked list doesn’t use concept as index </w:t>
+          <w:lang w:val="en-US"/>
+        </w:rPr>
+      </w:pPr>
+      <w:proofErr w:type="spellStart"/>
+      <w:proofErr w:type="gramStart"/>
+      <w:r>
+        <w:rPr>
+          <w:sz w:val="28"/>
+          <w:szCs w:val="28"/>
+          <w:highlight w:val="yellow"/>
+          <w:lang w:val="en-US"/>
+        </w:rPr>
+        <w:t>WeakSet</w:t>
+      </w:r>
+      <w:proofErr w:type="spellEnd"/>
+      <w:r>
+        <w:rPr>
+          <w:sz w:val="28"/>
+          <w:szCs w:val="28"/>
+          <w:highlight w:val="yellow"/>
+          <w:lang w:val="en-US"/>
+        </w:rPr>
+        <w:t xml:space="preserve"> :</w:t>
+      </w:r>
+      <w:proofErr w:type="gramEnd"/>
+      <w:r>
+        <w:rPr>
+          <w:sz w:val="28"/>
+          <w:szCs w:val="28"/>
+          <w:lang w:val="en-US"/>
+        </w:rPr>
+        <w:t xml:space="preserve"> </w:t>
+      </w:r>
+      <w:proofErr w:type="spellStart"/>
+      <w:r>
+        <w:rPr>
+          <w:sz w:val="28"/>
+          <w:szCs w:val="28"/>
+          <w:lang w:val="en-US"/>
+        </w:rPr>
+        <w:t>WeakSet</w:t>
+      </w:r>
+      <w:proofErr w:type="spellEnd"/>
+      <w:r>
+        <w:rPr>
+          <w:sz w:val="28"/>
+          <w:szCs w:val="28"/>
+          <w:lang w:val="en-US"/>
+        </w:rPr>
+        <w:t xml:space="preserve"> is a type of set object which </w:t>
+      </w:r>
+      <w:proofErr w:type="gramStart"/>
+      <w:r>
+        <w:rPr>
+          <w:sz w:val="28"/>
+          <w:szCs w:val="28"/>
+          <w:lang w:val="en-US"/>
+        </w:rPr>
+        <w:t>allow</w:t>
+      </w:r>
+      <w:proofErr w:type="gramEnd"/>
+      <w:r>
+        <w:rPr>
+          <w:sz w:val="28"/>
+          <w:szCs w:val="28"/>
+          <w:lang w:val="en-US"/>
+        </w:rPr>
+        <w:t xml:space="preserve"> </w:t>
+      </w:r>
+      <w:proofErr w:type="gramStart"/>
+      <w:r>
+        <w:rPr>
+          <w:sz w:val="28"/>
+          <w:szCs w:val="28"/>
+          <w:lang w:val="en-US"/>
+        </w:rPr>
+        <w:t>to store</w:t>
+      </w:r>
+      <w:proofErr w:type="gramEnd"/>
+      <w:r>
+        <w:rPr>
+          <w:sz w:val="28"/>
+          <w:szCs w:val="28"/>
+          <w:lang w:val="en-US"/>
+        </w:rPr>
+        <w:t xml:space="preserve"> only object not a primitive. It </w:t>
+      </w:r>
+      <w:proofErr w:type="gramStart"/>
+      <w:r>
+        <w:rPr>
+          <w:sz w:val="28"/>
+          <w:szCs w:val="28"/>
+          <w:lang w:val="en-US"/>
+        </w:rPr>
+        <w:t>hold</w:t>
+      </w:r>
+      <w:proofErr w:type="gramEnd"/>
+      <w:r>
+        <w:rPr>
+          <w:sz w:val="28"/>
+          <w:szCs w:val="28"/>
+          <w:lang w:val="en-US"/>
+        </w:rPr>
+        <w:t xml:space="preserve"> weak </w:t>
+      </w:r>
+      <w:proofErr w:type="gramStart"/>
+      <w:r>
+        <w:rPr>
+          <w:sz w:val="28"/>
+          <w:szCs w:val="28"/>
+          <w:lang w:val="en-US"/>
+        </w:rPr>
+        <w:t>reference(</w:t>
+      </w:r>
+      <w:proofErr w:type="gramEnd"/>
+      <w:r>
+        <w:rPr>
+          <w:sz w:val="28"/>
+          <w:szCs w:val="28"/>
+          <w:lang w:val="en-US"/>
+        </w:rPr>
+        <w:t xml:space="preserve">object can be Garbage </w:t>
+      </w:r>
+      <w:proofErr w:type="gramStart"/>
+      <w:r>
+        <w:rPr>
+          <w:sz w:val="28"/>
+          <w:szCs w:val="28"/>
+          <w:lang w:val="en-US"/>
+        </w:rPr>
+        <w:t>collector</w:t>
+      </w:r>
+      <w:proofErr w:type="gramEnd"/>
+      <w:r>
+        <w:rPr>
+          <w:sz w:val="28"/>
+          <w:szCs w:val="28"/>
+          <w:lang w:val="en-US"/>
+        </w:rPr>
+        <w:t xml:space="preserve">). </w:t>
       </w:r>
     </w:p>
     <w:p>
@@ -99,1602 +343,169 @@
         <w:rPr>
           <w:sz w:val="28"/>
           <w:szCs w:val="28"/>
-        </w:rPr>
-      </w:pPr>
-      <w:r>
-        <w:rPr>
-          <w:sz w:val="28"/>
-          <w:szCs w:val="28"/>
-        </w:rPr>
-        <w:t xml:space="preserve">Each node contains </w:t>
+          <w:lang w:val="en-US"/>
+        </w:rPr>
+      </w:pPr>
+      <w:r>
+        <w:rPr>
+          <w:sz w:val="28"/>
+          <w:szCs w:val="28"/>
+          <w:lang w:val="en-US"/>
+        </w:rPr>
+        <w:t xml:space="preserve">We can’t use iterator or loop for weak set. </w:t>
       </w:r>
     </w:p>
     <w:p>
       <w:pPr>
-        <w:pStyle w:val="ListParagraph"/>
-        <w:numPr>
-          <w:ilvl w:val="0"/>
-          <w:numId w:val="13"/>
-        </w:numPr>
-        <w:rPr>
-          <w:sz w:val="28"/>
-          <w:szCs w:val="28"/>
-        </w:rPr>
-      </w:pPr>
-      <w:r>
-        <w:rPr>
-          <w:sz w:val="28"/>
-          <w:szCs w:val="28"/>
-        </w:rPr>
-        <w:t xml:space="preserve">Data of type number, string, object etc </w:t>
+        <w:rPr>
+          <w:sz w:val="28"/>
+          <w:szCs w:val="28"/>
+          <w:lang w:val="en-US"/>
+        </w:rPr>
+      </w:pPr>
+      <w:proofErr w:type="gramStart"/>
+      <w:r>
+        <w:rPr>
+          <w:sz w:val="28"/>
+          <w:szCs w:val="28"/>
+          <w:highlight w:val="yellow"/>
+          <w:lang w:val="en-US"/>
+        </w:rPr>
+        <w:t>Map</w:t>
+      </w:r>
+      <w:r>
+        <w:rPr>
+          <w:sz w:val="28"/>
+          <w:szCs w:val="28"/>
+          <w:lang w:val="en-US"/>
+        </w:rPr>
+        <w:t xml:space="preserve"> :</w:t>
+      </w:r>
+      <w:proofErr w:type="gramEnd"/>
+      <w:r>
+        <w:rPr>
+          <w:sz w:val="28"/>
+          <w:szCs w:val="28"/>
+          <w:lang w:val="en-US"/>
+        </w:rPr>
+        <w:t xml:space="preserve"> Map is a type of </w:t>
+      </w:r>
+      <w:proofErr w:type="spellStart"/>
+      <w:proofErr w:type="gramStart"/>
+      <w:r>
+        <w:rPr>
+          <w:sz w:val="28"/>
+          <w:szCs w:val="28"/>
+          <w:lang w:val="en-US"/>
+        </w:rPr>
+        <w:t>pre defined</w:t>
+      </w:r>
+      <w:proofErr w:type="spellEnd"/>
+      <w:proofErr w:type="gramEnd"/>
+      <w:r>
+        <w:rPr>
+          <w:sz w:val="28"/>
+          <w:szCs w:val="28"/>
+          <w:lang w:val="en-US"/>
+        </w:rPr>
+        <w:t xml:space="preserve"> or reference data </w:t>
+      </w:r>
+      <w:proofErr w:type="gramStart"/>
+      <w:r>
+        <w:rPr>
+          <w:sz w:val="28"/>
+          <w:szCs w:val="28"/>
+          <w:lang w:val="en-US"/>
+        </w:rPr>
+        <w:t>types</w:t>
+      </w:r>
+      <w:proofErr w:type="gramEnd"/>
+      <w:r>
+        <w:rPr>
+          <w:sz w:val="28"/>
+          <w:szCs w:val="28"/>
+          <w:lang w:val="en-US"/>
+        </w:rPr>
+        <w:t xml:space="preserve"> which is </w:t>
+      </w:r>
+      <w:proofErr w:type="gramStart"/>
+      <w:r>
+        <w:rPr>
+          <w:sz w:val="28"/>
+          <w:szCs w:val="28"/>
+          <w:lang w:val="en-US"/>
+        </w:rPr>
+        <w:t>use</w:t>
+      </w:r>
+      <w:proofErr w:type="gramEnd"/>
+      <w:r>
+        <w:rPr>
+          <w:sz w:val="28"/>
+          <w:szCs w:val="28"/>
+          <w:lang w:val="en-US"/>
+        </w:rPr>
+        <w:t xml:space="preserve"> to store key-value pairs. </w:t>
+      </w:r>
+      <w:r>
+        <w:rPr>
+          <w:sz w:val="28"/>
+          <w:szCs w:val="28"/>
+          <w:highlight w:val="yellow"/>
+          <w:lang w:val="en-US"/>
+        </w:rPr>
+        <w:t>Key can be any data types</w:t>
+      </w:r>
+      <w:r>
+        <w:rPr>
+          <w:sz w:val="28"/>
+          <w:szCs w:val="28"/>
+          <w:lang w:val="en-US"/>
+        </w:rPr>
+        <w:t xml:space="preserve"> and key </w:t>
+      </w:r>
+      <w:proofErr w:type="gramStart"/>
+      <w:r>
+        <w:rPr>
+          <w:sz w:val="28"/>
+          <w:szCs w:val="28"/>
+          <w:lang w:val="en-US"/>
+        </w:rPr>
+        <w:t>is</w:t>
+      </w:r>
+      <w:proofErr w:type="gramEnd"/>
+      <w:r>
+        <w:rPr>
+          <w:sz w:val="28"/>
+          <w:szCs w:val="28"/>
+          <w:lang w:val="en-US"/>
+        </w:rPr>
+        <w:t xml:space="preserve"> unique and value can be duplicate. </w:t>
       </w:r>
     </w:p>
     <w:p>
       <w:pPr>
-        <w:pStyle w:val="ListParagraph"/>
-        <w:numPr>
-          <w:ilvl w:val="0"/>
-          <w:numId w:val="13"/>
-        </w:numPr>
-        <w:rPr>
-          <w:sz w:val="28"/>
-          <w:szCs w:val="28"/>
-        </w:rPr>
-      </w:pPr>
-      <w:r>
-        <w:rPr>
-          <w:sz w:val="28"/>
-          <w:szCs w:val="28"/>
-        </w:rPr>
-        <w:t xml:space="preserve">Reference or pointer of another node. </w:t>
-      </w:r>
+        <w:rPr>
+          <w:sz w:val="28"/>
+          <w:szCs w:val="28"/>
+          <w:lang w:val="en-US"/>
+        </w:rPr>
+      </w:pPr>
     </w:p>
     <w:p>
       <w:pPr>
-        <w:ind w:left="360"/>
-        <w:rPr>
-          <w:sz w:val="28"/>
-          <w:szCs w:val="28"/>
-        </w:rPr>
-      </w:pPr>
-      <w:r>
-        <w:rPr>
-          <w:sz w:val="28"/>
-          <w:szCs w:val="28"/>
-        </w:rPr>
-        <w:t xml:space="preserve">Types of linked list </w:t>
-      </w:r>
+        <w:rPr>
+          <w:sz w:val="28"/>
+          <w:szCs w:val="28"/>
+          <w:lang w:val="en-US"/>
+        </w:rPr>
+      </w:pPr>
     </w:p>
     <w:p>
       <w:pPr>
-        <w:pStyle w:val="ListParagraph"/>
-        <w:numPr>
-          <w:ilvl w:val="0"/>
-          <w:numId w:val="14"/>
-        </w:numPr>
-        <w:rPr>
-          <w:sz w:val="28"/>
-          <w:szCs w:val="28"/>
-        </w:rPr>
-      </w:pPr>
-      <w:r>
-        <w:rPr>
-          <w:sz w:val="28"/>
-          <w:szCs w:val="28"/>
-        </w:rPr>
-        <w:t>Single linked list</w:t>
-      </w:r>
-    </w:p>
-    <w:p>
-      <w:pPr>
-        <w:pStyle w:val="ListParagraph"/>
-        <w:rPr>
-          <w:sz w:val="28"/>
-          <w:szCs w:val="28"/>
-        </w:rPr>
-      </w:pPr>
-      <w:r>
-        <w:rPr>
-          <w:sz w:val="28"/>
-          <w:szCs w:val="28"/>
-        </w:rPr>
-        <w:t>Tail</w:t>
-      </w:r>
-      <w:r>
-        <w:rPr>
-          <w:sz w:val="28"/>
-          <w:szCs w:val="28"/>
-        </w:rPr>
-        <w:tab/>
-      </w:r>
-      <w:r>
-        <w:rPr>
-          <w:sz w:val="28"/>
-          <w:szCs w:val="28"/>
-        </w:rPr>
-        <w:tab/>
-      </w:r>
-      <w:r>
-        <w:rPr>
-          <w:sz w:val="28"/>
-          <w:szCs w:val="28"/>
-        </w:rPr>
-        <w:tab/>
-      </w:r>
-      <w:r>
-        <w:rPr>
-          <w:sz w:val="28"/>
-          <w:szCs w:val="28"/>
-        </w:rPr>
-        <w:tab/>
-      </w:r>
-      <w:r>
-        <w:rPr>
-          <w:sz w:val="28"/>
-          <w:szCs w:val="28"/>
-        </w:rPr>
-        <w:tab/>
-      </w:r>
-      <w:r>
-        <w:rPr>
-          <w:sz w:val="28"/>
-          <w:szCs w:val="28"/>
-        </w:rPr>
-        <w:tab/>
-      </w:r>
-      <w:r>
-        <w:rPr>
-          <w:sz w:val="28"/>
-          <w:szCs w:val="28"/>
-        </w:rPr>
-        <w:tab/>
-        <w:t xml:space="preserve">head </w:t>
-      </w:r>
-    </w:p>
-    <w:p>
-      <w:pPr>
-        <w:pStyle w:val="ListParagraph"/>
-        <w:rPr>
-          <w:sz w:val="28"/>
-          <w:szCs w:val="28"/>
-        </w:rPr>
-      </w:pPr>
-      <w:r>
-        <w:rPr>
-          <w:sz w:val="28"/>
-          <w:szCs w:val="28"/>
-        </w:rPr>
-        <w:t>[data|nextref]</w:t>
-      </w:r>
-      <w:r>
-        <w:rPr>
-          <w:sz w:val="28"/>
-          <w:szCs w:val="28"/>
-        </w:rPr>
-        <w:sym w:font="Wingdings" w:char="F0E0"/>
-      </w:r>
-      <w:r>
-        <w:rPr>
-          <w:sz w:val="28"/>
-          <w:szCs w:val="28"/>
-        </w:rPr>
-        <w:t>[data|nextref]--&gt;[data|nextref]</w:t>
-      </w:r>
-      <w:r>
-        <w:rPr>
-          <w:sz w:val="28"/>
-          <w:szCs w:val="28"/>
-        </w:rPr>
-        <w:sym w:font="Wingdings" w:char="F0E0"/>
-      </w:r>
-      <w:r>
-        <w:rPr>
-          <w:sz w:val="28"/>
-          <w:szCs w:val="28"/>
-        </w:rPr>
-        <w:t xml:space="preserve">null  </w:t>
-      </w:r>
-    </w:p>
-    <w:p>
-      <w:pPr>
-        <w:pStyle w:val="ListParagraph"/>
-        <w:numPr>
-          <w:ilvl w:val="0"/>
-          <w:numId w:val="14"/>
-        </w:numPr>
-        <w:rPr>
-          <w:sz w:val="28"/>
-          <w:szCs w:val="28"/>
-        </w:rPr>
-      </w:pPr>
-      <w:r>
-        <w:rPr>
-          <w:sz w:val="28"/>
-          <w:szCs w:val="28"/>
-        </w:rPr>
-        <w:t xml:space="preserve">Double linked list </w:t>
-      </w:r>
-    </w:p>
-    <w:p>
-      <w:pPr>
-        <w:ind w:left="1440"/>
-        <w:rPr>
-          <w:sz w:val="28"/>
-          <w:szCs w:val="28"/>
-        </w:rPr>
-      </w:pPr>
-      <w:r>
-        <w:rPr>
-          <w:sz w:val="28"/>
-          <w:szCs w:val="28"/>
-        </w:rPr>
-        <w:t xml:space="preserve">Tail </w:t>
-      </w:r>
-      <w:r>
-        <w:rPr>
-          <w:sz w:val="28"/>
-          <w:szCs w:val="28"/>
-        </w:rPr>
-        <w:tab/>
-      </w:r>
-      <w:r>
-        <w:rPr>
-          <w:sz w:val="28"/>
-          <w:szCs w:val="28"/>
-        </w:rPr>
-        <w:tab/>
-      </w:r>
-      <w:r>
-        <w:rPr>
-          <w:sz w:val="28"/>
-          <w:szCs w:val="28"/>
-        </w:rPr>
-        <w:tab/>
-      </w:r>
-      <w:r>
-        <w:rPr>
-          <w:sz w:val="28"/>
-          <w:szCs w:val="28"/>
-        </w:rPr>
-        <w:tab/>
-      </w:r>
-      <w:r>
-        <w:rPr>
-          <w:sz w:val="28"/>
-          <w:szCs w:val="28"/>
-        </w:rPr>
-        <w:tab/>
-      </w:r>
-      <w:r>
-        <w:rPr>
-          <w:sz w:val="28"/>
-          <w:szCs w:val="28"/>
-        </w:rPr>
-        <w:tab/>
-        <w:t xml:space="preserve">head </w:t>
-      </w:r>
-    </w:p>
-    <w:p>
-      <w:pPr>
-        <w:pStyle w:val="ListParagraph"/>
-        <w:rPr>
-          <w:sz w:val="28"/>
-          <w:szCs w:val="28"/>
-        </w:rPr>
-      </w:pPr>
-      <w:r>
-        <w:rPr>
-          <w:sz w:val="28"/>
-          <w:szCs w:val="28"/>
-        </w:rPr>
-        <w:t>null&lt;-[preref|data|nextref]&lt;-&gt;[preref|data|nextref]-&gt;null</w:t>
-      </w:r>
-    </w:p>
-    <w:p>
-      <w:pPr>
-        <w:pStyle w:val="ListParagraph"/>
-        <w:numPr>
-          <w:ilvl w:val="0"/>
-          <w:numId w:val="14"/>
-        </w:numPr>
-        <w:rPr>
-          <w:sz w:val="28"/>
-          <w:szCs w:val="28"/>
-        </w:rPr>
-      </w:pPr>
-      <w:r>
-        <w:rPr>
-          <w:sz w:val="28"/>
-          <w:szCs w:val="28"/>
-        </w:rPr>
-        <w:t xml:space="preserve">Circular linked list </w:t>
-      </w:r>
-    </w:p>
-    <w:p>
-      <w:pPr>
-        <w:pStyle w:val="ListParagraph"/>
-        <w:numPr>
-          <w:ilvl w:val="1"/>
-          <w:numId w:val="14"/>
-        </w:numPr>
-        <w:rPr>
-          <w:sz w:val="28"/>
-          <w:szCs w:val="28"/>
-        </w:rPr>
-      </w:pPr>
-      <w:r>
-        <w:rPr>
-          <w:sz w:val="28"/>
-          <w:szCs w:val="28"/>
-        </w:rPr>
-        <w:t xml:space="preserve">Single circular linked list </w:t>
-      </w:r>
-    </w:p>
-    <w:p>
-      <w:pPr>
-        <w:pStyle w:val="ListParagraph"/>
-        <w:numPr>
-          <w:ilvl w:val="1"/>
-          <w:numId w:val="14"/>
-        </w:numPr>
-        <w:rPr>
-          <w:sz w:val="28"/>
-          <w:szCs w:val="28"/>
-        </w:rPr>
-      </w:pPr>
-      <w:r>
-        <w:rPr>
-          <w:sz w:val="28"/>
-          <w:szCs w:val="28"/>
-        </w:rPr>
-        <w:t xml:space="preserve">Double circular linked list </w:t>
-      </w:r>
-    </w:p>
-    <w:p>
-      <w:pPr>
-        <w:pStyle w:val="ListParagraph"/>
-        <w:rPr>
-          <w:sz w:val="28"/>
-          <w:szCs w:val="28"/>
-        </w:rPr>
-      </w:pPr>
-      <w:r>
-        <w:rPr>
-          <w:sz w:val="28"/>
-          <w:szCs w:val="28"/>
-        </w:rPr>
-        <w:t xml:space="preserve">In circular linked list last node connect to previous node ie may be single (unidirectional) double (bi-directional). </w:t>
-      </w:r>
-    </w:p>
-    <w:p>
-      <w:pPr>
-        <w:pStyle w:val="ListParagraph"/>
-        <w:rPr>
-          <w:sz w:val="28"/>
-          <w:szCs w:val="28"/>
-        </w:rPr>
-      </w:pPr>
-    </w:p>
-    <w:p>
-      <w:pPr>
-        <w:rPr>
-          <w:sz w:val="28"/>
-          <w:szCs w:val="28"/>
-          <w:highlight w:val="yellow"/>
-        </w:rPr>
-      </w:pPr>
-    </w:p>
-    <w:p>
-      <w:pPr>
-        <w:rPr>
-          <w:sz w:val="28"/>
-          <w:szCs w:val="28"/>
-          <w:highlight w:val="yellow"/>
-        </w:rPr>
-      </w:pPr>
-    </w:p>
-    <w:p>
-      <w:pPr>
-        <w:rPr>
-          <w:sz w:val="28"/>
-          <w:szCs w:val="28"/>
-          <w:highlight w:val="yellow"/>
-        </w:rPr>
-      </w:pPr>
-    </w:p>
-    <w:p>
-      <w:pPr>
-        <w:rPr>
-          <w:sz w:val="28"/>
-          <w:szCs w:val="28"/>
-          <w:highlight w:val="yellow"/>
-        </w:rPr>
-      </w:pPr>
-    </w:p>
-    <w:p>
-      <w:pPr>
-        <w:rPr>
-          <w:sz w:val="28"/>
-          <w:szCs w:val="28"/>
-          <w:highlight w:val="yellow"/>
-        </w:rPr>
-      </w:pPr>
-    </w:p>
-    <w:p>
-      <w:pPr>
-        <w:rPr>
-          <w:sz w:val="28"/>
-          <w:szCs w:val="28"/>
-          <w:highlight w:val="yellow"/>
-        </w:rPr>
-      </w:pPr>
-    </w:p>
-    <w:p>
-      <w:pPr>
-        <w:rPr>
-          <w:sz w:val="28"/>
-          <w:szCs w:val="28"/>
-          <w:highlight w:val="yellow"/>
-        </w:rPr>
-      </w:pPr>
-    </w:p>
-    <w:p>
-      <w:pPr>
-        <w:rPr>
-          <w:sz w:val="28"/>
-          <w:szCs w:val="28"/>
-        </w:rPr>
-      </w:pPr>
-      <w:r>
-        <w:rPr>
-          <w:sz w:val="28"/>
-          <w:szCs w:val="28"/>
-          <w:highlight w:val="yellow"/>
-        </w:rPr>
-        <w:t>Non linear Data structure</w:t>
-      </w:r>
-      <w:r>
-        <w:rPr>
-          <w:sz w:val="28"/>
-          <w:szCs w:val="28"/>
-        </w:rPr>
-        <w:t xml:space="preserve"> </w:t>
-      </w:r>
-    </w:p>
-    <w:p>
-      <w:pPr>
-        <w:rPr>
-          <w:sz w:val="28"/>
-          <w:szCs w:val="28"/>
-        </w:rPr>
-      </w:pPr>
-      <w:r>
-        <w:rPr>
-          <w:sz w:val="28"/>
-          <w:szCs w:val="28"/>
-        </w:rPr>
-        <w:t xml:space="preserve">Tree : Tree is non linear data structure which use node concept. Tree are organized in a hierarchy manner. </w:t>
-      </w:r>
-    </w:p>
-    <w:p>
-      <w:pPr>
-        <w:rPr>
-          <w:sz w:val="28"/>
-          <w:szCs w:val="28"/>
-        </w:rPr>
-      </w:pPr>
-      <w:r>
-        <w:rPr>
-          <w:sz w:val="28"/>
-          <w:szCs w:val="28"/>
-        </w:rPr>
-        <w:t xml:space="preserve">Tree Data structure concept. </w:t>
-      </w:r>
-    </w:p>
-    <w:p>
-      <w:pPr>
-        <w:pStyle w:val="ListParagraph"/>
-        <w:numPr>
-          <w:ilvl w:val="0"/>
-          <w:numId w:val="15"/>
-        </w:numPr>
-        <w:rPr>
-          <w:sz w:val="28"/>
-          <w:szCs w:val="28"/>
-        </w:rPr>
-      </w:pPr>
-      <w:r>
-        <w:rPr>
-          <w:sz w:val="28"/>
-          <w:szCs w:val="28"/>
-        </w:rPr>
-        <w:t xml:space="preserve">Root node : the top most node in the tree </w:t>
-      </w:r>
-    </w:p>
-    <w:p>
-      <w:pPr>
-        <w:pStyle w:val="ListParagraph"/>
-        <w:numPr>
-          <w:ilvl w:val="0"/>
-          <w:numId w:val="15"/>
-        </w:numPr>
-        <w:rPr>
-          <w:sz w:val="28"/>
-          <w:szCs w:val="28"/>
-        </w:rPr>
-      </w:pPr>
-      <w:r>
-        <w:rPr>
-          <w:sz w:val="28"/>
-          <w:szCs w:val="28"/>
-        </w:rPr>
-        <w:t xml:space="preserve">Childe node : other nodes comes under the root node. </w:t>
-      </w:r>
-    </w:p>
-    <w:p>
-      <w:pPr>
-        <w:pStyle w:val="ListParagraph"/>
-        <w:numPr>
-          <w:ilvl w:val="0"/>
-          <w:numId w:val="15"/>
-        </w:numPr>
-        <w:rPr>
-          <w:sz w:val="28"/>
-          <w:szCs w:val="28"/>
-        </w:rPr>
-      </w:pPr>
-      <w:r>
-        <w:rPr>
-          <w:sz w:val="28"/>
-          <w:szCs w:val="28"/>
-        </w:rPr>
-        <w:t xml:space="preserve">Leaf node : the node without children is leaf node. </w:t>
-      </w:r>
-    </w:p>
-    <w:p>
-      <w:pPr>
-        <w:pStyle w:val="ListParagraph"/>
-        <w:numPr>
-          <w:ilvl w:val="0"/>
-          <w:numId w:val="15"/>
-        </w:numPr>
-        <w:rPr>
-          <w:sz w:val="28"/>
-          <w:szCs w:val="28"/>
-        </w:rPr>
-      </w:pPr>
-      <w:r>
-        <w:rPr>
-          <w:sz w:val="28"/>
-          <w:szCs w:val="28"/>
-        </w:rPr>
-        <w:t xml:space="preserve">Depth : distance from the node. </w:t>
-      </w:r>
-    </w:p>
-    <w:p>
-      <w:pPr>
-        <w:pStyle w:val="ListParagraph"/>
-        <w:numPr>
-          <w:ilvl w:val="0"/>
-          <w:numId w:val="15"/>
-        </w:numPr>
-        <w:rPr>
-          <w:sz w:val="28"/>
-          <w:szCs w:val="28"/>
-        </w:rPr>
-      </w:pPr>
-      <w:r>
-        <w:rPr>
-          <w:sz w:val="28"/>
-          <w:szCs w:val="28"/>
-        </w:rPr>
-        <w:t xml:space="preserve">height : maximum depth in the tree. </w:t>
-      </w:r>
-    </w:p>
-    <w:p>
-      <w:pPr>
-        <w:rPr>
-          <w:sz w:val="28"/>
-          <w:szCs w:val="28"/>
-        </w:rPr>
-      </w:pPr>
-    </w:p>
-    <w:p>
-      <w:pPr>
-        <w:rPr>
-          <w:sz w:val="28"/>
-          <w:szCs w:val="28"/>
-        </w:rPr>
-      </w:pPr>
-      <w:r>
-        <w:rPr>
-          <w:sz w:val="28"/>
-          <w:szCs w:val="28"/>
-        </w:rPr>
-        <w:t xml:space="preserve">Tree Data structure </w:t>
-      </w:r>
-    </w:p>
-    <w:p>
-      <w:pPr>
-        <w:rPr>
-          <w:sz w:val="28"/>
-          <w:szCs w:val="28"/>
-        </w:rPr>
-      </w:pPr>
-      <w:r>
-        <w:rPr>
-          <w:sz w:val="28"/>
-          <w:szCs w:val="28"/>
-        </w:rPr>
-        <w:t xml:space="preserve">DFS : Depth First Search : Go deep first, then back track </w:t>
-      </w:r>
-    </w:p>
-    <w:p>
-      <w:pPr>
-        <w:rPr>
-          <w:sz w:val="28"/>
-          <w:szCs w:val="28"/>
-        </w:rPr>
-      </w:pPr>
-      <w:r>
-        <w:rPr>
-          <w:noProof/>
-          <w:sz w:val="28"/>
-          <w:szCs w:val="28"/>
-        </w:rPr>
-        <mc:AlternateContent>
-          <mc:Choice Requires="wps">
-            <w:drawing>
-              <wp:anchor distT="0" distB="0" distL="114300" distR="114300" simplePos="0" relativeHeight="251660288" behindDoc="0" locked="0" layoutInCell="1" allowOverlap="1" wp14:anchorId="1F998D53" wp14:editId="5D6BC3F4">
-                <wp:simplePos x="0" y="0"/>
-                <wp:positionH relativeFrom="column">
-                  <wp:posOffset>949124</wp:posOffset>
-                </wp:positionH>
-                <wp:positionV relativeFrom="paragraph">
-                  <wp:posOffset>184126</wp:posOffset>
-                </wp:positionV>
-                <wp:extent cx="410901" cy="277792"/>
-                <wp:effectExtent l="0" t="0" r="84455" b="65405"/>
-                <wp:wrapNone/>
-                <wp:docPr id="427407161" name="Straight Arrow Connector 2"/>
-                <wp:cNvGraphicFramePr/>
-                <a:graphic xmlns:a="http://schemas.openxmlformats.org/drawingml/2006/main">
-                  <a:graphicData uri="http://schemas.microsoft.com/office/word/2010/wordprocessingShape">
-                    <wps:wsp>
-                      <wps:cNvCnPr/>
-                      <wps:spPr>
-                        <a:xfrm>
-                          <a:off x="0" y="0"/>
-                          <a:ext cx="410901" cy="277792"/>
-                        </a:xfrm>
-                        <a:prstGeom prst="straightConnector1">
-                          <a:avLst/>
-                        </a:prstGeom>
-                        <a:ln>
-                          <a:tailEnd type="triangle"/>
-                        </a:ln>
-                      </wps:spPr>
-                      <wps:style>
-                        <a:lnRef idx="2">
-                          <a:schemeClr val="accent1"/>
-                        </a:lnRef>
-                        <a:fillRef idx="0">
-                          <a:schemeClr val="accent1"/>
-                        </a:fillRef>
-                        <a:effectRef idx="1">
-                          <a:schemeClr val="accent1"/>
-                        </a:effectRef>
-                        <a:fontRef idx="minor">
-                          <a:schemeClr val="tx1"/>
-                        </a:fontRef>
-                      </wps:style>
-                      <wps:bodyPr/>
-                    </wps:wsp>
-                  </a:graphicData>
-                </a:graphic>
-              </wp:anchor>
-            </w:drawing>
-          </mc:Choice>
-          <mc:Fallback>
-            <w:pict>
-              <v:shapetype w14:anchorId="53BB43ED" id="_x0000_t32" coordsize="21600,21600" o:spt="32" o:oned="t" path="m,l21600,21600e" filled="f">
-                <v:path arrowok="t" fillok="f" o:connecttype="none"/>
-                <o:lock v:ext="edit" shapetype="t"/>
-              </v:shapetype>
-              <v:shape id="Straight Arrow Connector 2" o:spid="_x0000_s1026" type="#_x0000_t32" style="position:absolute;margin-left:74.75pt;margin-top:14.5pt;width:32.35pt;height:21.85pt;z-index:251660288;visibility:visible;mso-wrap-style:square;mso-wrap-distance-left:9pt;mso-wrap-distance-top:0;mso-wrap-distance-right:9pt;mso-wrap-distance-bottom:0;mso-position-horizontal:absolute;mso-position-horizontal-relative:text;mso-position-vertical:absolute;mso-position-vertical-relative:text" o:gfxdata="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" strokecolor="#156082 [3204]" strokeweight="1.5pt">
-                <v:stroke endarrow="block" joinstyle="miter"/>
-              </v:shape>
-            </w:pict>
-          </mc:Fallback>
-        </mc:AlternateContent>
-      </w:r>
-      <w:r>
-        <w:rPr>
-          <w:noProof/>
-          <w:sz w:val="28"/>
-          <w:szCs w:val="28"/>
-        </w:rPr>
-        <mc:AlternateContent>
-          <mc:Choice Requires="wps">
-            <w:drawing>
-              <wp:anchor distT="0" distB="0" distL="114300" distR="114300" simplePos="0" relativeHeight="251659264" behindDoc="0" locked="0" layoutInCell="1" allowOverlap="1" wp14:anchorId="669E9955" wp14:editId="548210F5">
-                <wp:simplePos x="0" y="0"/>
-                <wp:positionH relativeFrom="column">
-                  <wp:posOffset>601884</wp:posOffset>
-                </wp:positionH>
-                <wp:positionV relativeFrom="paragraph">
-                  <wp:posOffset>137827</wp:posOffset>
-                </wp:positionV>
-                <wp:extent cx="312516" cy="312517"/>
-                <wp:effectExtent l="38100" t="0" r="30480" b="49530"/>
-                <wp:wrapNone/>
-                <wp:docPr id="253949619" name="Straight Arrow Connector 1"/>
-                <wp:cNvGraphicFramePr/>
-                <a:graphic xmlns:a="http://schemas.openxmlformats.org/drawingml/2006/main">
-                  <a:graphicData uri="http://schemas.microsoft.com/office/word/2010/wordprocessingShape">
-                    <wps:wsp>
-                      <wps:cNvCnPr/>
-                      <wps:spPr>
-                        <a:xfrm flipH="1">
-                          <a:off x="0" y="0"/>
-                          <a:ext cx="312516" cy="312517"/>
-                        </a:xfrm>
-                        <a:prstGeom prst="straightConnector1">
-                          <a:avLst/>
-                        </a:prstGeom>
-                        <a:ln>
-                          <a:tailEnd type="triangle"/>
-                        </a:ln>
-                      </wps:spPr>
-                      <wps:style>
-                        <a:lnRef idx="1">
-                          <a:schemeClr val="accent6"/>
-                        </a:lnRef>
-                        <a:fillRef idx="0">
-                          <a:schemeClr val="accent6"/>
-                        </a:fillRef>
-                        <a:effectRef idx="0">
-                          <a:schemeClr val="accent6"/>
-                        </a:effectRef>
-                        <a:fontRef idx="minor">
-                          <a:schemeClr val="tx1"/>
-                        </a:fontRef>
-                      </wps:style>
-                      <wps:bodyPr/>
-                    </wps:wsp>
-                  </a:graphicData>
-                </a:graphic>
-              </wp:anchor>
-            </w:drawing>
-          </mc:Choice>
-          <mc:Fallback>
-            <w:pict>
-              <v:shape w14:anchorId="497FAB26" id="Straight Arrow Connector 1" o:spid="_x0000_s1026" type="#_x0000_t32" style="position:absolute;margin-left:47.4pt;margin-top:10.85pt;width:24.6pt;height:24.6pt;flip:x;z-index:251659264;visibility:visible;mso-wrap-style:square;mso-wrap-distance-left:9pt;mso-wrap-distance-top:0;mso-wrap-distance-right:9pt;mso-wrap-distance-bottom:0;mso-position-horizontal:absolute;mso-position-horizontal-relative:text;mso-position-vertical:absolute;mso-position-vertical-relative:text" o:gfxdata="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" strokecolor="#4ea72e [3209]" strokeweight="1pt">
-                <v:stroke endarrow="block" joinstyle="miter"/>
-              </v:shape>
-            </w:pict>
-          </mc:Fallback>
-        </mc:AlternateContent>
-      </w:r>
-      <w:r>
-        <w:rPr>
-          <w:sz w:val="28"/>
-          <w:szCs w:val="28"/>
-        </w:rPr>
-        <w:tab/>
-      </w:r>
-      <w:r>
-        <w:rPr>
-          <w:sz w:val="28"/>
-          <w:szCs w:val="28"/>
-        </w:rPr>
-        <w:tab/>
-        <w:t>A</w:t>
-      </w:r>
-    </w:p>
-    <w:p>
-      <w:pPr>
-        <w:rPr>
-          <w:sz w:val="28"/>
-          <w:szCs w:val="28"/>
-        </w:rPr>
-      </w:pPr>
-      <w:r>
-        <w:rPr>
-          <w:noProof/>
-          <w:sz w:val="28"/>
-          <w:szCs w:val="28"/>
-        </w:rPr>
-        <mc:AlternateContent>
-          <mc:Choice Requires="wps">
-            <w:drawing>
-              <wp:anchor distT="0" distB="0" distL="114300" distR="114300" simplePos="0" relativeHeight="251663360" behindDoc="0" locked="0" layoutInCell="1" allowOverlap="1" wp14:anchorId="0BCF1B31" wp14:editId="05B1AEB5">
-                <wp:simplePos x="0" y="0"/>
-                <wp:positionH relativeFrom="column">
-                  <wp:posOffset>1417899</wp:posOffset>
-                </wp:positionH>
-                <wp:positionV relativeFrom="paragraph">
-                  <wp:posOffset>155157</wp:posOffset>
-                </wp:positionV>
-                <wp:extent cx="0" cy="289367"/>
-                <wp:effectExtent l="76200" t="0" r="57150" b="53975"/>
-                <wp:wrapNone/>
-                <wp:docPr id="1525974264" name="Straight Arrow Connector 5"/>
-                <wp:cNvGraphicFramePr/>
-                <a:graphic xmlns:a="http://schemas.openxmlformats.org/drawingml/2006/main">
-                  <a:graphicData uri="http://schemas.microsoft.com/office/word/2010/wordprocessingShape">
-                    <wps:wsp>
-                      <wps:cNvCnPr/>
-                      <wps:spPr>
-                        <a:xfrm>
-                          <a:off x="0" y="0"/>
-                          <a:ext cx="0" cy="289367"/>
-                        </a:xfrm>
-                        <a:prstGeom prst="straightConnector1">
-                          <a:avLst/>
-                        </a:prstGeom>
-                        <a:ln>
-                          <a:tailEnd type="triangle"/>
-                        </a:ln>
-                      </wps:spPr>
-                      <wps:style>
-                        <a:lnRef idx="2">
-                          <a:schemeClr val="accent1"/>
-                        </a:lnRef>
-                        <a:fillRef idx="0">
-                          <a:schemeClr val="accent1"/>
-                        </a:fillRef>
-                        <a:effectRef idx="1">
-                          <a:schemeClr val="accent1"/>
-                        </a:effectRef>
-                        <a:fontRef idx="minor">
-                          <a:schemeClr val="tx1"/>
-                        </a:fontRef>
-                      </wps:style>
-                      <wps:bodyPr/>
-                    </wps:wsp>
-                  </a:graphicData>
-                </a:graphic>
-              </wp:anchor>
-            </w:drawing>
-          </mc:Choice>
-          <mc:Fallback>
-            <w:pict>
-              <v:shape w14:anchorId="1DA18A50" id="Straight Arrow Connector 5" o:spid="_x0000_s1026" type="#_x0000_t32" style="position:absolute;margin-left:111.65pt;margin-top:12.2pt;width:0;height:22.8pt;z-index:251663360;visibility:visible;mso-wrap-style:square;mso-wrap-distance-left:9pt;mso-wrap-distance-top:0;mso-wrap-distance-right:9pt;mso-wrap-distance-bottom:0;mso-position-horizontal:absolute;mso-position-horizontal-relative:text;mso-position-vertical:absolute;mso-position-vertical-relative:text" o:gfxdata="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" strokecolor="#156082 [3204]" strokeweight="1.5pt">
-                <v:stroke endarrow="block" joinstyle="miter"/>
-              </v:shape>
-            </w:pict>
-          </mc:Fallback>
-        </mc:AlternateContent>
-      </w:r>
-      <w:r>
-        <w:rPr>
-          <w:noProof/>
-          <w:sz w:val="28"/>
-          <w:szCs w:val="28"/>
-        </w:rPr>
-        <mc:AlternateContent>
-          <mc:Choice Requires="wps">
-            <w:drawing>
-              <wp:anchor distT="0" distB="0" distL="114300" distR="114300" simplePos="0" relativeHeight="251662336" behindDoc="0" locked="0" layoutInCell="1" allowOverlap="1" wp14:anchorId="69C5A480" wp14:editId="3E9996E1">
-                <wp:simplePos x="0" y="0"/>
-                <wp:positionH relativeFrom="column">
-                  <wp:posOffset>491924</wp:posOffset>
-                </wp:positionH>
-                <wp:positionV relativeFrom="paragraph">
-                  <wp:posOffset>218818</wp:posOffset>
-                </wp:positionV>
-                <wp:extent cx="376177" cy="266218"/>
-                <wp:effectExtent l="0" t="0" r="81280" b="57785"/>
-                <wp:wrapNone/>
-                <wp:docPr id="1715914055" name="Straight Arrow Connector 4"/>
-                <wp:cNvGraphicFramePr/>
-                <a:graphic xmlns:a="http://schemas.openxmlformats.org/drawingml/2006/main">
-                  <a:graphicData uri="http://schemas.microsoft.com/office/word/2010/wordprocessingShape">
-                    <wps:wsp>
-                      <wps:cNvCnPr/>
-                      <wps:spPr>
-                        <a:xfrm>
-                          <a:off x="0" y="0"/>
-                          <a:ext cx="376177" cy="266218"/>
-                        </a:xfrm>
-                        <a:prstGeom prst="straightConnector1">
-                          <a:avLst/>
-                        </a:prstGeom>
-                        <a:ln>
-                          <a:tailEnd type="triangle"/>
-                        </a:ln>
-                      </wps:spPr>
-                      <wps:style>
-                        <a:lnRef idx="2">
-                          <a:schemeClr val="accent1"/>
-                        </a:lnRef>
-                        <a:fillRef idx="0">
-                          <a:schemeClr val="accent1"/>
-                        </a:fillRef>
-                        <a:effectRef idx="1">
-                          <a:schemeClr val="accent1"/>
-                        </a:effectRef>
-                        <a:fontRef idx="minor">
-                          <a:schemeClr val="tx1"/>
-                        </a:fontRef>
-                      </wps:style>
-                      <wps:bodyPr/>
-                    </wps:wsp>
-                  </a:graphicData>
-                </a:graphic>
-              </wp:anchor>
-            </w:drawing>
-          </mc:Choice>
-          <mc:Fallback>
-            <w:pict>
-              <v:shape w14:anchorId="05552C8D" id="Straight Arrow Connector 4" o:spid="_x0000_s1026" type="#_x0000_t32" style="position:absolute;margin-left:38.75pt;margin-top:17.25pt;width:29.6pt;height:20.95pt;z-index:251662336;visibility:visible;mso-wrap-style:square;mso-wrap-distance-left:9pt;mso-wrap-distance-top:0;mso-wrap-distance-right:9pt;mso-wrap-distance-bottom:0;mso-position-horizontal:absolute;mso-position-horizontal-relative:text;mso-position-vertical:absolute;mso-position-vertical-relative:text" o:gfxdata="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" strokecolor="#156082 [3204]" strokeweight="1.5pt">
-                <v:stroke endarrow="block" joinstyle="miter"/>
-              </v:shape>
-            </w:pict>
-          </mc:Fallback>
-        </mc:AlternateContent>
-      </w:r>
-      <w:r>
-        <w:rPr>
-          <w:noProof/>
-          <w:sz w:val="28"/>
-          <w:szCs w:val="28"/>
-        </w:rPr>
-        <mc:AlternateContent>
-          <mc:Choice Requires="wps">
-            <w:drawing>
-              <wp:anchor distT="0" distB="0" distL="114300" distR="114300" simplePos="0" relativeHeight="251661312" behindDoc="0" locked="0" layoutInCell="1" allowOverlap="1" wp14:anchorId="6E71E1EE" wp14:editId="22982851">
-                <wp:simplePos x="0" y="0"/>
-                <wp:positionH relativeFrom="column">
-                  <wp:posOffset>121534</wp:posOffset>
-                </wp:positionH>
-                <wp:positionV relativeFrom="paragraph">
-                  <wp:posOffset>143582</wp:posOffset>
-                </wp:positionV>
-                <wp:extent cx="347241" cy="260431"/>
-                <wp:effectExtent l="38100" t="0" r="15240" b="63500"/>
-                <wp:wrapNone/>
-                <wp:docPr id="855754246" name="Straight Arrow Connector 3"/>
-                <wp:cNvGraphicFramePr/>
-                <a:graphic xmlns:a="http://schemas.openxmlformats.org/drawingml/2006/main">
-                  <a:graphicData uri="http://schemas.microsoft.com/office/word/2010/wordprocessingShape">
-                    <wps:wsp>
-                      <wps:cNvCnPr/>
-                      <wps:spPr>
-                        <a:xfrm flipH="1">
-                          <a:off x="0" y="0"/>
-                          <a:ext cx="347241" cy="260431"/>
-                        </a:xfrm>
-                        <a:prstGeom prst="straightConnector1">
-                          <a:avLst/>
-                        </a:prstGeom>
-                        <a:ln>
-                          <a:tailEnd type="triangle"/>
-                        </a:ln>
-                      </wps:spPr>
-                      <wps:style>
-                        <a:lnRef idx="2">
-                          <a:schemeClr val="accent1"/>
-                        </a:lnRef>
-                        <a:fillRef idx="0">
-                          <a:schemeClr val="accent1"/>
-                        </a:fillRef>
-                        <a:effectRef idx="1">
-                          <a:schemeClr val="accent1"/>
-                        </a:effectRef>
-                        <a:fontRef idx="minor">
-                          <a:schemeClr val="tx1"/>
-                        </a:fontRef>
-                      </wps:style>
-                      <wps:bodyPr/>
-                    </wps:wsp>
-                  </a:graphicData>
-                </a:graphic>
-              </wp:anchor>
-            </w:drawing>
-          </mc:Choice>
-          <mc:Fallback>
-            <w:pict>
-              <v:shape w14:anchorId="1218EE03" id="Straight Arrow Connector 3" o:spid="_x0000_s1026" type="#_x0000_t32" style="position:absolute;margin-left:9.55pt;margin-top:11.3pt;width:27.35pt;height:20.5pt;flip:x;z-index:251661312;visibility:visible;mso-wrap-style:square;mso-wrap-distance-left:9pt;mso-wrap-distance-top:0;mso-wrap-distance-right:9pt;mso-wrap-distance-bottom:0;mso-position-horizontal:absolute;mso-position-horizontal-relative:text;mso-position-vertical:absolute;mso-position-vertical-relative:text" o:gfxdata="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" strokecolor="#156082 [3204]" strokeweight="1.5pt">
-                <v:stroke endarrow="block" joinstyle="miter"/>
-              </v:shape>
-            </w:pict>
-          </mc:Fallback>
-        </mc:AlternateContent>
-      </w:r>
-      <w:r>
-        <w:rPr>
-          <w:sz w:val="28"/>
-          <w:szCs w:val="28"/>
-        </w:rPr>
-        <w:tab/>
-        <w:t>B</w:t>
-      </w:r>
-      <w:r>
-        <w:rPr>
-          <w:sz w:val="28"/>
-          <w:szCs w:val="28"/>
-        </w:rPr>
-        <w:tab/>
-      </w:r>
-      <w:r>
-        <w:rPr>
-          <w:sz w:val="28"/>
-          <w:szCs w:val="28"/>
-        </w:rPr>
-        <w:tab/>
-        <w:t>C</w:t>
-      </w:r>
-    </w:p>
-    <w:p>
-      <w:pPr>
-        <w:rPr>
-          <w:sz w:val="28"/>
-          <w:szCs w:val="28"/>
-        </w:rPr>
-      </w:pPr>
-      <w:r>
-        <w:rPr>
-          <w:sz w:val="28"/>
-          <w:szCs w:val="28"/>
-        </w:rPr>
-        <w:t>D</w:t>
-      </w:r>
-      <w:r>
-        <w:rPr>
-          <w:sz w:val="28"/>
-          <w:szCs w:val="28"/>
-        </w:rPr>
-        <w:tab/>
-      </w:r>
-      <w:r>
-        <w:rPr>
-          <w:sz w:val="28"/>
-          <w:szCs w:val="28"/>
-        </w:rPr>
-        <w:tab/>
-        <w:t>E</w:t>
-      </w:r>
-      <w:r>
-        <w:rPr>
-          <w:sz w:val="28"/>
-          <w:szCs w:val="28"/>
-        </w:rPr>
-        <w:tab/>
-        <w:t>F</w:t>
-      </w:r>
-    </w:p>
-    <w:p>
-      <w:pPr>
-        <w:rPr>
-          <w:sz w:val="28"/>
-          <w:szCs w:val="28"/>
-        </w:rPr>
-      </w:pPr>
-      <w:r>
-        <w:rPr>
-          <w:sz w:val="28"/>
-          <w:szCs w:val="28"/>
-        </w:rPr>
-        <w:t>A,B,D,E,C,F</w:t>
-      </w:r>
-      <w:r>
-        <w:rPr>
-          <w:sz w:val="28"/>
-          <w:szCs w:val="28"/>
-        </w:rPr>
-        <w:tab/>
-      </w:r>
-      <w:r>
-        <w:rPr>
-          <w:sz w:val="28"/>
-          <w:szCs w:val="28"/>
-        </w:rPr>
-        <w:tab/>
-        <w:t xml:space="preserve">we use Stack concept. Memory less </w:t>
-      </w:r>
-    </w:p>
-    <w:p>
-      <w:pPr>
-        <w:rPr>
-          <w:sz w:val="28"/>
-          <w:szCs w:val="28"/>
-        </w:rPr>
-      </w:pPr>
-      <w:r>
-        <w:rPr>
-          <w:sz w:val="28"/>
-          <w:szCs w:val="28"/>
-        </w:rPr>
-        <w:t xml:space="preserve">Faster for deep tree search. </w:t>
-      </w:r>
-    </w:p>
-    <w:p>
-      <w:pPr>
-        <w:rPr>
-          <w:sz w:val="28"/>
-          <w:szCs w:val="28"/>
-        </w:rPr>
-      </w:pPr>
-      <w:r>
-        <w:rPr>
-          <w:sz w:val="28"/>
-          <w:szCs w:val="28"/>
-        </w:rPr>
-        <w:t xml:space="preserve">BFS : Breadth First search : go level by level </w:t>
-      </w:r>
-    </w:p>
-    <w:p>
-      <w:pPr>
-        <w:rPr>
-          <w:sz w:val="28"/>
-          <w:szCs w:val="28"/>
-        </w:rPr>
-      </w:pPr>
-      <w:r>
-        <w:rPr>
-          <w:sz w:val="28"/>
-          <w:szCs w:val="28"/>
-        </w:rPr>
-        <w:t>A,B,C,D,E,F</w:t>
-      </w:r>
-    </w:p>
-    <w:p>
-      <w:pPr>
-        <w:rPr>
-          <w:sz w:val="28"/>
-          <w:szCs w:val="28"/>
-        </w:rPr>
-      </w:pPr>
-      <w:r>
-        <w:rPr>
-          <w:sz w:val="28"/>
-          <w:szCs w:val="28"/>
-        </w:rPr>
-        <w:tab/>
-        <w:t xml:space="preserve">Better for shortest path. </w:t>
-      </w:r>
-    </w:p>
-    <w:p>
-      <w:pPr>
-        <w:rPr>
-          <w:sz w:val="28"/>
-          <w:szCs w:val="28"/>
-        </w:rPr>
-      </w:pPr>
-      <w:r>
-        <w:rPr>
-          <w:sz w:val="28"/>
-          <w:szCs w:val="28"/>
-        </w:rPr>
-        <w:t xml:space="preserve">Parent and child relationship </w:t>
-      </w:r>
-    </w:p>
-    <w:p>
-      <w:pPr>
-        <w:rPr>
-          <w:sz w:val="28"/>
-          <w:szCs w:val="28"/>
-        </w:rPr>
-      </w:pPr>
-      <w:r>
-        <w:rPr>
-          <w:sz w:val="28"/>
-          <w:szCs w:val="28"/>
-        </w:rPr>
-        <w:t xml:space="preserve">Uni-directional </w:t>
-      </w:r>
-    </w:p>
-    <w:p>
-      <w:pPr>
-        <w:rPr>
-          <w:sz w:val="28"/>
-          <w:szCs w:val="28"/>
-          <w:highlight w:val="yellow"/>
-        </w:rPr>
-      </w:pPr>
-    </w:p>
-    <w:p>
-      <w:pPr>
-        <w:rPr>
-          <w:sz w:val="28"/>
-          <w:szCs w:val="28"/>
-          <w:highlight w:val="yellow"/>
-        </w:rPr>
-      </w:pPr>
-    </w:p>
-    <w:p>
-      <w:pPr>
-        <w:rPr>
-          <w:sz w:val="28"/>
-          <w:szCs w:val="28"/>
-          <w:highlight w:val="yellow"/>
-        </w:rPr>
-      </w:pPr>
-    </w:p>
-    <w:p>
-      <w:pPr>
-        <w:rPr>
-          <w:sz w:val="28"/>
-          <w:szCs w:val="28"/>
-          <w:highlight w:val="yellow"/>
-        </w:rPr>
-      </w:pPr>
-    </w:p>
-    <w:p>
-      <w:pPr>
-        <w:rPr>
-          <w:sz w:val="28"/>
-          <w:szCs w:val="28"/>
-          <w:highlight w:val="yellow"/>
-        </w:rPr>
-      </w:pPr>
-    </w:p>
-    <w:p>
-      <w:pPr>
-        <w:rPr>
-          <w:sz w:val="28"/>
-          <w:szCs w:val="28"/>
-        </w:rPr>
-      </w:pPr>
-      <w:r>
-        <w:rPr>
-          <w:sz w:val="28"/>
-          <w:szCs w:val="28"/>
-          <w:highlight w:val="yellow"/>
-        </w:rPr>
-        <w:t>Graph</w:t>
-      </w:r>
-      <w:r>
-        <w:rPr>
-          <w:sz w:val="28"/>
-          <w:szCs w:val="28"/>
-        </w:rPr>
-        <w:t xml:space="preserve"> </w:t>
-      </w:r>
-      <w:r>
-        <w:rPr>
-          <w:sz w:val="28"/>
-          <w:szCs w:val="28"/>
-        </w:rPr>
-        <w:tab/>
-      </w:r>
-      <w:r>
-        <w:rPr>
-          <w:sz w:val="28"/>
-          <w:szCs w:val="28"/>
-        </w:rPr>
-        <w:tab/>
-        <w:t xml:space="preserve">queue, </w:t>
-      </w:r>
-      <w:r>
-        <w:rPr>
-          <w:sz w:val="28"/>
-          <w:szCs w:val="28"/>
-        </w:rPr>
-        <w:tab/>
-        <w:t xml:space="preserve">more memory  </w:t>
-      </w:r>
-    </w:p>
-    <w:p>
-      <w:pPr>
-        <w:rPr>
-          <w:sz w:val="28"/>
-          <w:szCs w:val="28"/>
-        </w:rPr>
-      </w:pPr>
-    </w:p>
-    <w:p>
-      <w:pPr>
-        <w:rPr>
-          <w:sz w:val="28"/>
-          <w:szCs w:val="28"/>
-        </w:rPr>
-      </w:pPr>
-      <w:r>
-        <w:rPr>
-          <w:sz w:val="28"/>
-          <w:szCs w:val="28"/>
-        </w:rPr>
-        <w:t xml:space="preserve">Graph is a non linear data structure consisting of node (vertex) and edge (connection between node or vertex) ie bi-directional or uni-directional. </w:t>
-      </w:r>
-    </w:p>
-    <w:p>
-      <w:pPr>
-        <w:rPr>
-          <w:sz w:val="28"/>
-          <w:szCs w:val="28"/>
-        </w:rPr>
-      </w:pPr>
-      <w:r>
-        <w:rPr>
-          <w:sz w:val="28"/>
-          <w:szCs w:val="28"/>
-        </w:rPr>
-        <w:t xml:space="preserve">Types of graphs </w:t>
-      </w:r>
-    </w:p>
-    <w:p>
-      <w:pPr>
-        <w:pStyle w:val="ListParagraph"/>
-        <w:numPr>
-          <w:ilvl w:val="0"/>
-          <w:numId w:val="16"/>
-        </w:numPr>
-        <w:rPr>
-          <w:sz w:val="28"/>
-          <w:szCs w:val="28"/>
-        </w:rPr>
-      </w:pPr>
-      <w:r>
-        <w:rPr>
-          <w:sz w:val="28"/>
-          <w:szCs w:val="28"/>
-        </w:rPr>
-        <w:t xml:space="preserve">uni-directional </w:t>
-      </w:r>
-    </w:p>
-    <w:p>
-      <w:pPr>
-        <w:pStyle w:val="ListParagraph"/>
-        <w:numPr>
-          <w:ilvl w:val="0"/>
-          <w:numId w:val="16"/>
-        </w:numPr>
-        <w:rPr>
-          <w:sz w:val="28"/>
-          <w:szCs w:val="28"/>
-        </w:rPr>
-      </w:pPr>
-      <w:r>
-        <w:rPr>
-          <w:sz w:val="28"/>
-          <w:szCs w:val="28"/>
-        </w:rPr>
-        <w:t xml:space="preserve">bi-directional </w:t>
-      </w:r>
-    </w:p>
-    <w:p>
-      <w:pPr>
-        <w:pStyle w:val="ListParagraph"/>
-        <w:numPr>
-          <w:ilvl w:val="0"/>
-          <w:numId w:val="16"/>
-        </w:numPr>
-        <w:rPr>
-          <w:sz w:val="28"/>
-          <w:szCs w:val="28"/>
-        </w:rPr>
-      </w:pPr>
-      <w:r>
-        <w:rPr>
-          <w:sz w:val="28"/>
-          <w:szCs w:val="28"/>
-        </w:rPr>
-        <w:t xml:space="preserve">cyclic graph </w:t>
-      </w:r>
-    </w:p>
-    <w:p>
-      <w:pPr>
-        <w:pStyle w:val="ListParagraph"/>
-        <w:numPr>
-          <w:ilvl w:val="0"/>
-          <w:numId w:val="16"/>
-        </w:numPr>
-        <w:rPr>
-          <w:sz w:val="28"/>
-          <w:szCs w:val="28"/>
-        </w:rPr>
-      </w:pPr>
-      <w:r>
-        <w:rPr>
-          <w:sz w:val="28"/>
-          <w:szCs w:val="28"/>
-        </w:rPr>
-        <w:t xml:space="preserve">weight of the graph </w:t>
-      </w:r>
-      <w:r>
-        <w:rPr>
-          <w:sz w:val="28"/>
-          <w:szCs w:val="28"/>
-        </w:rPr>
-        <w:sym w:font="Wingdings" w:char="F0E0"/>
-      </w:r>
-      <w:r>
-        <w:rPr>
-          <w:sz w:val="28"/>
-          <w:szCs w:val="28"/>
-        </w:rPr>
-        <w:t xml:space="preserve"> edge have weight (cost, distance) </w:t>
-      </w:r>
-    </w:p>
-    <w:p>
-      <w:pPr>
-        <w:pStyle w:val="ListParagraph"/>
-        <w:numPr>
-          <w:ilvl w:val="0"/>
-          <w:numId w:val="16"/>
-        </w:numPr>
-        <w:rPr>
-          <w:sz w:val="28"/>
-          <w:szCs w:val="28"/>
-        </w:rPr>
-      </w:pPr>
-      <w:r>
-        <w:rPr>
-          <w:sz w:val="28"/>
-          <w:szCs w:val="28"/>
-        </w:rPr>
-        <w:t>unweight of the graph</w:t>
-      </w:r>
-      <w:r>
-        <w:rPr>
-          <w:sz w:val="28"/>
-          <w:szCs w:val="28"/>
-        </w:rPr>
-        <w:sym w:font="Wingdings" w:char="F0E0"/>
-      </w:r>
-      <w:r>
-        <w:rPr>
-          <w:sz w:val="28"/>
-          <w:szCs w:val="28"/>
-        </w:rPr>
-        <w:t xml:space="preserve"> all graphs are equal </w:t>
-      </w:r>
-    </w:p>
-    <w:p>
-      <w:pPr>
-        <w:ind w:left="360"/>
-        <w:rPr>
-          <w:sz w:val="28"/>
-          <w:szCs w:val="28"/>
-        </w:rPr>
-      </w:pPr>
-    </w:p>
-    <w:p>
-      <w:pPr>
-        <w:pStyle w:val="ListParagraph"/>
-        <w:numPr>
-          <w:ilvl w:val="0"/>
-          <w:numId w:val="17"/>
-        </w:numPr>
-        <w:rPr>
-          <w:sz w:val="28"/>
-          <w:szCs w:val="28"/>
-        </w:rPr>
-      </w:pPr>
-      <w:r>
-        <w:rPr>
-          <w:sz w:val="28"/>
-          <w:szCs w:val="28"/>
-        </w:rPr>
-        <w:t xml:space="preserve">social media </w:t>
-      </w:r>
-      <w:r>
-        <w:rPr>
-          <w:sz w:val="28"/>
-          <w:szCs w:val="28"/>
-        </w:rPr>
-        <w:sym w:font="Wingdings" w:char="F0E0"/>
-      </w:r>
-      <w:r>
-        <w:rPr>
-          <w:sz w:val="28"/>
-          <w:szCs w:val="28"/>
-        </w:rPr>
-        <w:t xml:space="preserve">bi-directional </w:t>
-      </w:r>
-    </w:p>
-    <w:p>
-      <w:pPr>
-        <w:pStyle w:val="ListParagraph"/>
-        <w:numPr>
-          <w:ilvl w:val="0"/>
-          <w:numId w:val="17"/>
-        </w:numPr>
-        <w:rPr>
-          <w:sz w:val="28"/>
-          <w:szCs w:val="28"/>
-        </w:rPr>
-      </w:pPr>
-      <w:r>
-        <w:rPr>
-          <w:sz w:val="28"/>
-          <w:szCs w:val="28"/>
-        </w:rPr>
-        <w:t xml:space="preserve">google map </w:t>
-      </w:r>
-      <w:r>
-        <w:rPr>
-          <w:sz w:val="28"/>
-          <w:szCs w:val="28"/>
-        </w:rPr>
-        <w:sym w:font="Wingdings" w:char="F0E0"/>
-      </w:r>
-      <w:r>
-        <w:rPr>
-          <w:sz w:val="28"/>
-          <w:szCs w:val="28"/>
-        </w:rPr>
-        <w:t xml:space="preserve"> </w:t>
-      </w:r>
-    </w:p>
-    <w:p>
-      <w:pPr>
-        <w:pStyle w:val="ListParagraph"/>
-        <w:numPr>
-          <w:ilvl w:val="0"/>
-          <w:numId w:val="17"/>
-        </w:numPr>
-        <w:rPr>
-          <w:sz w:val="28"/>
-          <w:szCs w:val="28"/>
-        </w:rPr>
-      </w:pPr>
-      <w:r>
-        <w:rPr>
-          <w:sz w:val="28"/>
-          <w:szCs w:val="28"/>
-        </w:rPr>
-        <w:t xml:space="preserve">networking </w:t>
-      </w:r>
-      <w:r>
-        <w:rPr>
-          <w:sz w:val="28"/>
-          <w:szCs w:val="28"/>
-        </w:rPr>
-        <w:sym w:font="Wingdings" w:char="F0E0"/>
-      </w:r>
-    </w:p>
-    <w:p>
-      <w:pPr>
-        <w:rPr>
-          <w:sz w:val="28"/>
-          <w:szCs w:val="28"/>
-        </w:rPr>
-      </w:pPr>
-    </w:p>
-    <w:p>
-      <w:pPr>
-        <w:rPr>
-          <w:sz w:val="28"/>
-          <w:szCs w:val="28"/>
-        </w:rPr>
-      </w:pPr>
-    </w:p>
-    <w:p>
-      <w:pPr>
-        <w:rPr>
-          <w:sz w:val="28"/>
-          <w:szCs w:val="28"/>
-        </w:rPr>
-      </w:pPr>
-    </w:p>
-    <w:p>
-      <w:pPr>
-        <w:ind w:left="720"/>
-        <w:rPr>
-          <w:sz w:val="28"/>
-          <w:szCs w:val="28"/>
-        </w:rPr>
-      </w:pPr>
-    </w:p>
-    <w:p>
-      <w:pPr>
-        <w:ind w:left="720"/>
-        <w:rPr>
-          <w:sz w:val="28"/>
-          <w:szCs w:val="28"/>
-        </w:rPr>
-      </w:pPr>
-    </w:p>
-    <w:p>
-      <w:pPr>
-        <w:ind w:left="360"/>
-        <w:rPr>
-          <w:sz w:val="28"/>
-          <w:szCs w:val="28"/>
+        <w:rPr>
+          <w:sz w:val="28"/>
+          <w:szCs w:val="28"/>
+          <w:lang w:val="en-US"/>
         </w:rPr>
       </w:pPr>
     </w:p>

--- a/FSD MERN - Data Structures and Algorithms MARCH 2026 batch 1/FSD MERN - Data Structures and Algorithms - Day 4 - 29-03-2026.docx
+++ b/FSD MERN - Data Structures and Algorithms MARCH 2026 batch 1/FSD MERN - Data Structures and Algorithms - Day 4 - 29-03-2026.docx
@@ -481,6 +481,286 @@
         </w:rPr>
         <w:t xml:space="preserve"> unique and value can be duplicate. </w:t>
       </w:r>
+    </w:p>
+    <w:p>
+      <w:pPr>
+        <w:rPr>
+          <w:sz w:val="28"/>
+          <w:szCs w:val="28"/>
+          <w:lang w:val="en-US"/>
+        </w:rPr>
+      </w:pPr>
+      <w:proofErr w:type="spellStart"/>
+      <w:r>
+        <w:rPr>
+          <w:sz w:val="28"/>
+          <w:szCs w:val="28"/>
+          <w:highlight w:val="yellow"/>
+          <w:lang w:val="en-US"/>
+        </w:rPr>
+        <w:t>WeakMap</w:t>
+      </w:r>
+      <w:proofErr w:type="spellEnd"/>
+      <w:r>
+        <w:rPr>
+          <w:sz w:val="28"/>
+          <w:szCs w:val="28"/>
+          <w:highlight w:val="yellow"/>
+          <w:lang w:val="en-US"/>
+        </w:rPr>
+        <w:t>:</w:t>
+      </w:r>
+      <w:r>
+        <w:rPr>
+          <w:sz w:val="28"/>
+          <w:szCs w:val="28"/>
+          <w:lang w:val="en-US"/>
+        </w:rPr>
+        <w:t xml:space="preserve"> </w:t>
+      </w:r>
+      <w:proofErr w:type="spellStart"/>
+      <w:r>
+        <w:rPr>
+          <w:sz w:val="28"/>
+          <w:szCs w:val="28"/>
+          <w:lang w:val="en-US"/>
+        </w:rPr>
+        <w:t>WeakMap</w:t>
+      </w:r>
+      <w:proofErr w:type="spellEnd"/>
+      <w:r>
+        <w:rPr>
+          <w:sz w:val="28"/>
+          <w:szCs w:val="28"/>
+          <w:lang w:val="en-US"/>
+        </w:rPr>
+        <w:t xml:space="preserve"> is a type of map which </w:t>
+      </w:r>
+      <w:proofErr w:type="gramStart"/>
+      <w:r>
+        <w:rPr>
+          <w:sz w:val="28"/>
+          <w:szCs w:val="28"/>
+          <w:lang w:val="en-US"/>
+        </w:rPr>
+        <w:t>help</w:t>
+      </w:r>
+      <w:proofErr w:type="gramEnd"/>
+      <w:r>
+        <w:rPr>
+          <w:sz w:val="28"/>
+          <w:szCs w:val="28"/>
+          <w:lang w:val="en-US"/>
+        </w:rPr>
+        <w:t xml:space="preserve"> to store key-value pairs. Key must be type of </w:t>
+      </w:r>
+      <w:proofErr w:type="gramStart"/>
+      <w:r>
+        <w:rPr>
+          <w:sz w:val="28"/>
+          <w:szCs w:val="28"/>
+          <w:lang w:val="en-US"/>
+        </w:rPr>
+        <w:t>object</w:t>
+      </w:r>
+      <w:proofErr w:type="gramEnd"/>
+      <w:r>
+        <w:rPr>
+          <w:sz w:val="28"/>
+          <w:szCs w:val="28"/>
+          <w:lang w:val="en-US"/>
+        </w:rPr>
+        <w:t xml:space="preserve"> not primitive value can be any </w:t>
+      </w:r>
+      <w:proofErr w:type="gramStart"/>
+      <w:r>
+        <w:rPr>
+          <w:sz w:val="28"/>
+          <w:szCs w:val="28"/>
+          <w:lang w:val="en-US"/>
+        </w:rPr>
+        <w:t>types</w:t>
+      </w:r>
+      <w:proofErr w:type="gramEnd"/>
+      <w:r>
+        <w:rPr>
+          <w:sz w:val="28"/>
+          <w:szCs w:val="28"/>
+          <w:lang w:val="en-US"/>
+        </w:rPr>
+        <w:t xml:space="preserve">. Weak Map support for auto garbage </w:t>
+      </w:r>
+      <w:proofErr w:type="gramStart"/>
+      <w:r>
+        <w:rPr>
+          <w:sz w:val="28"/>
+          <w:szCs w:val="28"/>
+          <w:lang w:val="en-US"/>
+        </w:rPr>
+        <w:t>collector</w:t>
+      </w:r>
+      <w:proofErr w:type="gramEnd"/>
+      <w:r>
+        <w:rPr>
+          <w:sz w:val="28"/>
+          <w:szCs w:val="28"/>
+          <w:lang w:val="en-US"/>
+        </w:rPr>
+        <w:t xml:space="preserve">. Weak </w:t>
+      </w:r>
+      <w:proofErr w:type="gramStart"/>
+      <w:r>
+        <w:rPr>
+          <w:sz w:val="28"/>
+          <w:szCs w:val="28"/>
+          <w:lang w:val="en-US"/>
+        </w:rPr>
+        <w:t>map</w:t>
+      </w:r>
+      <w:proofErr w:type="gramEnd"/>
+      <w:r>
+        <w:rPr>
+          <w:sz w:val="28"/>
+          <w:szCs w:val="28"/>
+          <w:lang w:val="en-US"/>
+        </w:rPr>
+        <w:t xml:space="preserve"> can’t be </w:t>
+      </w:r>
+      <w:proofErr w:type="spellStart"/>
+      <w:r>
+        <w:rPr>
+          <w:sz w:val="28"/>
+          <w:szCs w:val="28"/>
+          <w:lang w:val="en-US"/>
+        </w:rPr>
+        <w:t>Iterable</w:t>
+      </w:r>
+      <w:proofErr w:type="spellEnd"/>
+      <w:r>
+        <w:rPr>
+          <w:sz w:val="28"/>
+          <w:szCs w:val="28"/>
+          <w:lang w:val="en-US"/>
+        </w:rPr>
+        <w:t xml:space="preserve">. </w:t>
+      </w:r>
+    </w:p>
+    <w:p>
+      <w:pPr>
+        <w:rPr>
+          <w:sz w:val="28"/>
+          <w:szCs w:val="28"/>
+          <w:lang w:val="en-US"/>
+        </w:rPr>
+      </w:pPr>
+    </w:p>
+    <w:p>
+      <w:pPr>
+        <w:rPr>
+          <w:sz w:val="28"/>
+          <w:szCs w:val="28"/>
+          <w:lang w:val="en-US"/>
+        </w:rPr>
+      </w:pPr>
+      <w:r>
+        <w:rPr>
+          <w:sz w:val="28"/>
+          <w:szCs w:val="28"/>
+          <w:highlight w:val="yellow"/>
+          <w:lang w:val="en-US"/>
+        </w:rPr>
+        <w:t>Sorting and searching algorithms</w:t>
+      </w:r>
+    </w:p>
+    <w:p>
+      <w:pPr>
+        <w:rPr>
+          <w:sz w:val="28"/>
+          <w:szCs w:val="28"/>
+          <w:lang w:val="en-US"/>
+        </w:rPr>
+      </w:pPr>
+    </w:p>
+    <w:p>
+      <w:pPr>
+        <w:rPr>
+          <w:sz w:val="28"/>
+          <w:szCs w:val="28"/>
+          <w:lang w:val="en-US"/>
+        </w:rPr>
+      </w:pPr>
+    </w:p>
+    <w:p>
+      <w:pPr>
+        <w:rPr>
+          <w:sz w:val="28"/>
+          <w:szCs w:val="28"/>
+          <w:lang w:val="en-US"/>
+        </w:rPr>
+      </w:pPr>
+    </w:p>
+    <w:p>
+      <w:pPr>
+        <w:rPr>
+          <w:sz w:val="28"/>
+          <w:szCs w:val="28"/>
+          <w:lang w:val="en-US"/>
+        </w:rPr>
+      </w:pPr>
+    </w:p>
+    <w:p>
+      <w:pPr>
+        <w:rPr>
+          <w:sz w:val="28"/>
+          <w:szCs w:val="28"/>
+          <w:lang w:val="en-US"/>
+        </w:rPr>
+      </w:pPr>
+    </w:p>
+    <w:p>
+      <w:pPr>
+        <w:rPr>
+          <w:sz w:val="28"/>
+          <w:szCs w:val="28"/>
+          <w:lang w:val="en-US"/>
+        </w:rPr>
+      </w:pPr>
+    </w:p>
+    <w:p>
+      <w:pPr>
+        <w:rPr>
+          <w:sz w:val="28"/>
+          <w:szCs w:val="28"/>
+          <w:lang w:val="en-US"/>
+        </w:rPr>
+      </w:pPr>
+    </w:p>
+    <w:p>
+      <w:pPr>
+        <w:rPr>
+          <w:sz w:val="28"/>
+          <w:szCs w:val="28"/>
+          <w:lang w:val="en-US"/>
+        </w:rPr>
+      </w:pPr>
+    </w:p>
+    <w:p>
+      <w:pPr>
+        <w:rPr>
+          <w:sz w:val="28"/>
+          <w:szCs w:val="28"/>
+          <w:lang w:val="en-US"/>
+        </w:rPr>
+      </w:pPr>
+    </w:p>
+    <w:p>
+      <w:pPr>
+        <w:rPr>
+          <w:sz w:val="28"/>
+          <w:szCs w:val="28"/>
+          <w:lang w:val="en-US"/>
+        </w:rPr>
+      </w:pPr>
     </w:p>
     <w:p>
       <w:pPr>

--- a/FSD MERN - Data Structures and Algorithms MARCH 2026 batch 1/FSD MERN - Data Structures and Algorithms - Day 4 - 29-03-2026.docx
+++ b/FSD MERN - Data Structures and Algorithms MARCH 2026 batch 1/FSD MERN - Data Structures and Algorithms - Day 4 - 29-03-2026.docx
@@ -51,7 +51,6 @@
           <w:lang w:val="en-US"/>
         </w:rPr>
       </w:pPr>
-      <w:proofErr w:type="gramStart"/>
       <w:r>
         <w:rPr>
           <w:b/>
@@ -60,29 +59,158 @@
           <w:szCs w:val="28"/>
           <w:lang w:val="en-US"/>
         </w:rPr>
-        <w:t>Set :</w:t>
-      </w:r>
-      <w:proofErr w:type="gramEnd"/>
-      <w:r>
-        <w:rPr>
-          <w:b/>
-          <w:bCs/>
+        <w:t xml:space="preserve">Set : </w:t>
+      </w:r>
+      <w:r>
+        <w:rPr>
+          <w:sz w:val="28"/>
+          <w:szCs w:val="28"/>
+          <w:lang w:val="en-US"/>
+        </w:rPr>
+        <w:t xml:space="preserve">Set is a type of </w:t>
+      </w:r>
+      <w:proofErr w:type="spellStart"/>
+      <w:r>
+        <w:rPr>
+          <w:sz w:val="28"/>
+          <w:szCs w:val="28"/>
+          <w:lang w:val="en-US"/>
+        </w:rPr>
+        <w:t>pre defined</w:t>
+      </w:r>
+      <w:proofErr w:type="spellEnd"/>
+      <w:r>
+        <w:rPr>
+          <w:sz w:val="28"/>
+          <w:szCs w:val="28"/>
+          <w:lang w:val="en-US"/>
+        </w:rPr>
+        <w:t xml:space="preserve"> object or reference data types which help to store unique data of type number, string, object etc. Set maintain the order. </w:t>
+      </w:r>
+      <w:r>
+        <w:rPr>
+          <w:sz w:val="28"/>
+          <w:szCs w:val="28"/>
+          <w:lang w:val="en-US"/>
+        </w:rPr>
+        <w:t xml:space="preserve">Set not index. </w:t>
+      </w:r>
+    </w:p>
+    <w:p>
+      <w:pPr>
+        <w:rPr>
+          <w:sz w:val="28"/>
+          <w:szCs w:val="28"/>
+          <w:lang w:val="en-US"/>
+        </w:rPr>
+      </w:pPr>
+      <w:r>
+        <w:rPr>
+          <w:sz w:val="28"/>
+          <w:szCs w:val="28"/>
+          <w:lang w:val="en-US"/>
+        </w:rPr>
+        <w:t>let ss = new Set();</w:t>
+      </w:r>
+    </w:p>
+    <w:p>
+      <w:pPr>
+        <w:rPr>
+          <w:sz w:val="28"/>
+          <w:szCs w:val="28"/>
+          <w:lang w:val="en-US"/>
+        </w:rPr>
+      </w:pPr>
+      <w:proofErr w:type="spellStart"/>
+      <w:r>
+        <w:rPr>
+          <w:sz w:val="28"/>
+          <w:szCs w:val="28"/>
+          <w:highlight w:val="yellow"/>
+          <w:lang w:val="en-US"/>
+        </w:rPr>
+        <w:t>WeakSet</w:t>
+      </w:r>
+      <w:proofErr w:type="spellEnd"/>
+      <w:r>
+        <w:rPr>
+          <w:sz w:val="28"/>
+          <w:szCs w:val="28"/>
+          <w:highlight w:val="yellow"/>
+          <w:lang w:val="en-US"/>
+        </w:rPr>
+        <w:t xml:space="preserve"> :</w:t>
+      </w:r>
+      <w:r>
+        <w:rPr>
           <w:sz w:val="28"/>
           <w:szCs w:val="28"/>
           <w:lang w:val="en-US"/>
         </w:rPr>
         <w:t xml:space="preserve"> </w:t>
       </w:r>
-      <w:r>
-        <w:rPr>
-          <w:sz w:val="28"/>
-          <w:szCs w:val="28"/>
-          <w:lang w:val="en-US"/>
-        </w:rPr>
-        <w:t xml:space="preserve">Set is a type of </w:t>
-      </w:r>
       <w:proofErr w:type="spellStart"/>
-      <w:proofErr w:type="gramStart"/>
+      <w:r>
+        <w:rPr>
+          <w:sz w:val="28"/>
+          <w:szCs w:val="28"/>
+          <w:lang w:val="en-US"/>
+        </w:rPr>
+        <w:t>WeakSet</w:t>
+      </w:r>
+      <w:proofErr w:type="spellEnd"/>
+      <w:r>
+        <w:rPr>
+          <w:sz w:val="28"/>
+          <w:szCs w:val="28"/>
+          <w:lang w:val="en-US"/>
+        </w:rPr>
+        <w:t xml:space="preserve"> is a type of set object which allow to store only object not a primitive. It hold weak reference(object can be Garbage collector). </w:t>
+      </w:r>
+    </w:p>
+    <w:p>
+      <w:pPr>
+        <w:rPr>
+          <w:sz w:val="28"/>
+          <w:szCs w:val="28"/>
+          <w:lang w:val="en-US"/>
+        </w:rPr>
+      </w:pPr>
+      <w:r>
+        <w:rPr>
+          <w:sz w:val="28"/>
+          <w:szCs w:val="28"/>
+          <w:lang w:val="en-US"/>
+        </w:rPr>
+        <w:t xml:space="preserve">We can’t use iterator or loop for weak set. </w:t>
+      </w:r>
+    </w:p>
+    <w:p>
+      <w:pPr>
+        <w:rPr>
+          <w:sz w:val="28"/>
+          <w:szCs w:val="28"/>
+          <w:lang w:val="en-US"/>
+        </w:rPr>
+      </w:pPr>
+      <w:r>
+        <w:rPr>
+          <w:sz w:val="28"/>
+          <w:szCs w:val="28"/>
+          <w:highlight w:val="yellow"/>
+          <w:lang w:val="en-US"/>
+        </w:rPr>
+        <w:t>Map</w:t>
+      </w:r>
+      <w:r>
+        <w:rPr>
+          <w:sz w:val="28"/>
+          <w:szCs w:val="28"/>
+          <w:lang w:val="en-US"/>
+        </w:rPr>
+        <w:t xml:space="preserve"> : Map is a type of </w:t>
+      </w:r>
+      <w:proofErr w:type="spellStart"/>
       <w:r>
         <w:rPr>
           <w:sz w:val="28"/>
@@ -92,104 +220,31 @@
         <w:t>pre defined</w:t>
       </w:r>
       <w:proofErr w:type="spellEnd"/>
-      <w:proofErr w:type="gramEnd"/>
-      <w:r>
-        <w:rPr>
-          <w:sz w:val="28"/>
-          <w:szCs w:val="28"/>
-          <w:lang w:val="en-US"/>
-        </w:rPr>
-        <w:t xml:space="preserve"> object or reference data </w:t>
-      </w:r>
-      <w:proofErr w:type="gramStart"/>
-      <w:r>
-        <w:rPr>
-          <w:sz w:val="28"/>
-          <w:szCs w:val="28"/>
-          <w:lang w:val="en-US"/>
-        </w:rPr>
-        <w:t>types</w:t>
-      </w:r>
-      <w:proofErr w:type="gramEnd"/>
-      <w:r>
-        <w:rPr>
-          <w:sz w:val="28"/>
-          <w:szCs w:val="28"/>
-          <w:lang w:val="en-US"/>
-        </w:rPr>
-        <w:t xml:space="preserve"> which </w:t>
-      </w:r>
-      <w:proofErr w:type="gramStart"/>
-      <w:r>
-        <w:rPr>
-          <w:sz w:val="28"/>
-          <w:szCs w:val="28"/>
-          <w:lang w:val="en-US"/>
-        </w:rPr>
-        <w:t>help</w:t>
-      </w:r>
-      <w:proofErr w:type="gramEnd"/>
-      <w:r>
-        <w:rPr>
-          <w:sz w:val="28"/>
-          <w:szCs w:val="28"/>
-          <w:lang w:val="en-US"/>
-        </w:rPr>
-        <w:t xml:space="preserve"> to store unique data of type number, string, object etc. Set maintain the order. </w:t>
-      </w:r>
-      <w:r>
-        <w:rPr>
-          <w:sz w:val="28"/>
-          <w:szCs w:val="28"/>
-          <w:lang w:val="en-US"/>
-        </w:rPr>
-        <w:t xml:space="preserve">Set </w:t>
-      </w:r>
-      <w:proofErr w:type="gramStart"/>
-      <w:r>
-        <w:rPr>
-          <w:sz w:val="28"/>
-          <w:szCs w:val="28"/>
-          <w:lang w:val="en-US"/>
-        </w:rPr>
-        <w:t>not</w:t>
-      </w:r>
-      <w:proofErr w:type="gramEnd"/>
-      <w:r>
-        <w:rPr>
-          <w:sz w:val="28"/>
-          <w:szCs w:val="28"/>
-          <w:lang w:val="en-US"/>
-        </w:rPr>
-        <w:t xml:space="preserve"> index. </w:t>
-      </w:r>
-    </w:p>
-    <w:p>
-      <w:pPr>
-        <w:rPr>
-          <w:sz w:val="28"/>
-          <w:szCs w:val="28"/>
-          <w:lang w:val="en-US"/>
-        </w:rPr>
-      </w:pPr>
-      <w:r>
-        <w:rPr>
-          <w:sz w:val="28"/>
-          <w:szCs w:val="28"/>
-          <w:lang w:val="en-US"/>
-        </w:rPr>
-        <w:t xml:space="preserve">let ss = new </w:t>
-      </w:r>
-      <w:proofErr w:type="gramStart"/>
-      <w:r>
-        <w:rPr>
-          <w:sz w:val="28"/>
-          <w:szCs w:val="28"/>
-          <w:lang w:val="en-US"/>
-        </w:rPr>
-        <w:t>Set();</w:t>
-      </w:r>
-      <w:proofErr w:type="gramEnd"/>
+      <w:r>
+        <w:rPr>
+          <w:sz w:val="28"/>
+          <w:szCs w:val="28"/>
+          <w:lang w:val="en-US"/>
+        </w:rPr>
+        <w:t xml:space="preserve"> or reference data types which is use to store key-value pairs. </w:t>
+      </w:r>
+      <w:r>
+        <w:rPr>
+          <w:sz w:val="28"/>
+          <w:szCs w:val="28"/>
+          <w:highlight w:val="yellow"/>
+          <w:lang w:val="en-US"/>
+        </w:rPr>
+        <w:t>Key can be any data types</w:t>
+      </w:r>
+      <w:r>
+        <w:rPr>
+          <w:sz w:val="28"/>
+          <w:szCs w:val="28"/>
+          <w:lang w:val="en-US"/>
+        </w:rPr>
+        <w:t xml:space="preserve"> and key is unique and value can be duplicate. </w:t>
+      </w:r>
     </w:p>
     <w:p>
       <w:pPr>
@@ -200,7 +255,6 @@
         </w:rPr>
       </w:pPr>
       <w:proofErr w:type="spellStart"/>
-      <w:proofErr w:type="gramStart"/>
       <w:r>
         <w:rPr>
           <w:sz w:val="28"/>
@@ -208,7 +262,7 @@
           <w:highlight w:val="yellow"/>
           <w:lang w:val="en-US"/>
         </w:rPr>
-        <w:t>WeakSet</w:t>
+        <w:t>WeakMap</w:t>
       </w:r>
       <w:proofErr w:type="spellEnd"/>
       <w:r>
@@ -218,9 +272,8 @@
           <w:highlight w:val="yellow"/>
           <w:lang w:val="en-US"/>
         </w:rPr>
-        <w:t xml:space="preserve"> :</w:t>
-      </w:r>
-      <w:proofErr w:type="gramEnd"/>
+        <w:t>:</w:t>
+      </w:r>
       <w:r>
         <w:rPr>
           <w:sz w:val="28"/>
@@ -236,7 +289,7 @@
           <w:szCs w:val="28"/>
           <w:lang w:val="en-US"/>
         </w:rPr>
-        <w:t>WeakSet</w:t>
+        <w:t>WeakMap</w:t>
       </w:r>
       <w:proofErr w:type="spellEnd"/>
       <w:r>
@@ -245,450 +298,970 @@
           <w:szCs w:val="28"/>
           <w:lang w:val="en-US"/>
         </w:rPr>
-        <w:t xml:space="preserve"> is a type of set object which </w:t>
-      </w:r>
-      <w:proofErr w:type="gramStart"/>
-      <w:r>
-        <w:rPr>
-          <w:sz w:val="28"/>
-          <w:szCs w:val="28"/>
-          <w:lang w:val="en-US"/>
-        </w:rPr>
-        <w:t>allow</w:t>
-      </w:r>
-      <w:proofErr w:type="gramEnd"/>
-      <w:r>
-        <w:rPr>
-          <w:sz w:val="28"/>
-          <w:szCs w:val="28"/>
-          <w:lang w:val="en-US"/>
-        </w:rPr>
+        <w:t xml:space="preserve"> is a type of map which help to store key-value pairs. Key must be type of object not primitive value can be any types. Weak Map support for auto garbage collector. Weak map can’t be </w:t>
+      </w:r>
+      <w:proofErr w:type="spellStart"/>
+      <w:r>
+        <w:rPr>
+          <w:sz w:val="28"/>
+          <w:szCs w:val="28"/>
+          <w:lang w:val="en-US"/>
+        </w:rPr>
+        <w:t>Iterable</w:t>
+      </w:r>
+      <w:proofErr w:type="spellEnd"/>
+      <w:r>
+        <w:rPr>
+          <w:sz w:val="28"/>
+          <w:szCs w:val="28"/>
+          <w:lang w:val="en-US"/>
+        </w:rPr>
+        <w:t xml:space="preserve">. </w:t>
+      </w:r>
+    </w:p>
+    <w:p>
+      <w:pPr>
+        <w:rPr>
+          <w:sz w:val="28"/>
+          <w:szCs w:val="28"/>
+          <w:lang w:val="en-US"/>
+        </w:rPr>
+      </w:pPr>
+    </w:p>
+    <w:p>
+      <w:pPr>
+        <w:rPr>
+          <w:sz w:val="28"/>
+          <w:szCs w:val="28"/>
+          <w:lang w:val="en-US"/>
+        </w:rPr>
+      </w:pPr>
+      <w:r>
+        <w:rPr>
+          <w:sz w:val="28"/>
+          <w:szCs w:val="28"/>
+          <w:highlight w:val="yellow"/>
+          <w:lang w:val="en-US"/>
+        </w:rPr>
+        <w:t>Sorting and searching algorithms</w:t>
+      </w:r>
+    </w:p>
+    <w:p>
+      <w:pPr>
+        <w:rPr>
+          <w:sz w:val="28"/>
+          <w:szCs w:val="28"/>
+          <w:lang w:val="en-US"/>
+        </w:rPr>
+      </w:pPr>
+    </w:p>
+    <w:p>
+      <w:pPr>
+        <w:rPr>
+          <w:sz w:val="28"/>
+          <w:szCs w:val="28"/>
+          <w:lang w:val="en-US"/>
+        </w:rPr>
+      </w:pPr>
+      <w:r>
+        <w:rPr>
+          <w:sz w:val="28"/>
+          <w:szCs w:val="28"/>
+          <w:lang w:val="en-US"/>
+        </w:rPr>
+        <w:t xml:space="preserve">Sorting is the process for arranging data in specific order </w:t>
+      </w:r>
+      <w:proofErr w:type="spellStart"/>
+      <w:r>
+        <w:rPr>
+          <w:sz w:val="28"/>
+          <w:szCs w:val="28"/>
+          <w:lang w:val="en-US"/>
+        </w:rPr>
+        <w:t>ie</w:t>
+      </w:r>
+      <w:proofErr w:type="spellEnd"/>
+      <w:r>
+        <w:rPr>
+          <w:sz w:val="28"/>
+          <w:szCs w:val="28"/>
+          <w:lang w:val="en-US"/>
+        </w:rPr>
+        <w:t xml:space="preserve"> ascending or descending order. </w:t>
+      </w:r>
+    </w:p>
+    <w:p>
+      <w:pPr>
+        <w:rPr>
+          <w:sz w:val="28"/>
+          <w:szCs w:val="28"/>
+          <w:lang w:val="en-US"/>
+        </w:rPr>
+      </w:pPr>
+      <w:r>
+        <w:rPr>
+          <w:sz w:val="28"/>
+          <w:szCs w:val="28"/>
+          <w:lang w:val="en-US"/>
+        </w:rPr>
+        <w:t xml:space="preserve">In JS we can do sorting using </w:t>
+      </w:r>
+    </w:p>
+    <w:p>
+      <w:pPr>
+        <w:pStyle w:val="ListParagraph"/>
+        <w:numPr>
+          <w:ilvl w:val="0"/>
+          <w:numId w:val="18"/>
+        </w:numPr>
+        <w:rPr>
+          <w:sz w:val="28"/>
+          <w:szCs w:val="28"/>
+          <w:lang w:val="en-US"/>
+        </w:rPr>
+      </w:pPr>
+      <w:proofErr w:type="spellStart"/>
+      <w:r>
+        <w:rPr>
+          <w:sz w:val="28"/>
+          <w:szCs w:val="28"/>
+          <w:lang w:val="en-US"/>
+        </w:rPr>
+        <w:t>Pre defined</w:t>
+      </w:r>
+      <w:proofErr w:type="spellEnd"/>
+      <w:r>
+        <w:rPr>
+          <w:sz w:val="28"/>
+          <w:szCs w:val="28"/>
+          <w:lang w:val="en-US"/>
+        </w:rPr>
+        <w:t xml:space="preserve"> functions </w:t>
+      </w:r>
+    </w:p>
+    <w:p>
+      <w:pPr>
+        <w:pStyle w:val="ListParagraph"/>
+        <w:numPr>
+          <w:ilvl w:val="0"/>
+          <w:numId w:val="18"/>
+        </w:numPr>
+        <w:rPr>
+          <w:sz w:val="28"/>
+          <w:szCs w:val="28"/>
+          <w:lang w:val="en-US"/>
+        </w:rPr>
+      </w:pPr>
+      <w:r>
+        <w:rPr>
+          <w:sz w:val="28"/>
+          <w:szCs w:val="28"/>
+          <w:lang w:val="en-US"/>
+        </w:rPr>
+        <w:t xml:space="preserve">Custom sort with different algorithms </w:t>
+      </w:r>
+    </w:p>
+    <w:p>
+      <w:pPr>
+        <w:rPr>
+          <w:sz w:val="28"/>
+          <w:szCs w:val="28"/>
+          <w:lang w:val="en-US"/>
+        </w:rPr>
+      </w:pPr>
+    </w:p>
+    <w:p>
+      <w:pPr>
+        <w:rPr>
+          <w:sz w:val="28"/>
+          <w:szCs w:val="28"/>
+          <w:lang w:val="en-US"/>
+        </w:rPr>
+      </w:pPr>
+      <w:r>
+        <w:rPr>
+          <w:sz w:val="28"/>
+          <w:szCs w:val="28"/>
+          <w:lang w:val="en-US"/>
+        </w:rPr>
+        <w:t xml:space="preserve">Array’s sort() </w:t>
+      </w:r>
+      <w:proofErr w:type="spellStart"/>
+      <w:r>
+        <w:rPr>
+          <w:sz w:val="28"/>
+          <w:szCs w:val="28"/>
+          <w:lang w:val="en-US"/>
+        </w:rPr>
+        <w:t>pre defined</w:t>
+      </w:r>
+      <w:proofErr w:type="spellEnd"/>
+      <w:r>
+        <w:rPr>
+          <w:sz w:val="28"/>
+          <w:szCs w:val="28"/>
+          <w:lang w:val="en-US"/>
+        </w:rPr>
+        <w:t xml:space="preserve"> functions. </w:t>
+      </w:r>
+    </w:p>
+    <w:p>
+      <w:pPr>
+        <w:rPr>
+          <w:sz w:val="28"/>
+          <w:szCs w:val="28"/>
+          <w:lang w:val="en-US"/>
+        </w:rPr>
+      </w:pPr>
+    </w:p>
+    <w:p>
+      <w:pPr>
+        <w:rPr>
+          <w:sz w:val="28"/>
+          <w:szCs w:val="28"/>
+          <w:lang w:val="en-US"/>
+        </w:rPr>
+      </w:pPr>
+    </w:p>
+    <w:p>
+      <w:pPr>
+        <w:rPr>
+          <w:sz w:val="28"/>
+          <w:szCs w:val="28"/>
+          <w:lang w:val="en-US"/>
+        </w:rPr>
+      </w:pPr>
+    </w:p>
+    <w:p>
+      <w:pPr>
+        <w:rPr>
+          <w:sz w:val="28"/>
+          <w:szCs w:val="28"/>
+          <w:lang w:val="en-US"/>
+        </w:rPr>
+      </w:pPr>
+    </w:p>
+    <w:p>
+      <w:pPr>
+        <w:rPr>
+          <w:sz w:val="28"/>
+          <w:szCs w:val="28"/>
+          <w:lang w:val="en-US"/>
+        </w:rPr>
+      </w:pPr>
+      <w:r>
+        <w:rPr>
+          <w:sz w:val="28"/>
+          <w:szCs w:val="28"/>
+          <w:lang w:val="en-US"/>
+        </w:rPr>
+        <w:lastRenderedPageBreak/>
+        <w:t xml:space="preserve">In JS sort </w:t>
+      </w:r>
+      <w:proofErr w:type="spellStart"/>
+      <w:r>
+        <w:rPr>
+          <w:sz w:val="28"/>
+          <w:szCs w:val="28"/>
+          <w:lang w:val="en-US"/>
+        </w:rPr>
+        <w:t>pre defined</w:t>
+      </w:r>
+      <w:proofErr w:type="spellEnd"/>
+      <w:r>
+        <w:rPr>
+          <w:sz w:val="28"/>
+          <w:szCs w:val="28"/>
+          <w:lang w:val="en-US"/>
+        </w:rPr>
+        <w:t xml:space="preserve"> functions internally use </w:t>
+      </w:r>
+      <w:proofErr w:type="spellStart"/>
+      <w:r>
+        <w:rPr>
+          <w:sz w:val="28"/>
+          <w:szCs w:val="28"/>
+          <w:lang w:val="en-US"/>
+        </w:rPr>
+        <w:t>TimSort</w:t>
+      </w:r>
+      <w:proofErr w:type="spellEnd"/>
+      <w:r>
+        <w:rPr>
+          <w:sz w:val="28"/>
+          <w:szCs w:val="28"/>
+          <w:lang w:val="en-US"/>
+        </w:rPr>
+        <w:t xml:space="preserve"> algorithms </w:t>
+      </w:r>
+    </w:p>
+    <w:p>
+      <w:pPr>
+        <w:rPr>
+          <w:sz w:val="28"/>
+          <w:szCs w:val="28"/>
+          <w:lang w:val="en-US"/>
+        </w:rPr>
+      </w:pPr>
+      <w:proofErr w:type="spellStart"/>
+      <w:r>
+        <w:rPr>
+          <w:sz w:val="28"/>
+          <w:szCs w:val="28"/>
+          <w:lang w:val="en-US"/>
+        </w:rPr>
+        <w:t>TimSort</w:t>
+      </w:r>
+      <w:proofErr w:type="spellEnd"/>
+      <w:r>
+        <w:rPr>
+          <w:sz w:val="28"/>
+          <w:szCs w:val="28"/>
+          <w:lang w:val="en-US"/>
+        </w:rPr>
+        <w:t xml:space="preserve"> is a combination of two sorting algorithms</w:t>
+      </w:r>
+    </w:p>
+    <w:p>
+      <w:pPr>
+        <w:pStyle w:val="ListParagraph"/>
+        <w:numPr>
+          <w:ilvl w:val="0"/>
+          <w:numId w:val="19"/>
+        </w:numPr>
+        <w:rPr>
+          <w:sz w:val="28"/>
+          <w:szCs w:val="28"/>
+          <w:lang w:val="en-US"/>
+        </w:rPr>
+      </w:pPr>
+      <w:r>
+        <w:rPr>
+          <w:sz w:val="28"/>
+          <w:szCs w:val="28"/>
+          <w:lang w:val="en-US"/>
+        </w:rPr>
+        <w:t xml:space="preserve">Insertion sort : (for small chunk)  </w:t>
+      </w:r>
+    </w:p>
+    <w:p>
+      <w:pPr>
+        <w:pStyle w:val="ListParagraph"/>
+        <w:numPr>
+          <w:ilvl w:val="0"/>
+          <w:numId w:val="19"/>
+        </w:numPr>
+        <w:rPr>
+          <w:sz w:val="28"/>
+          <w:szCs w:val="28"/>
+          <w:lang w:val="en-US"/>
+        </w:rPr>
+      </w:pPr>
+      <w:r>
+        <w:rPr>
+          <w:sz w:val="28"/>
+          <w:szCs w:val="28"/>
+          <w:lang w:val="en-US"/>
+        </w:rPr>
+        <w:t xml:space="preserve">Merge sort </w:t>
+      </w:r>
+      <w:r>
+        <w:rPr>
+          <w:sz w:val="28"/>
+          <w:szCs w:val="28"/>
+          <w:lang w:val="en-US"/>
+        </w:rPr>
+        <w:tab/>
+        <w:t>: (for large data set).</w:t>
+      </w:r>
+    </w:p>
+    <w:p>
+      <w:pPr>
+        <w:rPr>
+          <w:sz w:val="28"/>
+          <w:szCs w:val="28"/>
+          <w:lang w:val="en-US"/>
+        </w:rPr>
+      </w:pPr>
+    </w:p>
+    <w:p>
+      <w:pPr>
+        <w:rPr>
+          <w:sz w:val="28"/>
+          <w:szCs w:val="28"/>
+          <w:lang w:val="en-US"/>
+        </w:rPr>
+      </w:pPr>
+      <w:r>
+        <w:rPr>
+          <w:sz w:val="28"/>
+          <w:szCs w:val="28"/>
+          <w:lang w:val="en-US"/>
+        </w:rPr>
+        <w:t xml:space="preserve">Custom sorting algorithms </w:t>
+      </w:r>
+    </w:p>
+    <w:p>
+      <w:pPr>
+        <w:pStyle w:val="ListParagraph"/>
+        <w:numPr>
+          <w:ilvl w:val="0"/>
+          <w:numId w:val="20"/>
+        </w:numPr>
+        <w:rPr>
+          <w:sz w:val="28"/>
+          <w:szCs w:val="28"/>
+          <w:highlight w:val="yellow"/>
+          <w:lang w:val="en-US"/>
+        </w:rPr>
+      </w:pPr>
+      <w:r>
+        <w:rPr>
+          <w:sz w:val="28"/>
+          <w:szCs w:val="28"/>
+          <w:highlight w:val="yellow"/>
+          <w:lang w:val="en-US"/>
+        </w:rPr>
+        <w:t xml:space="preserve">Bubble sort </w:t>
+      </w:r>
+    </w:p>
+    <w:p>
+      <w:pPr>
+        <w:pStyle w:val="ListParagraph"/>
+        <w:numPr>
+          <w:ilvl w:val="0"/>
+          <w:numId w:val="20"/>
+        </w:numPr>
+        <w:rPr>
+          <w:sz w:val="28"/>
+          <w:szCs w:val="28"/>
+          <w:highlight w:val="yellow"/>
+          <w:lang w:val="en-US"/>
+        </w:rPr>
+      </w:pPr>
+      <w:r>
+        <w:rPr>
+          <w:sz w:val="28"/>
+          <w:szCs w:val="28"/>
+          <w:highlight w:val="yellow"/>
+          <w:lang w:val="en-US"/>
+        </w:rPr>
+        <w:t xml:space="preserve">Selection sort </w:t>
+      </w:r>
+    </w:p>
+    <w:p>
+      <w:pPr>
+        <w:pStyle w:val="ListParagraph"/>
+        <w:numPr>
+          <w:ilvl w:val="0"/>
+          <w:numId w:val="20"/>
+        </w:numPr>
+        <w:rPr>
+          <w:sz w:val="28"/>
+          <w:szCs w:val="28"/>
+          <w:highlight w:val="yellow"/>
+          <w:lang w:val="en-US"/>
+        </w:rPr>
+      </w:pPr>
+      <w:r>
+        <w:rPr>
+          <w:sz w:val="28"/>
+          <w:szCs w:val="28"/>
+          <w:highlight w:val="yellow"/>
+          <w:lang w:val="en-US"/>
+        </w:rPr>
+        <w:t xml:space="preserve">Insertion sort </w:t>
+      </w:r>
+    </w:p>
+    <w:p>
+      <w:pPr>
+        <w:pStyle w:val="ListParagraph"/>
+        <w:numPr>
+          <w:ilvl w:val="0"/>
+          <w:numId w:val="20"/>
+        </w:numPr>
+        <w:rPr>
+          <w:sz w:val="28"/>
+          <w:szCs w:val="28"/>
+          <w:highlight w:val="yellow"/>
+          <w:lang w:val="en-US"/>
+        </w:rPr>
+      </w:pPr>
+      <w:r>
+        <w:rPr>
+          <w:sz w:val="28"/>
+          <w:szCs w:val="28"/>
+          <w:highlight w:val="yellow"/>
+          <w:lang w:val="en-US"/>
+        </w:rPr>
+        <w:t xml:space="preserve">Merge sort </w:t>
+      </w:r>
+    </w:p>
+    <w:p>
+      <w:pPr>
+        <w:pStyle w:val="ListParagraph"/>
+        <w:numPr>
+          <w:ilvl w:val="0"/>
+          <w:numId w:val="20"/>
+        </w:numPr>
+        <w:rPr>
+          <w:sz w:val="28"/>
+          <w:szCs w:val="28"/>
+          <w:lang w:val="en-US"/>
+        </w:rPr>
+      </w:pPr>
+      <w:r>
+        <w:rPr>
+          <w:sz w:val="28"/>
+          <w:szCs w:val="28"/>
+          <w:lang w:val="en-US"/>
+        </w:rPr>
+        <w:t xml:space="preserve">Quick sort </w:t>
+      </w:r>
+    </w:p>
+    <w:p>
+      <w:pPr>
+        <w:pStyle w:val="ListParagraph"/>
+        <w:numPr>
+          <w:ilvl w:val="0"/>
+          <w:numId w:val="20"/>
+        </w:numPr>
+        <w:rPr>
+          <w:sz w:val="28"/>
+          <w:szCs w:val="28"/>
+          <w:lang w:val="en-US"/>
+        </w:rPr>
+      </w:pPr>
+      <w:r>
+        <w:rPr>
+          <w:sz w:val="28"/>
+          <w:szCs w:val="28"/>
+          <w:lang w:val="en-US"/>
+        </w:rPr>
+        <w:t xml:space="preserve">Counting sort </w:t>
+      </w:r>
+    </w:p>
+    <w:p>
+      <w:pPr>
+        <w:pStyle w:val="ListParagraph"/>
+        <w:numPr>
+          <w:ilvl w:val="0"/>
+          <w:numId w:val="20"/>
+        </w:numPr>
+        <w:rPr>
+          <w:sz w:val="28"/>
+          <w:szCs w:val="28"/>
+          <w:lang w:val="en-US"/>
+        </w:rPr>
+      </w:pPr>
+      <w:r>
+        <w:rPr>
+          <w:sz w:val="28"/>
+          <w:szCs w:val="28"/>
+          <w:lang w:val="en-US"/>
+        </w:rPr>
+        <w:t xml:space="preserve">Redix sort </w:t>
+      </w:r>
+    </w:p>
+    <w:p>
+      <w:pPr>
+        <w:pStyle w:val="ListParagraph"/>
+        <w:numPr>
+          <w:ilvl w:val="0"/>
+          <w:numId w:val="20"/>
+        </w:numPr>
+        <w:rPr>
+          <w:sz w:val="28"/>
+          <w:szCs w:val="28"/>
+          <w:lang w:val="en-US"/>
+        </w:rPr>
+      </w:pPr>
+      <w:r>
+        <w:rPr>
+          <w:sz w:val="28"/>
+          <w:szCs w:val="28"/>
+          <w:lang w:val="en-US"/>
+        </w:rPr>
+        <w:t xml:space="preserve">Bucket sort  </w:t>
+      </w:r>
+    </w:p>
+    <w:p>
+      <w:pPr>
+        <w:pStyle w:val="ListParagraph"/>
+        <w:rPr>
+          <w:sz w:val="28"/>
+          <w:szCs w:val="28"/>
+          <w:lang w:val="en-US"/>
+        </w:rPr>
+      </w:pPr>
+    </w:p>
+    <w:p>
+      <w:pPr>
+        <w:rPr>
+          <w:sz w:val="28"/>
+          <w:szCs w:val="28"/>
+          <w:lang w:val="en-US"/>
+        </w:rPr>
+      </w:pPr>
+      <w:r>
+        <w:rPr>
+          <w:sz w:val="28"/>
+          <w:szCs w:val="28"/>
+          <w:highlight w:val="yellow"/>
+          <w:lang w:val="en-US"/>
+        </w:rPr>
+        <w:t>Bubble Sort</w:t>
+      </w:r>
+      <w:r>
+        <w:rPr>
+          <w:sz w:val="28"/>
+          <w:szCs w:val="28"/>
+          <w:lang w:val="en-US"/>
+        </w:rPr>
+        <w:t xml:space="preserve"> : In this sorting technique we repeatedly  compare adjacent  elements if element  in wrong position we swap that elements. </w:t>
+      </w:r>
+    </w:p>
+    <w:p>
+      <w:pPr>
+        <w:rPr>
+          <w:sz w:val="28"/>
+          <w:szCs w:val="28"/>
+          <w:lang w:val="en-US"/>
+        </w:rPr>
+      </w:pPr>
+      <w:r>
+        <w:rPr>
+          <w:sz w:val="28"/>
+          <w:szCs w:val="28"/>
+          <w:lang w:val="en-US"/>
+        </w:rPr>
+        <w:t xml:space="preserve">Algorithms </w:t>
+      </w:r>
+    </w:p>
+    <w:p>
+      <w:pPr>
+        <w:pStyle w:val="ListParagraph"/>
+        <w:numPr>
+          <w:ilvl w:val="0"/>
+          <w:numId w:val="21"/>
+        </w:numPr>
+        <w:rPr>
+          <w:sz w:val="28"/>
+          <w:szCs w:val="28"/>
+          <w:lang w:val="en-US"/>
+        </w:rPr>
+      </w:pPr>
+      <w:r>
+        <w:rPr>
+          <w:sz w:val="28"/>
+          <w:szCs w:val="28"/>
+          <w:lang w:val="en-US"/>
+        </w:rPr>
+        <w:t>Start from the 1</w:t>
+      </w:r>
+      <w:r>
+        <w:rPr>
+          <w:sz w:val="28"/>
+          <w:szCs w:val="28"/>
+          <w:vertAlign w:val="superscript"/>
+          <w:lang w:val="en-US"/>
+        </w:rPr>
+        <w:t>st</w:t>
+      </w:r>
+      <w:r>
+        <w:rPr>
+          <w:sz w:val="28"/>
+          <w:szCs w:val="28"/>
+          <w:lang w:val="en-US"/>
+        </w:rPr>
+        <w:t xml:space="preserve"> elements </w:t>
+      </w:r>
+    </w:p>
+    <w:p>
+      <w:pPr>
+        <w:pStyle w:val="ListParagraph"/>
+        <w:numPr>
+          <w:ilvl w:val="0"/>
+          <w:numId w:val="21"/>
+        </w:numPr>
+        <w:rPr>
+          <w:sz w:val="28"/>
+          <w:szCs w:val="28"/>
+          <w:lang w:val="en-US"/>
+        </w:rPr>
+      </w:pPr>
+      <w:r>
+        <w:rPr>
+          <w:sz w:val="28"/>
+          <w:szCs w:val="28"/>
+          <w:lang w:val="en-US"/>
+        </w:rPr>
+        <w:t xml:space="preserve">Compare current element with next element. </w:t>
+      </w:r>
+    </w:p>
+    <w:p>
+      <w:pPr>
+        <w:pStyle w:val="ListParagraph"/>
+        <w:numPr>
+          <w:ilvl w:val="0"/>
+          <w:numId w:val="21"/>
+        </w:numPr>
+        <w:rPr>
+          <w:sz w:val="28"/>
+          <w:szCs w:val="28"/>
+          <w:lang w:val="en-US"/>
+        </w:rPr>
+      </w:pPr>
+      <w:r>
+        <w:rPr>
+          <w:sz w:val="28"/>
+          <w:szCs w:val="28"/>
+          <w:lang w:val="en-US"/>
+        </w:rPr>
+        <w:t xml:space="preserve">Swap if current element &gt; next element </w:t>
+      </w:r>
+    </w:p>
+    <w:p>
+      <w:pPr>
+        <w:pStyle w:val="ListParagraph"/>
+        <w:numPr>
+          <w:ilvl w:val="0"/>
+          <w:numId w:val="21"/>
+        </w:numPr>
+        <w:rPr>
+          <w:sz w:val="28"/>
+          <w:szCs w:val="28"/>
+          <w:lang w:val="en-US"/>
+        </w:rPr>
+      </w:pPr>
+      <w:r>
+        <w:rPr>
+          <w:sz w:val="28"/>
+          <w:szCs w:val="28"/>
+          <w:lang w:val="en-US"/>
+        </w:rPr>
+        <w:t xml:space="preserve">Then move to next pair </w:t>
+      </w:r>
+    </w:p>
+    <w:p>
+      <w:pPr>
+        <w:pStyle w:val="ListParagraph"/>
+        <w:numPr>
+          <w:ilvl w:val="0"/>
+          <w:numId w:val="21"/>
+        </w:numPr>
+        <w:rPr>
+          <w:sz w:val="28"/>
+          <w:szCs w:val="28"/>
+          <w:lang w:val="en-US"/>
+        </w:rPr>
+      </w:pPr>
+      <w:r>
+        <w:rPr>
+          <w:sz w:val="28"/>
+          <w:szCs w:val="28"/>
+          <w:lang w:val="en-US"/>
+        </w:rPr>
+        <w:t xml:space="preserve">Repeat for n-1 passes. </w:t>
+      </w:r>
+    </w:p>
+    <w:p>
+      <w:pPr>
+        <w:pStyle w:val="ListParagraph"/>
+        <w:numPr>
+          <w:ilvl w:val="0"/>
+          <w:numId w:val="21"/>
+        </w:numPr>
+        <w:rPr>
+          <w:sz w:val="28"/>
+          <w:szCs w:val="28"/>
+          <w:lang w:val="en-US"/>
+        </w:rPr>
+      </w:pPr>
+      <w:r>
+        <w:rPr>
+          <w:sz w:val="28"/>
+          <w:szCs w:val="28"/>
+          <w:lang w:val="en-US"/>
+        </w:rPr>
+        <w:t xml:space="preserve">Stop when no swap required or need. </w:t>
+      </w:r>
+    </w:p>
+    <w:p>
+      <w:pPr>
+        <w:ind w:left="360"/>
+        <w:rPr>
+          <w:sz w:val="28"/>
+          <w:szCs w:val="28"/>
+          <w:lang w:val="en-US"/>
+        </w:rPr>
+      </w:pPr>
+      <w:r>
+        <w:rPr>
+          <w:sz w:val="28"/>
+          <w:szCs w:val="28"/>
+          <w:lang w:val="en-US"/>
+        </w:rPr>
+        <w:t>Input -</w:t>
+      </w:r>
+      <w:r>
+        <w:rPr>
+          <w:sz w:val="28"/>
+          <w:szCs w:val="28"/>
+          <w:lang w:val="en-US"/>
+        </w:rPr>
+        <w:sym w:font="Wingdings" w:char="F0E0"/>
+      </w:r>
+      <w:r>
+        <w:rPr>
+          <w:sz w:val="28"/>
+          <w:szCs w:val="28"/>
+          <w:lang w:val="en-US"/>
+        </w:rPr>
+        <w:t xml:space="preserve"> [5,2,9,1]</w:t>
+      </w:r>
+    </w:p>
+    <w:p>
+      <w:pPr>
+        <w:ind w:left="360"/>
+        <w:rPr>
+          <w:sz w:val="28"/>
+          <w:szCs w:val="28"/>
+          <w:lang w:val="en-US"/>
+        </w:rPr>
+      </w:pPr>
+      <w:r>
+        <w:rPr>
+          <w:sz w:val="28"/>
+          <w:szCs w:val="28"/>
+          <w:lang w:val="en-US"/>
+        </w:rPr>
+        <w:t xml:space="preserve">We need 3 pass </w:t>
+      </w:r>
+    </w:p>
+    <w:p>
+      <w:pPr>
+        <w:ind w:left="360"/>
+        <w:rPr>
+          <w:sz w:val="28"/>
+          <w:szCs w:val="28"/>
+          <w:lang w:val="en-US"/>
+        </w:rPr>
+      </w:pPr>
+      <w:r>
+        <w:rPr>
+          <w:sz w:val="28"/>
+          <w:szCs w:val="28"/>
+          <w:lang w:val="en-US"/>
+        </w:rPr>
+        <w:t>Pass 1 :[2,5,1,9]</w:t>
+      </w:r>
+    </w:p>
+    <w:p>
+      <w:pPr>
+        <w:ind w:left="360"/>
+        <w:rPr>
+          <w:sz w:val="28"/>
+          <w:szCs w:val="28"/>
+          <w:lang w:val="en-US"/>
+        </w:rPr>
+      </w:pPr>
+      <w:r>
+        <w:rPr>
+          <w:sz w:val="28"/>
+          <w:szCs w:val="28"/>
+          <w:lang w:val="en-US"/>
+        </w:rPr>
+        <w:t>Pass 2 : [2,1,5,9]</w:t>
+      </w:r>
+    </w:p>
+    <w:p>
+      <w:pPr>
+        <w:ind w:left="360"/>
+        <w:rPr>
+          <w:sz w:val="28"/>
+          <w:szCs w:val="28"/>
+          <w:lang w:val="en-US"/>
+        </w:rPr>
+      </w:pPr>
+      <w:r>
+        <w:rPr>
+          <w:sz w:val="28"/>
+          <w:szCs w:val="28"/>
+          <w:lang w:val="en-US"/>
+        </w:rPr>
+        <w:t>Pass 3: [1,2,5,9]</w:t>
+      </w:r>
+    </w:p>
+    <w:p>
+      <w:pPr>
+        <w:ind w:left="360"/>
+        <w:rPr>
+          <w:sz w:val="28"/>
+          <w:szCs w:val="28"/>
+          <w:lang w:val="en-US"/>
+        </w:rPr>
+      </w:pPr>
+      <w:r>
+        <w:rPr>
+          <w:sz w:val="28"/>
+          <w:szCs w:val="28"/>
+          <w:lang w:val="en-US"/>
+        </w:rPr>
+        <w:lastRenderedPageBreak/>
         <w:t xml:space="preserve"> </w:t>
       </w:r>
-      <w:proofErr w:type="gramStart"/>
-      <w:r>
-        <w:rPr>
-          <w:sz w:val="28"/>
-          <w:szCs w:val="28"/>
-          <w:lang w:val="en-US"/>
-        </w:rPr>
-        <w:t>to store</w:t>
-      </w:r>
-      <w:proofErr w:type="gramEnd"/>
-      <w:r>
-        <w:rPr>
-          <w:sz w:val="28"/>
-          <w:szCs w:val="28"/>
-          <w:lang w:val="en-US"/>
-        </w:rPr>
-        <w:t xml:space="preserve"> only object not a primitive. It </w:t>
-      </w:r>
-      <w:proofErr w:type="gramStart"/>
-      <w:r>
-        <w:rPr>
-          <w:sz w:val="28"/>
-          <w:szCs w:val="28"/>
-          <w:lang w:val="en-US"/>
-        </w:rPr>
-        <w:t>hold</w:t>
-      </w:r>
-      <w:proofErr w:type="gramEnd"/>
-      <w:r>
-        <w:rPr>
-          <w:sz w:val="28"/>
-          <w:szCs w:val="28"/>
-          <w:lang w:val="en-US"/>
-        </w:rPr>
-        <w:t xml:space="preserve"> weak </w:t>
-      </w:r>
-      <w:proofErr w:type="gramStart"/>
-      <w:r>
-        <w:rPr>
-          <w:sz w:val="28"/>
-          <w:szCs w:val="28"/>
-          <w:lang w:val="en-US"/>
-        </w:rPr>
-        <w:t>reference(</w:t>
-      </w:r>
-      <w:proofErr w:type="gramEnd"/>
-      <w:r>
-        <w:rPr>
-          <w:sz w:val="28"/>
-          <w:szCs w:val="28"/>
-          <w:lang w:val="en-US"/>
-        </w:rPr>
-        <w:t xml:space="preserve">object can be Garbage </w:t>
-      </w:r>
-      <w:proofErr w:type="gramStart"/>
-      <w:r>
-        <w:rPr>
-          <w:sz w:val="28"/>
-          <w:szCs w:val="28"/>
-          <w:lang w:val="en-US"/>
-        </w:rPr>
-        <w:t>collector</w:t>
-      </w:r>
-      <w:proofErr w:type="gramEnd"/>
-      <w:r>
-        <w:rPr>
-          <w:sz w:val="28"/>
-          <w:szCs w:val="28"/>
-          <w:lang w:val="en-US"/>
-        </w:rPr>
-        <w:t xml:space="preserve">). </w:t>
-      </w:r>
-    </w:p>
-    <w:p>
-      <w:pPr>
-        <w:rPr>
-          <w:sz w:val="28"/>
-          <w:szCs w:val="28"/>
-          <w:lang w:val="en-US"/>
-        </w:rPr>
-      </w:pPr>
-      <w:r>
-        <w:rPr>
-          <w:sz w:val="28"/>
-          <w:szCs w:val="28"/>
-          <w:lang w:val="en-US"/>
-        </w:rPr>
-        <w:t xml:space="preserve">We can’t use iterator or loop for weak set. </w:t>
-      </w:r>
-    </w:p>
-    <w:p>
-      <w:pPr>
-        <w:rPr>
-          <w:sz w:val="28"/>
-          <w:szCs w:val="28"/>
-          <w:lang w:val="en-US"/>
-        </w:rPr>
-      </w:pPr>
-      <w:proofErr w:type="gramStart"/>
-      <w:r>
-        <w:rPr>
-          <w:sz w:val="28"/>
-          <w:szCs w:val="28"/>
-          <w:highlight w:val="yellow"/>
-          <w:lang w:val="en-US"/>
-        </w:rPr>
-        <w:t>Map</w:t>
-      </w:r>
-      <w:r>
-        <w:rPr>
-          <w:sz w:val="28"/>
-          <w:szCs w:val="28"/>
-          <w:lang w:val="en-US"/>
-        </w:rPr>
-        <w:t xml:space="preserve"> :</w:t>
-      </w:r>
-      <w:proofErr w:type="gramEnd"/>
-      <w:r>
-        <w:rPr>
-          <w:sz w:val="28"/>
-          <w:szCs w:val="28"/>
-          <w:lang w:val="en-US"/>
-        </w:rPr>
-        <w:t xml:space="preserve"> Map is a type of </w:t>
-      </w:r>
-      <w:proofErr w:type="spellStart"/>
-      <w:proofErr w:type="gramStart"/>
-      <w:r>
-        <w:rPr>
-          <w:sz w:val="28"/>
-          <w:szCs w:val="28"/>
-          <w:lang w:val="en-US"/>
-        </w:rPr>
-        <w:t>pre defined</w:t>
-      </w:r>
-      <w:proofErr w:type="spellEnd"/>
-      <w:proofErr w:type="gramEnd"/>
-      <w:r>
-        <w:rPr>
-          <w:sz w:val="28"/>
-          <w:szCs w:val="28"/>
-          <w:lang w:val="en-US"/>
-        </w:rPr>
-        <w:t xml:space="preserve"> or reference data </w:t>
-      </w:r>
-      <w:proofErr w:type="gramStart"/>
-      <w:r>
-        <w:rPr>
-          <w:sz w:val="28"/>
-          <w:szCs w:val="28"/>
-          <w:lang w:val="en-US"/>
-        </w:rPr>
-        <w:t>types</w:t>
-      </w:r>
-      <w:proofErr w:type="gramEnd"/>
-      <w:r>
-        <w:rPr>
-          <w:sz w:val="28"/>
-          <w:szCs w:val="28"/>
-          <w:lang w:val="en-US"/>
-        </w:rPr>
-        <w:t xml:space="preserve"> which is </w:t>
-      </w:r>
-      <w:proofErr w:type="gramStart"/>
-      <w:r>
-        <w:rPr>
-          <w:sz w:val="28"/>
-          <w:szCs w:val="28"/>
-          <w:lang w:val="en-US"/>
-        </w:rPr>
-        <w:t>use</w:t>
-      </w:r>
-      <w:proofErr w:type="gramEnd"/>
-      <w:r>
-        <w:rPr>
-          <w:sz w:val="28"/>
-          <w:szCs w:val="28"/>
-          <w:lang w:val="en-US"/>
-        </w:rPr>
-        <w:t xml:space="preserve"> to store key-value pairs. </w:t>
-      </w:r>
-      <w:r>
-        <w:rPr>
-          <w:sz w:val="28"/>
-          <w:szCs w:val="28"/>
-          <w:highlight w:val="yellow"/>
-          <w:lang w:val="en-US"/>
-        </w:rPr>
-        <w:t>Key can be any data types</w:t>
-      </w:r>
-      <w:r>
-        <w:rPr>
-          <w:sz w:val="28"/>
-          <w:szCs w:val="28"/>
-          <w:lang w:val="en-US"/>
-        </w:rPr>
-        <w:t xml:space="preserve"> and key </w:t>
-      </w:r>
-      <w:proofErr w:type="gramStart"/>
-      <w:r>
-        <w:rPr>
-          <w:sz w:val="28"/>
-          <w:szCs w:val="28"/>
-          <w:lang w:val="en-US"/>
-        </w:rPr>
-        <w:t>is</w:t>
-      </w:r>
-      <w:proofErr w:type="gramEnd"/>
-      <w:r>
-        <w:rPr>
-          <w:sz w:val="28"/>
-          <w:szCs w:val="28"/>
-          <w:lang w:val="en-US"/>
-        </w:rPr>
-        <w:t xml:space="preserve"> unique and value can be duplicate. </w:t>
-      </w:r>
-    </w:p>
-    <w:p>
-      <w:pPr>
-        <w:rPr>
-          <w:sz w:val="28"/>
-          <w:szCs w:val="28"/>
-          <w:lang w:val="en-US"/>
-        </w:rPr>
-      </w:pPr>
-      <w:proofErr w:type="spellStart"/>
-      <w:r>
-        <w:rPr>
-          <w:sz w:val="28"/>
-          <w:szCs w:val="28"/>
-          <w:highlight w:val="yellow"/>
-          <w:lang w:val="en-US"/>
-        </w:rPr>
-        <w:t>WeakMap</w:t>
-      </w:r>
-      <w:proofErr w:type="spellEnd"/>
-      <w:r>
-        <w:rPr>
-          <w:sz w:val="28"/>
-          <w:szCs w:val="28"/>
-          <w:highlight w:val="yellow"/>
-          <w:lang w:val="en-US"/>
-        </w:rPr>
-        <w:t>:</w:t>
-      </w:r>
-      <w:r>
-        <w:rPr>
-          <w:sz w:val="28"/>
-          <w:szCs w:val="28"/>
-          <w:lang w:val="en-US"/>
-        </w:rPr>
-        <w:t xml:space="preserve"> </w:t>
-      </w:r>
-      <w:proofErr w:type="spellStart"/>
-      <w:r>
-        <w:rPr>
-          <w:sz w:val="28"/>
-          <w:szCs w:val="28"/>
-          <w:lang w:val="en-US"/>
-        </w:rPr>
-        <w:t>WeakMap</w:t>
-      </w:r>
-      <w:proofErr w:type="spellEnd"/>
-      <w:r>
-        <w:rPr>
-          <w:sz w:val="28"/>
-          <w:szCs w:val="28"/>
-          <w:lang w:val="en-US"/>
-        </w:rPr>
-        <w:t xml:space="preserve"> is a type of map which </w:t>
-      </w:r>
-      <w:proofErr w:type="gramStart"/>
-      <w:r>
-        <w:rPr>
-          <w:sz w:val="28"/>
-          <w:szCs w:val="28"/>
-          <w:lang w:val="en-US"/>
-        </w:rPr>
-        <w:t>help</w:t>
-      </w:r>
-      <w:proofErr w:type="gramEnd"/>
-      <w:r>
-        <w:rPr>
-          <w:sz w:val="28"/>
-          <w:szCs w:val="28"/>
-          <w:lang w:val="en-US"/>
-        </w:rPr>
-        <w:t xml:space="preserve"> to store key-value pairs. Key must be type of </w:t>
-      </w:r>
-      <w:proofErr w:type="gramStart"/>
-      <w:r>
-        <w:rPr>
-          <w:sz w:val="28"/>
-          <w:szCs w:val="28"/>
-          <w:lang w:val="en-US"/>
-        </w:rPr>
-        <w:t>object</w:t>
-      </w:r>
-      <w:proofErr w:type="gramEnd"/>
-      <w:r>
-        <w:rPr>
-          <w:sz w:val="28"/>
-          <w:szCs w:val="28"/>
-          <w:lang w:val="en-US"/>
-        </w:rPr>
-        <w:t xml:space="preserve"> not primitive value can be any </w:t>
-      </w:r>
-      <w:proofErr w:type="gramStart"/>
-      <w:r>
-        <w:rPr>
-          <w:sz w:val="28"/>
-          <w:szCs w:val="28"/>
-          <w:lang w:val="en-US"/>
-        </w:rPr>
-        <w:t>types</w:t>
-      </w:r>
-      <w:proofErr w:type="gramEnd"/>
-      <w:r>
-        <w:rPr>
-          <w:sz w:val="28"/>
-          <w:szCs w:val="28"/>
-          <w:lang w:val="en-US"/>
-        </w:rPr>
-        <w:t xml:space="preserve">. Weak Map support for auto garbage </w:t>
-      </w:r>
-      <w:proofErr w:type="gramStart"/>
-      <w:r>
-        <w:rPr>
-          <w:sz w:val="28"/>
-          <w:szCs w:val="28"/>
-          <w:lang w:val="en-US"/>
-        </w:rPr>
-        <w:t>collector</w:t>
-      </w:r>
-      <w:proofErr w:type="gramEnd"/>
-      <w:r>
-        <w:rPr>
-          <w:sz w:val="28"/>
-          <w:szCs w:val="28"/>
-          <w:lang w:val="en-US"/>
-        </w:rPr>
-        <w:t xml:space="preserve">. Weak </w:t>
-      </w:r>
-      <w:proofErr w:type="gramStart"/>
-      <w:r>
-        <w:rPr>
-          <w:sz w:val="28"/>
-          <w:szCs w:val="28"/>
-          <w:lang w:val="en-US"/>
-        </w:rPr>
-        <w:t>map</w:t>
-      </w:r>
-      <w:proofErr w:type="gramEnd"/>
-      <w:r>
-        <w:rPr>
-          <w:sz w:val="28"/>
-          <w:szCs w:val="28"/>
-          <w:lang w:val="en-US"/>
-        </w:rPr>
-        <w:t xml:space="preserve"> can’t be </w:t>
-      </w:r>
-      <w:proofErr w:type="spellStart"/>
-      <w:r>
-        <w:rPr>
-          <w:sz w:val="28"/>
-          <w:szCs w:val="28"/>
-          <w:lang w:val="en-US"/>
-        </w:rPr>
-        <w:t>Iterable</w:t>
-      </w:r>
-      <w:proofErr w:type="spellEnd"/>
-      <w:r>
-        <w:rPr>
-          <w:sz w:val="28"/>
-          <w:szCs w:val="28"/>
-          <w:lang w:val="en-US"/>
-        </w:rPr>
-        <w:t xml:space="preserve">. </w:t>
-      </w:r>
-    </w:p>
-    <w:p>
-      <w:pPr>
-        <w:rPr>
-          <w:sz w:val="28"/>
-          <w:szCs w:val="28"/>
-          <w:lang w:val="en-US"/>
-        </w:rPr>
-      </w:pPr>
-    </w:p>
-    <w:p>
-      <w:pPr>
-        <w:rPr>
-          <w:sz w:val="28"/>
-          <w:szCs w:val="28"/>
-          <w:lang w:val="en-US"/>
-        </w:rPr>
-      </w:pPr>
-      <w:r>
-        <w:rPr>
-          <w:sz w:val="28"/>
-          <w:szCs w:val="28"/>
-          <w:highlight w:val="yellow"/>
-          <w:lang w:val="en-US"/>
-        </w:rPr>
-        <w:t>Sorting and searching algorithms</w:t>
-      </w:r>
-    </w:p>
-    <w:p>
-      <w:pPr>
-        <w:rPr>
-          <w:sz w:val="28"/>
-          <w:szCs w:val="28"/>
-          <w:lang w:val="en-US"/>
-        </w:rPr>
-      </w:pPr>
-    </w:p>
-    <w:p>
-      <w:pPr>
-        <w:rPr>
-          <w:sz w:val="28"/>
-          <w:szCs w:val="28"/>
-          <w:lang w:val="en-US"/>
-        </w:rPr>
-      </w:pPr>
+    </w:p>
+    <w:p>
+      <w:pPr>
+        <w:rPr>
+          <w:sz w:val="28"/>
+          <w:szCs w:val="28"/>
+          <w:lang w:val="en-US"/>
+        </w:rPr>
+      </w:pPr>
+      <w:r>
+        <w:rPr>
+          <w:sz w:val="28"/>
+          <w:szCs w:val="28"/>
+          <w:lang w:val="en-US"/>
+        </w:rPr>
+        <w:t>Time complexity : O(n</w:t>
+      </w:r>
+      <w:r>
+        <w:rPr>
+          <w:sz w:val="28"/>
+          <w:szCs w:val="28"/>
+          <w:vertAlign w:val="superscript"/>
+          <w:lang w:val="en-US"/>
+        </w:rPr>
+        <w:t>2</w:t>
+      </w:r>
+      <w:r>
+        <w:rPr>
+          <w:sz w:val="28"/>
+          <w:szCs w:val="28"/>
+          <w:lang w:val="en-US"/>
+        </w:rPr>
+        <w:t>)</w:t>
+      </w:r>
+    </w:p>
+    <w:p>
+      <w:pPr>
+        <w:rPr>
+          <w:sz w:val="28"/>
+          <w:szCs w:val="28"/>
+          <w:lang w:val="en-US"/>
+        </w:rPr>
+      </w:pPr>
+      <w:r>
+        <w:rPr>
+          <w:sz w:val="28"/>
+          <w:szCs w:val="28"/>
+          <w:lang w:val="en-US"/>
+        </w:rPr>
+        <w:t>Space complexity :O(1)</w:t>
+      </w:r>
     </w:p>
     <w:p>
       <w:pPr>
@@ -1069,6 +1642,95 @@
     </w:lvl>
   </w:abstractNum>
   <w:abstractNum w:abstractNumId="3" w15:restartNumberingAfterBreak="0">
+    <w:nsid w:val="1562082E"/>
+    <w:multiLevelType w:val="hybridMultilevel"/>
+    <w:tmpl w:val="03427CBA"/>
+    <w:lvl w:ilvl="0" w:tplc="4009000F">
+      <w:start w:val="1"/>
+      <w:numFmt w:val="decimal"/>
+      <w:lvlText w:val="%1."/>
+      <w:lvlJc w:val="left"/>
+      <w:pPr>
+        <w:ind w:left="720" w:hanging="360"/>
+      </w:pPr>
+      <w:rPr>
+        <w:rFonts w:hint="default"/>
+      </w:rPr>
+    </w:lvl>
+    <w:lvl w:ilvl="1" w:tplc="40090019" w:tentative="1">
+      <w:start w:val="1"/>
+      <w:numFmt w:val="lowerLetter"/>
+      <w:lvlText w:val="%2."/>
+      <w:lvlJc w:val="left"/>
+      <w:pPr>
+        <w:ind w:left="1440" w:hanging="360"/>
+      </w:pPr>
+    </w:lvl>
+    <w:lvl w:ilvl="2" w:tplc="4009001B" w:tentative="1">
+      <w:start w:val="1"/>
+      <w:numFmt w:val="lowerRoman"/>
+      <w:lvlText w:val="%3."/>
+      <w:lvlJc w:val="right"/>
+      <w:pPr>
+        <w:ind w:left="2160" w:hanging="180"/>
+      </w:pPr>
+    </w:lvl>
+    <w:lvl w:ilvl="3" w:tplc="4009000F" w:tentative="1">
+      <w:start w:val="1"/>
+      <w:numFmt w:val="decimal"/>
+      <w:lvlText w:val="%4."/>
+      <w:lvlJc w:val="left"/>
+      <w:pPr>
+        <w:ind w:left="2880" w:hanging="360"/>
+      </w:pPr>
+    </w:lvl>
+    <w:lvl w:ilvl="4" w:tplc="40090019" w:tentative="1">
+      <w:start w:val="1"/>
+      <w:numFmt w:val="lowerLetter"/>
+      <w:lvlText w:val="%5."/>
+      <w:lvlJc w:val="left"/>
+      <w:pPr>
+        <w:ind w:left="3600" w:hanging="360"/>
+      </w:pPr>
+    </w:lvl>
+    <w:lvl w:ilvl="5" w:tplc="4009001B" w:tentative="1">
+      <w:start w:val="1"/>
+      <w:numFmt w:val="lowerRoman"/>
+      <w:lvlText w:val="%6."/>
+      <w:lvlJc w:val="right"/>
+      <w:pPr>
+        <w:ind w:left="4320" w:hanging="180"/>
+      </w:pPr>
+    </w:lvl>
+    <w:lvl w:ilvl="6" w:tplc="4009000F" w:tentative="1">
+      <w:start w:val="1"/>
+      <w:numFmt w:val="decimal"/>
+      <w:lvlText w:val="%7."/>
+      <w:lvlJc w:val="left"/>
+      <w:pPr>
+        <w:ind w:left="5040" w:hanging="360"/>
+      </w:pPr>
+    </w:lvl>
+    <w:lvl w:ilvl="7" w:tplc="40090019" w:tentative="1">
+      <w:start w:val="1"/>
+      <w:numFmt w:val="lowerLetter"/>
+      <w:lvlText w:val="%8."/>
+      <w:lvlJc w:val="left"/>
+      <w:pPr>
+        <w:ind w:left="5760" w:hanging="360"/>
+      </w:pPr>
+    </w:lvl>
+    <w:lvl w:ilvl="8" w:tplc="4009001B" w:tentative="1">
+      <w:start w:val="1"/>
+      <w:numFmt w:val="lowerRoman"/>
+      <w:lvlText w:val="%9."/>
+      <w:lvlJc w:val="right"/>
+      <w:pPr>
+        <w:ind w:left="6480" w:hanging="180"/>
+      </w:pPr>
+    </w:lvl>
+  </w:abstractNum>
+  <w:abstractNum w:abstractNumId="4" w15:restartNumberingAfterBreak="0">
     <w:nsid w:val="1AF43D60"/>
     <w:multiLevelType w:val="hybridMultilevel"/>
     <w:tmpl w:val="D01EAA82"/>
@@ -1157,7 +1819,7 @@
       </w:pPr>
     </w:lvl>
   </w:abstractNum>
-  <w:abstractNum w:abstractNumId="4" w15:restartNumberingAfterBreak="0">
+  <w:abstractNum w:abstractNumId="5" w15:restartNumberingAfterBreak="0">
     <w:nsid w:val="1BF23782"/>
     <w:multiLevelType w:val="hybridMultilevel"/>
     <w:tmpl w:val="BA0C0BF4"/>
@@ -1246,7 +1908,7 @@
       </w:pPr>
     </w:lvl>
   </w:abstractNum>
-  <w:abstractNum w:abstractNumId="5" w15:restartNumberingAfterBreak="0">
+  <w:abstractNum w:abstractNumId="6" w15:restartNumberingAfterBreak="0">
     <w:nsid w:val="1C116DBD"/>
     <w:multiLevelType w:val="hybridMultilevel"/>
     <w:tmpl w:val="D85E17DE"/>
@@ -1335,7 +1997,7 @@
       </w:pPr>
     </w:lvl>
   </w:abstractNum>
-  <w:abstractNum w:abstractNumId="6" w15:restartNumberingAfterBreak="0">
+  <w:abstractNum w:abstractNumId="7" w15:restartNumberingAfterBreak="0">
     <w:nsid w:val="1DFC02F9"/>
     <w:multiLevelType w:val="hybridMultilevel"/>
     <w:tmpl w:val="12CC73D0"/>
@@ -1424,7 +2086,7 @@
       </w:pPr>
     </w:lvl>
   </w:abstractNum>
-  <w:abstractNum w:abstractNumId="7" w15:restartNumberingAfterBreak="0">
+  <w:abstractNum w:abstractNumId="8" w15:restartNumberingAfterBreak="0">
     <w:nsid w:val="397E6065"/>
     <w:multiLevelType w:val="hybridMultilevel"/>
     <w:tmpl w:val="A402607E"/>
@@ -1513,7 +2175,7 @@
       </w:pPr>
     </w:lvl>
   </w:abstractNum>
-  <w:abstractNum w:abstractNumId="8" w15:restartNumberingAfterBreak="0">
+  <w:abstractNum w:abstractNumId="9" w15:restartNumberingAfterBreak="0">
     <w:nsid w:val="3B863145"/>
     <w:multiLevelType w:val="hybridMultilevel"/>
     <w:tmpl w:val="9CE47080"/>
@@ -1602,7 +2264,7 @@
       </w:pPr>
     </w:lvl>
   </w:abstractNum>
-  <w:abstractNum w:abstractNumId="9" w15:restartNumberingAfterBreak="0">
+  <w:abstractNum w:abstractNumId="10" w15:restartNumberingAfterBreak="0">
     <w:nsid w:val="3FBE295F"/>
     <w:multiLevelType w:val="hybridMultilevel"/>
     <w:tmpl w:val="E6784CE2"/>
@@ -1691,7 +2353,7 @@
       </w:pPr>
     </w:lvl>
   </w:abstractNum>
-  <w:abstractNum w:abstractNumId="10" w15:restartNumberingAfterBreak="0">
+  <w:abstractNum w:abstractNumId="11" w15:restartNumberingAfterBreak="0">
     <w:nsid w:val="4B622161"/>
     <w:multiLevelType w:val="hybridMultilevel"/>
     <w:tmpl w:val="05666FE0"/>
@@ -1780,7 +2442,7 @@
       </w:pPr>
     </w:lvl>
   </w:abstractNum>
-  <w:abstractNum w:abstractNumId="11" w15:restartNumberingAfterBreak="0">
+  <w:abstractNum w:abstractNumId="12" w15:restartNumberingAfterBreak="0">
     <w:nsid w:val="4E3042B3"/>
     <w:multiLevelType w:val="hybridMultilevel"/>
     <w:tmpl w:val="CB66BE36"/>
@@ -1869,7 +2531,7 @@
       </w:pPr>
     </w:lvl>
   </w:abstractNum>
-  <w:abstractNum w:abstractNumId="12" w15:restartNumberingAfterBreak="0">
+  <w:abstractNum w:abstractNumId="13" w15:restartNumberingAfterBreak="0">
     <w:nsid w:val="4E5726A3"/>
     <w:multiLevelType w:val="hybridMultilevel"/>
     <w:tmpl w:val="691A6B86"/>
@@ -1958,7 +2620,96 @@
       </w:pPr>
     </w:lvl>
   </w:abstractNum>
-  <w:abstractNum w:abstractNumId="13" w15:restartNumberingAfterBreak="0">
+  <w:abstractNum w:abstractNumId="14" w15:restartNumberingAfterBreak="0">
+    <w:nsid w:val="51F271FA"/>
+    <w:multiLevelType w:val="hybridMultilevel"/>
+    <w:tmpl w:val="A4640344"/>
+    <w:lvl w:ilvl="0" w:tplc="4009000F">
+      <w:start w:val="1"/>
+      <w:numFmt w:val="decimal"/>
+      <w:lvlText w:val="%1."/>
+      <w:lvlJc w:val="left"/>
+      <w:pPr>
+        <w:ind w:left="720" w:hanging="360"/>
+      </w:pPr>
+      <w:rPr>
+        <w:rFonts w:hint="default"/>
+      </w:rPr>
+    </w:lvl>
+    <w:lvl w:ilvl="1" w:tplc="40090019" w:tentative="1">
+      <w:start w:val="1"/>
+      <w:numFmt w:val="lowerLetter"/>
+      <w:lvlText w:val="%2."/>
+      <w:lvlJc w:val="left"/>
+      <w:pPr>
+        <w:ind w:left="1440" w:hanging="360"/>
+      </w:pPr>
+    </w:lvl>
+    <w:lvl w:ilvl="2" w:tplc="4009001B" w:tentative="1">
+      <w:start w:val="1"/>
+      <w:numFmt w:val="lowerRoman"/>
+      <w:lvlText w:val="%3."/>
+      <w:lvlJc w:val="right"/>
+      <w:pPr>
+        <w:ind w:left="2160" w:hanging="180"/>
+      </w:pPr>
+    </w:lvl>
+    <w:lvl w:ilvl="3" w:tplc="4009000F" w:tentative="1">
+      <w:start w:val="1"/>
+      <w:numFmt w:val="decimal"/>
+      <w:lvlText w:val="%4."/>
+      <w:lvlJc w:val="left"/>
+      <w:pPr>
+        <w:ind w:left="2880" w:hanging="360"/>
+      </w:pPr>
+    </w:lvl>
+    <w:lvl w:ilvl="4" w:tplc="40090019" w:tentative="1">
+      <w:start w:val="1"/>
+      <w:numFmt w:val="lowerLetter"/>
+      <w:lvlText w:val="%5."/>
+      <w:lvlJc w:val="left"/>
+      <w:pPr>
+        <w:ind w:left="3600" w:hanging="360"/>
+      </w:pPr>
+    </w:lvl>
+    <w:lvl w:ilvl="5" w:tplc="4009001B" w:tentative="1">
+      <w:start w:val="1"/>
+      <w:numFmt w:val="lowerRoman"/>
+      <w:lvlText w:val="%6."/>
+      <w:lvlJc w:val="right"/>
+      <w:pPr>
+        <w:ind w:left="4320" w:hanging="180"/>
+      </w:pPr>
+    </w:lvl>
+    <w:lvl w:ilvl="6" w:tplc="4009000F" w:tentative="1">
+      <w:start w:val="1"/>
+      <w:numFmt w:val="decimal"/>
+      <w:lvlText w:val="%7."/>
+      <w:lvlJc w:val="left"/>
+      <w:pPr>
+        <w:ind w:left="5040" w:hanging="360"/>
+      </w:pPr>
+    </w:lvl>
+    <w:lvl w:ilvl="7" w:tplc="40090019" w:tentative="1">
+      <w:start w:val="1"/>
+      <w:numFmt w:val="lowerLetter"/>
+      <w:lvlText w:val="%8."/>
+      <w:lvlJc w:val="left"/>
+      <w:pPr>
+        <w:ind w:left="5760" w:hanging="360"/>
+      </w:pPr>
+    </w:lvl>
+    <w:lvl w:ilvl="8" w:tplc="4009001B" w:tentative="1">
+      <w:start w:val="1"/>
+      <w:numFmt w:val="lowerRoman"/>
+      <w:lvlText w:val="%9."/>
+      <w:lvlJc w:val="right"/>
+      <w:pPr>
+        <w:ind w:left="6480" w:hanging="180"/>
+      </w:pPr>
+    </w:lvl>
+  </w:abstractNum>
+  <w:abstractNum w:abstractNumId="15" w15:restartNumberingAfterBreak="0">
     <w:nsid w:val="56CC268D"/>
     <w:multiLevelType w:val="hybridMultilevel"/>
     <w:tmpl w:val="CEFC3EAA"/>
@@ -2047,7 +2798,7 @@
       </w:pPr>
     </w:lvl>
   </w:abstractNum>
-  <w:abstractNum w:abstractNumId="14" w15:restartNumberingAfterBreak="0">
+  <w:abstractNum w:abstractNumId="16" w15:restartNumberingAfterBreak="0">
     <w:nsid w:val="586E3DAE"/>
     <w:multiLevelType w:val="hybridMultilevel"/>
     <w:tmpl w:val="F488ACB0"/>
@@ -2136,7 +2887,7 @@
       </w:pPr>
     </w:lvl>
   </w:abstractNum>
-  <w:abstractNum w:abstractNumId="15" w15:restartNumberingAfterBreak="0">
+  <w:abstractNum w:abstractNumId="17" w15:restartNumberingAfterBreak="0">
     <w:nsid w:val="5C753722"/>
     <w:multiLevelType w:val="hybridMultilevel"/>
     <w:tmpl w:val="D1EC00FE"/>
@@ -2225,7 +2976,7 @@
       </w:pPr>
     </w:lvl>
   </w:abstractNum>
-  <w:abstractNum w:abstractNumId="16" w15:restartNumberingAfterBreak="0">
+  <w:abstractNum w:abstractNumId="18" w15:restartNumberingAfterBreak="0">
     <w:nsid w:val="695109BD"/>
     <w:multiLevelType w:val="hybridMultilevel"/>
     <w:tmpl w:val="4F3C046A"/>
@@ -2314,41 +3065,219 @@
       </w:pPr>
     </w:lvl>
   </w:abstractNum>
+  <w:abstractNum w:abstractNumId="19" w15:restartNumberingAfterBreak="0">
+    <w:nsid w:val="70C6329B"/>
+    <w:multiLevelType w:val="hybridMultilevel"/>
+    <w:tmpl w:val="73120E06"/>
+    <w:lvl w:ilvl="0" w:tplc="4009000F">
+      <w:start w:val="1"/>
+      <w:numFmt w:val="decimal"/>
+      <w:lvlText w:val="%1."/>
+      <w:lvlJc w:val="left"/>
+      <w:pPr>
+        <w:ind w:left="720" w:hanging="360"/>
+      </w:pPr>
+      <w:rPr>
+        <w:rFonts w:hint="default"/>
+      </w:rPr>
+    </w:lvl>
+    <w:lvl w:ilvl="1" w:tplc="40090019" w:tentative="1">
+      <w:start w:val="1"/>
+      <w:numFmt w:val="lowerLetter"/>
+      <w:lvlText w:val="%2."/>
+      <w:lvlJc w:val="left"/>
+      <w:pPr>
+        <w:ind w:left="1440" w:hanging="360"/>
+      </w:pPr>
+    </w:lvl>
+    <w:lvl w:ilvl="2" w:tplc="4009001B" w:tentative="1">
+      <w:start w:val="1"/>
+      <w:numFmt w:val="lowerRoman"/>
+      <w:lvlText w:val="%3."/>
+      <w:lvlJc w:val="right"/>
+      <w:pPr>
+        <w:ind w:left="2160" w:hanging="180"/>
+      </w:pPr>
+    </w:lvl>
+    <w:lvl w:ilvl="3" w:tplc="4009000F" w:tentative="1">
+      <w:start w:val="1"/>
+      <w:numFmt w:val="decimal"/>
+      <w:lvlText w:val="%4."/>
+      <w:lvlJc w:val="left"/>
+      <w:pPr>
+        <w:ind w:left="2880" w:hanging="360"/>
+      </w:pPr>
+    </w:lvl>
+    <w:lvl w:ilvl="4" w:tplc="40090019" w:tentative="1">
+      <w:start w:val="1"/>
+      <w:numFmt w:val="lowerLetter"/>
+      <w:lvlText w:val="%5."/>
+      <w:lvlJc w:val="left"/>
+      <w:pPr>
+        <w:ind w:left="3600" w:hanging="360"/>
+      </w:pPr>
+    </w:lvl>
+    <w:lvl w:ilvl="5" w:tplc="4009001B" w:tentative="1">
+      <w:start w:val="1"/>
+      <w:numFmt w:val="lowerRoman"/>
+      <w:lvlText w:val="%6."/>
+      <w:lvlJc w:val="right"/>
+      <w:pPr>
+        <w:ind w:left="4320" w:hanging="180"/>
+      </w:pPr>
+    </w:lvl>
+    <w:lvl w:ilvl="6" w:tplc="4009000F" w:tentative="1">
+      <w:start w:val="1"/>
+      <w:numFmt w:val="decimal"/>
+      <w:lvlText w:val="%7."/>
+      <w:lvlJc w:val="left"/>
+      <w:pPr>
+        <w:ind w:left="5040" w:hanging="360"/>
+      </w:pPr>
+    </w:lvl>
+    <w:lvl w:ilvl="7" w:tplc="40090019" w:tentative="1">
+      <w:start w:val="1"/>
+      <w:numFmt w:val="lowerLetter"/>
+      <w:lvlText w:val="%8."/>
+      <w:lvlJc w:val="left"/>
+      <w:pPr>
+        <w:ind w:left="5760" w:hanging="360"/>
+      </w:pPr>
+    </w:lvl>
+    <w:lvl w:ilvl="8" w:tplc="4009001B" w:tentative="1">
+      <w:start w:val="1"/>
+      <w:numFmt w:val="lowerRoman"/>
+      <w:lvlText w:val="%9."/>
+      <w:lvlJc w:val="right"/>
+      <w:pPr>
+        <w:ind w:left="6480" w:hanging="180"/>
+      </w:pPr>
+    </w:lvl>
+  </w:abstractNum>
+  <w:abstractNum w:abstractNumId="20" w15:restartNumberingAfterBreak="0">
+    <w:nsid w:val="798D6ED1"/>
+    <w:multiLevelType w:val="hybridMultilevel"/>
+    <w:tmpl w:val="476EC228"/>
+    <w:lvl w:ilvl="0" w:tplc="4009000F">
+      <w:start w:val="1"/>
+      <w:numFmt w:val="decimal"/>
+      <w:lvlText w:val="%1."/>
+      <w:lvlJc w:val="left"/>
+      <w:pPr>
+        <w:ind w:left="720" w:hanging="360"/>
+      </w:pPr>
+      <w:rPr>
+        <w:rFonts w:hint="default"/>
+      </w:rPr>
+    </w:lvl>
+    <w:lvl w:ilvl="1" w:tplc="40090019" w:tentative="1">
+      <w:start w:val="1"/>
+      <w:numFmt w:val="lowerLetter"/>
+      <w:lvlText w:val="%2."/>
+      <w:lvlJc w:val="left"/>
+      <w:pPr>
+        <w:ind w:left="1440" w:hanging="360"/>
+      </w:pPr>
+    </w:lvl>
+    <w:lvl w:ilvl="2" w:tplc="4009001B" w:tentative="1">
+      <w:start w:val="1"/>
+      <w:numFmt w:val="lowerRoman"/>
+      <w:lvlText w:val="%3."/>
+      <w:lvlJc w:val="right"/>
+      <w:pPr>
+        <w:ind w:left="2160" w:hanging="180"/>
+      </w:pPr>
+    </w:lvl>
+    <w:lvl w:ilvl="3" w:tplc="4009000F" w:tentative="1">
+      <w:start w:val="1"/>
+      <w:numFmt w:val="decimal"/>
+      <w:lvlText w:val="%4."/>
+      <w:lvlJc w:val="left"/>
+      <w:pPr>
+        <w:ind w:left="2880" w:hanging="360"/>
+      </w:pPr>
+    </w:lvl>
+    <w:lvl w:ilvl="4" w:tplc="40090019" w:tentative="1">
+      <w:start w:val="1"/>
+      <w:numFmt w:val="lowerLetter"/>
+      <w:lvlText w:val="%5."/>
+      <w:lvlJc w:val="left"/>
+      <w:pPr>
+        <w:ind w:left="3600" w:hanging="360"/>
+      </w:pPr>
+    </w:lvl>
+    <w:lvl w:ilvl="5" w:tplc="4009001B" w:tentative="1">
+      <w:start w:val="1"/>
+      <w:numFmt w:val="lowerRoman"/>
+      <w:lvlText w:val="%6."/>
+      <w:lvlJc w:val="right"/>
+      <w:pPr>
+        <w:ind w:left="4320" w:hanging="180"/>
+      </w:pPr>
+    </w:lvl>
+    <w:lvl w:ilvl="6" w:tplc="4009000F" w:tentative="1">
+      <w:start w:val="1"/>
+      <w:numFmt w:val="decimal"/>
+      <w:lvlText w:val="%7."/>
+      <w:lvlJc w:val="left"/>
+      <w:pPr>
+        <w:ind w:left="5040" w:hanging="360"/>
+      </w:pPr>
+    </w:lvl>
+    <w:lvl w:ilvl="7" w:tplc="40090019" w:tentative="1">
+      <w:start w:val="1"/>
+      <w:numFmt w:val="lowerLetter"/>
+      <w:lvlText w:val="%8."/>
+      <w:lvlJc w:val="left"/>
+      <w:pPr>
+        <w:ind w:left="5760" w:hanging="360"/>
+      </w:pPr>
+    </w:lvl>
+    <w:lvl w:ilvl="8" w:tplc="4009001B" w:tentative="1">
+      <w:start w:val="1"/>
+      <w:numFmt w:val="lowerRoman"/>
+      <w:lvlText w:val="%9."/>
+      <w:lvlJc w:val="right"/>
+      <w:pPr>
+        <w:ind w:left="6480" w:hanging="180"/>
+      </w:pPr>
+    </w:lvl>
+  </w:abstractNum>
   <w:num w:numId="1" w16cid:durableId="1196117315">
-    <w:abstractNumId w:val="8"/>
+    <w:abstractNumId w:val="9"/>
   </w:num>
   <w:num w:numId="2" w16cid:durableId="804271747">
     <w:abstractNumId w:val="2"/>
   </w:num>
   <w:num w:numId="3" w16cid:durableId="343282892">
-    <w:abstractNumId w:val="14"/>
+    <w:abstractNumId w:val="16"/>
   </w:num>
   <w:num w:numId="4" w16cid:durableId="395977062">
+    <w:abstractNumId w:val="11"/>
+  </w:num>
+  <w:num w:numId="5" w16cid:durableId="448014354">
+    <w:abstractNumId w:val="12"/>
+  </w:num>
+  <w:num w:numId="6" w16cid:durableId="277875466">
+    <w:abstractNumId w:val="13"/>
+  </w:num>
+  <w:num w:numId="7" w16cid:durableId="2072926134">
+    <w:abstractNumId w:val="6"/>
+  </w:num>
+  <w:num w:numId="8" w16cid:durableId="1149781602">
     <w:abstractNumId w:val="10"/>
   </w:num>
-  <w:num w:numId="5" w16cid:durableId="448014354">
-    <w:abstractNumId w:val="11"/>
-  </w:num>
-  <w:num w:numId="6" w16cid:durableId="277875466">
-    <w:abstractNumId w:val="12"/>
-  </w:num>
-  <w:num w:numId="7" w16cid:durableId="2072926134">
-    <w:abstractNumId w:val="5"/>
-  </w:num>
-  <w:num w:numId="8" w16cid:durableId="1149781602">
-    <w:abstractNumId w:val="9"/>
-  </w:num>
   <w:num w:numId="9" w16cid:durableId="1179194197">
-    <w:abstractNumId w:val="3"/>
+    <w:abstractNumId w:val="4"/>
   </w:num>
   <w:num w:numId="10" w16cid:durableId="728267821">
-    <w:abstractNumId w:val="16"/>
+    <w:abstractNumId w:val="18"/>
   </w:num>
   <w:num w:numId="11" w16cid:durableId="665868222">
-    <w:abstractNumId w:val="13"/>
+    <w:abstractNumId w:val="15"/>
   </w:num>
   <w:num w:numId="12" w16cid:durableId="642124909">
-    <w:abstractNumId w:val="4"/>
+    <w:abstractNumId w:val="5"/>
   </w:num>
   <w:num w:numId="13" w16cid:durableId="614486242">
     <w:abstractNumId w:val="0"/>
@@ -2357,13 +3286,25 @@
     <w:abstractNumId w:val="1"/>
   </w:num>
   <w:num w:numId="15" w16cid:durableId="1855874037">
-    <w:abstractNumId w:val="15"/>
+    <w:abstractNumId w:val="17"/>
   </w:num>
   <w:num w:numId="16" w16cid:durableId="495194955">
+    <w:abstractNumId w:val="8"/>
+  </w:num>
+  <w:num w:numId="17" w16cid:durableId="1456100804">
     <w:abstractNumId w:val="7"/>
   </w:num>
-  <w:num w:numId="17" w16cid:durableId="1456100804">
-    <w:abstractNumId w:val="6"/>
+  <w:num w:numId="18" w16cid:durableId="1980725272">
+    <w:abstractNumId w:val="3"/>
+  </w:num>
+  <w:num w:numId="19" w16cid:durableId="1519464365">
+    <w:abstractNumId w:val="19"/>
+  </w:num>
+  <w:num w:numId="20" w16cid:durableId="856382951">
+    <w:abstractNumId w:val="20"/>
+  </w:num>
+  <w:num w:numId="21" w16cid:durableId="1210068956">
+    <w:abstractNumId w:val="14"/>
   </w:num>
 </w:numbering>
 </file>

--- a/FSD MERN - Data Structures and Algorithms MARCH 2026 batch 1/FSD MERN - Data Structures and Algorithms - Day 4 - 29-03-2026.docx
+++ b/FSD MERN - Data Structures and Algorithms MARCH 2026 batch 1/FSD MERN - Data Structures and Algorithms - Day 4 - 29-03-2026.docx
@@ -51,6 +51,7 @@
           <w:lang w:val="en-US"/>
         </w:rPr>
       </w:pPr>
+      <w:proofErr w:type="gramStart"/>
       <w:r>
         <w:rPr>
           <w:b/>
@@ -59,7 +60,18 @@
           <w:szCs w:val="28"/>
           <w:lang w:val="en-US"/>
         </w:rPr>
-        <w:t xml:space="preserve">Set : </w:t>
+        <w:t>Set :</w:t>
+      </w:r>
+      <w:proofErr w:type="gramEnd"/>
+      <w:r>
+        <w:rPr>
+          <w:b/>
+          <w:bCs/>
+          <w:sz w:val="28"/>
+          <w:szCs w:val="28"/>
+          <w:lang w:val="en-US"/>
+        </w:rPr>
+        <w:t xml:space="preserve"> </w:t>
       </w:r>
       <w:r>
         <w:rPr>
@@ -70,6 +82,7 @@
         <w:t xml:space="preserve">Set is a type of </w:t>
       </w:r>
       <w:proofErr w:type="spellStart"/>
+      <w:proofErr w:type="gramStart"/>
       <w:r>
         <w:rPr>
           <w:sz w:val="28"/>
@@ -79,39 +92,104 @@
         <w:t>pre defined</w:t>
       </w:r>
       <w:proofErr w:type="spellEnd"/>
-      <w:r>
-        <w:rPr>
-          <w:sz w:val="28"/>
-          <w:szCs w:val="28"/>
-          <w:lang w:val="en-US"/>
-        </w:rPr>
-        <w:t xml:space="preserve"> object or reference data types which help to store unique data of type number, string, object etc. Set maintain the order. </w:t>
-      </w:r>
-      <w:r>
-        <w:rPr>
-          <w:sz w:val="28"/>
-          <w:szCs w:val="28"/>
-          <w:lang w:val="en-US"/>
-        </w:rPr>
-        <w:t xml:space="preserve">Set not index. </w:t>
-      </w:r>
-    </w:p>
-    <w:p>
-      <w:pPr>
-        <w:rPr>
-          <w:sz w:val="28"/>
-          <w:szCs w:val="28"/>
-          <w:lang w:val="en-US"/>
-        </w:rPr>
-      </w:pPr>
-      <w:r>
-        <w:rPr>
-          <w:sz w:val="28"/>
-          <w:szCs w:val="28"/>
-          <w:lang w:val="en-US"/>
-        </w:rPr>
-        <w:t>let ss = new Set();</w:t>
-      </w:r>
+      <w:proofErr w:type="gramEnd"/>
+      <w:r>
+        <w:rPr>
+          <w:sz w:val="28"/>
+          <w:szCs w:val="28"/>
+          <w:lang w:val="en-US"/>
+        </w:rPr>
+        <w:t xml:space="preserve"> object or reference data </w:t>
+      </w:r>
+      <w:proofErr w:type="gramStart"/>
+      <w:r>
+        <w:rPr>
+          <w:sz w:val="28"/>
+          <w:szCs w:val="28"/>
+          <w:lang w:val="en-US"/>
+        </w:rPr>
+        <w:t>types</w:t>
+      </w:r>
+      <w:proofErr w:type="gramEnd"/>
+      <w:r>
+        <w:rPr>
+          <w:sz w:val="28"/>
+          <w:szCs w:val="28"/>
+          <w:lang w:val="en-US"/>
+        </w:rPr>
+        <w:t xml:space="preserve"> which </w:t>
+      </w:r>
+      <w:proofErr w:type="gramStart"/>
+      <w:r>
+        <w:rPr>
+          <w:sz w:val="28"/>
+          <w:szCs w:val="28"/>
+          <w:lang w:val="en-US"/>
+        </w:rPr>
+        <w:t>help</w:t>
+      </w:r>
+      <w:proofErr w:type="gramEnd"/>
+      <w:r>
+        <w:rPr>
+          <w:sz w:val="28"/>
+          <w:szCs w:val="28"/>
+          <w:lang w:val="en-US"/>
+        </w:rPr>
+        <w:t xml:space="preserve"> to store unique data of type number, string, object etc. Set maintain the order. </w:t>
+      </w:r>
+      <w:r>
+        <w:rPr>
+          <w:sz w:val="28"/>
+          <w:szCs w:val="28"/>
+          <w:lang w:val="en-US"/>
+        </w:rPr>
+        <w:t xml:space="preserve">Set </w:t>
+      </w:r>
+      <w:proofErr w:type="gramStart"/>
+      <w:r>
+        <w:rPr>
+          <w:sz w:val="28"/>
+          <w:szCs w:val="28"/>
+          <w:lang w:val="en-US"/>
+        </w:rPr>
+        <w:t>not</w:t>
+      </w:r>
+      <w:proofErr w:type="gramEnd"/>
+      <w:r>
+        <w:rPr>
+          <w:sz w:val="28"/>
+          <w:szCs w:val="28"/>
+          <w:lang w:val="en-US"/>
+        </w:rPr>
+        <w:t xml:space="preserve"> index. </w:t>
+      </w:r>
+    </w:p>
+    <w:p>
+      <w:pPr>
+        <w:rPr>
+          <w:sz w:val="28"/>
+          <w:szCs w:val="28"/>
+          <w:lang w:val="en-US"/>
+        </w:rPr>
+      </w:pPr>
+      <w:r>
+        <w:rPr>
+          <w:sz w:val="28"/>
+          <w:szCs w:val="28"/>
+          <w:lang w:val="en-US"/>
+        </w:rPr>
+        <w:t xml:space="preserve">let ss = new </w:t>
+      </w:r>
+      <w:proofErr w:type="gramStart"/>
+      <w:r>
+        <w:rPr>
+          <w:sz w:val="28"/>
+          <w:szCs w:val="28"/>
+          <w:lang w:val="en-US"/>
+        </w:rPr>
+        <w:t>Set();</w:t>
+      </w:r>
+      <w:proofErr w:type="gramEnd"/>
     </w:p>
     <w:p>
       <w:pPr>
@@ -122,6 +200,7 @@
         </w:rPr>
       </w:pPr>
       <w:proofErr w:type="spellStart"/>
+      <w:proofErr w:type="gramStart"/>
       <w:r>
         <w:rPr>
           <w:sz w:val="28"/>
@@ -141,6 +220,7 @@
         </w:rPr>
         <w:t xml:space="preserve"> :</w:t>
       </w:r>
+      <w:proofErr w:type="gramEnd"/>
       <w:r>
         <w:rPr>
           <w:sz w:val="28"/>
@@ -165,7 +245,97 @@
           <w:szCs w:val="28"/>
           <w:lang w:val="en-US"/>
         </w:rPr>
-        <w:t xml:space="preserve"> is a type of set object which allow to store only object not a primitive. It hold weak reference(object can be Garbage collector). </w:t>
+        <w:t xml:space="preserve"> is a type of set object which </w:t>
+      </w:r>
+      <w:proofErr w:type="gramStart"/>
+      <w:r>
+        <w:rPr>
+          <w:sz w:val="28"/>
+          <w:szCs w:val="28"/>
+          <w:lang w:val="en-US"/>
+        </w:rPr>
+        <w:t>allow</w:t>
+      </w:r>
+      <w:proofErr w:type="gramEnd"/>
+      <w:r>
+        <w:rPr>
+          <w:sz w:val="28"/>
+          <w:szCs w:val="28"/>
+          <w:lang w:val="en-US"/>
+        </w:rPr>
+        <w:t xml:space="preserve"> </w:t>
+      </w:r>
+      <w:proofErr w:type="gramStart"/>
+      <w:r>
+        <w:rPr>
+          <w:sz w:val="28"/>
+          <w:szCs w:val="28"/>
+          <w:lang w:val="en-US"/>
+        </w:rPr>
+        <w:t>to store</w:t>
+      </w:r>
+      <w:proofErr w:type="gramEnd"/>
+      <w:r>
+        <w:rPr>
+          <w:sz w:val="28"/>
+          <w:szCs w:val="28"/>
+          <w:lang w:val="en-US"/>
+        </w:rPr>
+        <w:t xml:space="preserve"> only object not a primitive. It </w:t>
+      </w:r>
+      <w:proofErr w:type="gramStart"/>
+      <w:r>
+        <w:rPr>
+          <w:sz w:val="28"/>
+          <w:szCs w:val="28"/>
+          <w:lang w:val="en-US"/>
+        </w:rPr>
+        <w:t>hold</w:t>
+      </w:r>
+      <w:proofErr w:type="gramEnd"/>
+      <w:r>
+        <w:rPr>
+          <w:sz w:val="28"/>
+          <w:szCs w:val="28"/>
+          <w:lang w:val="en-US"/>
+        </w:rPr>
+        <w:t xml:space="preserve"> weak </w:t>
+      </w:r>
+      <w:proofErr w:type="gramStart"/>
+      <w:r>
+        <w:rPr>
+          <w:sz w:val="28"/>
+          <w:szCs w:val="28"/>
+          <w:lang w:val="en-US"/>
+        </w:rPr>
+        <w:t>reference(</w:t>
+      </w:r>
+      <w:proofErr w:type="gramEnd"/>
+      <w:r>
+        <w:rPr>
+          <w:sz w:val="28"/>
+          <w:szCs w:val="28"/>
+          <w:lang w:val="en-US"/>
+        </w:rPr>
+        <w:t xml:space="preserve">object can be Garbage </w:t>
+      </w:r>
+      <w:proofErr w:type="gramStart"/>
+      <w:r>
+        <w:rPr>
+          <w:sz w:val="28"/>
+          <w:szCs w:val="28"/>
+          <w:lang w:val="en-US"/>
+        </w:rPr>
+        <w:t>collector</w:t>
+      </w:r>
+      <w:proofErr w:type="gramEnd"/>
+      <w:r>
+        <w:rPr>
+          <w:sz w:val="28"/>
+          <w:szCs w:val="28"/>
+          <w:lang w:val="en-US"/>
+        </w:rPr>
+        <w:t xml:space="preserve">). </w:t>
       </w:r>
     </w:p>
     <w:p>
@@ -193,6 +363,7 @@
           <w:lang w:val="en-US"/>
         </w:rPr>
       </w:pPr>
+      <w:proofErr w:type="gramStart"/>
       <w:r>
         <w:rPr>
           <w:sz w:val="28"/>
@@ -208,9 +379,19 @@
           <w:szCs w:val="28"/>
           <w:lang w:val="en-US"/>
         </w:rPr>
-        <w:t xml:space="preserve"> : Map is a type of </w:t>
+        <w:t xml:space="preserve"> :</w:t>
+      </w:r>
+      <w:proofErr w:type="gramEnd"/>
+      <w:r>
+        <w:rPr>
+          <w:sz w:val="28"/>
+          <w:szCs w:val="28"/>
+          <w:lang w:val="en-US"/>
+        </w:rPr>
+        <w:t xml:space="preserve"> Map is a type of </w:t>
       </w:r>
       <w:proofErr w:type="spellStart"/>
+      <w:proofErr w:type="gramStart"/>
       <w:r>
         <w:rPr>
           <w:sz w:val="28"/>
@@ -220,13 +401,50 @@
         <w:t>pre defined</w:t>
       </w:r>
       <w:proofErr w:type="spellEnd"/>
-      <w:r>
-        <w:rPr>
-          <w:sz w:val="28"/>
-          <w:szCs w:val="28"/>
-          <w:lang w:val="en-US"/>
-        </w:rPr>
-        <w:t xml:space="preserve"> or reference data types which is use to store key-value pairs. </w:t>
+      <w:proofErr w:type="gramEnd"/>
+      <w:r>
+        <w:rPr>
+          <w:sz w:val="28"/>
+          <w:szCs w:val="28"/>
+          <w:lang w:val="en-US"/>
+        </w:rPr>
+        <w:t xml:space="preserve"> or reference data </w:t>
+      </w:r>
+      <w:proofErr w:type="gramStart"/>
+      <w:r>
+        <w:rPr>
+          <w:sz w:val="28"/>
+          <w:szCs w:val="28"/>
+          <w:lang w:val="en-US"/>
+        </w:rPr>
+        <w:t>types</w:t>
+      </w:r>
+      <w:proofErr w:type="gramEnd"/>
+      <w:r>
+        <w:rPr>
+          <w:sz w:val="28"/>
+          <w:szCs w:val="28"/>
+          <w:lang w:val="en-US"/>
+        </w:rPr>
+        <w:t xml:space="preserve"> which is </w:t>
+      </w:r>
+      <w:proofErr w:type="gramStart"/>
+      <w:r>
+        <w:rPr>
+          <w:sz w:val="28"/>
+          <w:szCs w:val="28"/>
+          <w:lang w:val="en-US"/>
+        </w:rPr>
+        <w:t>use</w:t>
+      </w:r>
+      <w:proofErr w:type="gramEnd"/>
+      <w:r>
+        <w:rPr>
+          <w:sz w:val="28"/>
+          <w:szCs w:val="28"/>
+          <w:lang w:val="en-US"/>
+        </w:rPr>
+        <w:t xml:space="preserve"> to store key-value pairs. </w:t>
       </w:r>
       <w:r>
         <w:rPr>
@@ -243,7 +461,25 @@
           <w:szCs w:val="28"/>
           <w:lang w:val="en-US"/>
         </w:rPr>
-        <w:t xml:space="preserve"> and key is unique and value can be duplicate. </w:t>
+        <w:t xml:space="preserve"> and key </w:t>
+      </w:r>
+      <w:proofErr w:type="gramStart"/>
+      <w:r>
+        <w:rPr>
+          <w:sz w:val="28"/>
+          <w:szCs w:val="28"/>
+          <w:lang w:val="en-US"/>
+        </w:rPr>
+        <w:t>is</w:t>
+      </w:r>
+      <w:proofErr w:type="gramEnd"/>
+      <w:r>
+        <w:rPr>
+          <w:sz w:val="28"/>
+          <w:szCs w:val="28"/>
+          <w:lang w:val="en-US"/>
+        </w:rPr>
+        <w:t xml:space="preserve"> unique and value can be duplicate. </w:t>
       </w:r>
     </w:p>
     <w:p>
@@ -298,7 +534,97 @@
           <w:szCs w:val="28"/>
           <w:lang w:val="en-US"/>
         </w:rPr>
-        <w:t xml:space="preserve"> is a type of map which help to store key-value pairs. Key must be type of object not primitive value can be any types. Weak Map support for auto garbage collector. Weak map can’t be </w:t>
+        <w:t xml:space="preserve"> is a type of map which </w:t>
+      </w:r>
+      <w:proofErr w:type="gramStart"/>
+      <w:r>
+        <w:rPr>
+          <w:sz w:val="28"/>
+          <w:szCs w:val="28"/>
+          <w:lang w:val="en-US"/>
+        </w:rPr>
+        <w:t>help</w:t>
+      </w:r>
+      <w:proofErr w:type="gramEnd"/>
+      <w:r>
+        <w:rPr>
+          <w:sz w:val="28"/>
+          <w:szCs w:val="28"/>
+          <w:lang w:val="en-US"/>
+        </w:rPr>
+        <w:t xml:space="preserve"> to store key-value pairs. Key must be type of </w:t>
+      </w:r>
+      <w:proofErr w:type="gramStart"/>
+      <w:r>
+        <w:rPr>
+          <w:sz w:val="28"/>
+          <w:szCs w:val="28"/>
+          <w:lang w:val="en-US"/>
+        </w:rPr>
+        <w:t>object</w:t>
+      </w:r>
+      <w:proofErr w:type="gramEnd"/>
+      <w:r>
+        <w:rPr>
+          <w:sz w:val="28"/>
+          <w:szCs w:val="28"/>
+          <w:lang w:val="en-US"/>
+        </w:rPr>
+        <w:t xml:space="preserve"> not primitive value can be any </w:t>
+      </w:r>
+      <w:proofErr w:type="gramStart"/>
+      <w:r>
+        <w:rPr>
+          <w:sz w:val="28"/>
+          <w:szCs w:val="28"/>
+          <w:lang w:val="en-US"/>
+        </w:rPr>
+        <w:t>types</w:t>
+      </w:r>
+      <w:proofErr w:type="gramEnd"/>
+      <w:r>
+        <w:rPr>
+          <w:sz w:val="28"/>
+          <w:szCs w:val="28"/>
+          <w:lang w:val="en-US"/>
+        </w:rPr>
+        <w:t xml:space="preserve">. Weak Map support for auto garbage </w:t>
+      </w:r>
+      <w:proofErr w:type="gramStart"/>
+      <w:r>
+        <w:rPr>
+          <w:sz w:val="28"/>
+          <w:szCs w:val="28"/>
+          <w:lang w:val="en-US"/>
+        </w:rPr>
+        <w:t>collector</w:t>
+      </w:r>
+      <w:proofErr w:type="gramEnd"/>
+      <w:r>
+        <w:rPr>
+          <w:sz w:val="28"/>
+          <w:szCs w:val="28"/>
+          <w:lang w:val="en-US"/>
+        </w:rPr>
+        <w:t xml:space="preserve">. Weak </w:t>
+      </w:r>
+      <w:proofErr w:type="gramStart"/>
+      <w:r>
+        <w:rPr>
+          <w:sz w:val="28"/>
+          <w:szCs w:val="28"/>
+          <w:lang w:val="en-US"/>
+        </w:rPr>
+        <w:t>map</w:t>
+      </w:r>
+      <w:proofErr w:type="gramEnd"/>
+      <w:r>
+        <w:rPr>
+          <w:sz w:val="28"/>
+          <w:szCs w:val="28"/>
+          <w:lang w:val="en-US"/>
+        </w:rPr>
+        <w:t xml:space="preserve"> can’t be </w:t>
       </w:r>
       <w:proofErr w:type="spellStart"/>
       <w:r>
@@ -421,6 +747,7 @@
         </w:rPr>
       </w:pPr>
       <w:proofErr w:type="spellStart"/>
+      <w:proofErr w:type="gramStart"/>
       <w:r>
         <w:rPr>
           <w:sz w:val="28"/>
@@ -430,6 +757,7 @@
         <w:t>Pre defined</w:t>
       </w:r>
       <w:proofErr w:type="spellEnd"/>
+      <w:proofErr w:type="gramEnd"/>
       <w:r>
         <w:rPr>
           <w:sz w:val="28"/>
@@ -484,9 +812,28 @@
           <w:szCs w:val="28"/>
           <w:lang w:val="en-US"/>
         </w:rPr>
-        <w:t xml:space="preserve">Array’s sort() </w:t>
+        <w:t xml:space="preserve">Array’s </w:t>
+      </w:r>
+      <w:proofErr w:type="gramStart"/>
+      <w:r>
+        <w:rPr>
+          <w:sz w:val="28"/>
+          <w:szCs w:val="28"/>
+          <w:lang w:val="en-US"/>
+        </w:rPr>
+        <w:t>sort(</w:t>
+      </w:r>
+      <w:proofErr w:type="gramEnd"/>
+      <w:r>
+        <w:rPr>
+          <w:sz w:val="28"/>
+          <w:szCs w:val="28"/>
+          <w:lang w:val="en-US"/>
+        </w:rPr>
+        <w:t xml:space="preserve">) </w:t>
       </w:r>
       <w:proofErr w:type="spellStart"/>
+      <w:proofErr w:type="gramStart"/>
       <w:r>
         <w:rPr>
           <w:sz w:val="28"/>
@@ -496,6 +843,7 @@
         <w:t>pre defined</w:t>
       </w:r>
       <w:proofErr w:type="spellEnd"/>
+      <w:proofErr w:type="gramEnd"/>
       <w:r>
         <w:rPr>
           <w:sz w:val="28"/>
@@ -559,6 +907,7 @@
         <w:t xml:space="preserve">In JS sort </w:t>
       </w:r>
       <w:proofErr w:type="spellStart"/>
+      <w:proofErr w:type="gramStart"/>
       <w:r>
         <w:rPr>
           <w:sz w:val="28"/>
@@ -568,6 +917,7 @@
         <w:t>pre defined</w:t>
       </w:r>
       <w:proofErr w:type="spellEnd"/>
+      <w:proofErr w:type="gramEnd"/>
       <w:r>
         <w:rPr>
           <w:sz w:val="28"/>
@@ -641,7 +991,25 @@
           <w:szCs w:val="28"/>
           <w:lang w:val="en-US"/>
         </w:rPr>
-        <w:t xml:space="preserve">Insertion sort : (for small chunk)  </w:t>
+        <w:t xml:space="preserve">Insertion </w:t>
+      </w:r>
+      <w:proofErr w:type="gramStart"/>
+      <w:r>
+        <w:rPr>
+          <w:sz w:val="28"/>
+          <w:szCs w:val="28"/>
+          <w:lang w:val="en-US"/>
+        </w:rPr>
+        <w:t>sort :</w:t>
+      </w:r>
+      <w:proofErr w:type="gramEnd"/>
+      <w:r>
+        <w:rPr>
+          <w:sz w:val="28"/>
+          <w:szCs w:val="28"/>
+          <w:lang w:val="en-US"/>
+        </w:rPr>
+        <w:t xml:space="preserve"> (for small chunk)  </w:t>
       </w:r>
     </w:p>
     <w:p>
@@ -794,7 +1162,27 @@
           <w:highlight w:val="yellow"/>
           <w:lang w:val="en-US"/>
         </w:rPr>
-        <w:t xml:space="preserve">Merge sort </w:t>
+        <w:t xml:space="preserve">Merge </w:t>
+      </w:r>
+      <w:proofErr w:type="gramStart"/>
+      <w:r>
+        <w:rPr>
+          <w:sz w:val="28"/>
+          <w:szCs w:val="28"/>
+          <w:highlight w:val="yellow"/>
+          <w:lang w:val="en-US"/>
+        </w:rPr>
+        <w:t>sort</w:t>
+      </w:r>
+      <w:proofErr w:type="gramEnd"/>
+      <w:r>
+        <w:rPr>
+          <w:sz w:val="28"/>
+          <w:szCs w:val="28"/>
+          <w:highlight w:val="yellow"/>
+          <w:lang w:val="en-US"/>
+        </w:rPr>
+        <w:t xml:space="preserve"> </w:t>
       </w:r>
     </w:p>
     <w:p>
@@ -838,7 +1226,25 @@
           <w:szCs w:val="28"/>
           <w:lang w:val="en-US"/>
         </w:rPr>
-        <w:t xml:space="preserve">Counting sort </w:t>
+        <w:t xml:space="preserve">Counting </w:t>
+      </w:r>
+      <w:proofErr w:type="gramStart"/>
+      <w:r>
+        <w:rPr>
+          <w:sz w:val="28"/>
+          <w:szCs w:val="28"/>
+          <w:lang w:val="en-US"/>
+        </w:rPr>
+        <w:t>sort</w:t>
+      </w:r>
+      <w:proofErr w:type="gramEnd"/>
+      <w:r>
+        <w:rPr>
+          <w:sz w:val="28"/>
+          <w:szCs w:val="28"/>
+          <w:lang w:val="en-US"/>
+        </w:rPr>
+        <w:t xml:space="preserve"> </w:t>
       </w:r>
     </w:p>
     <w:p>
@@ -910,15 +1316,88 @@
           <w:highlight w:val="yellow"/>
           <w:lang w:val="en-US"/>
         </w:rPr>
-        <w:t>Bubble Sort</w:t>
-      </w:r>
-      <w:r>
-        <w:rPr>
-          <w:sz w:val="28"/>
-          <w:szCs w:val="28"/>
-          <w:lang w:val="en-US"/>
-        </w:rPr>
-        <w:t xml:space="preserve"> : In this sorting technique we repeatedly  compare adjacent  elements if element  in wrong position we swap that elements. </w:t>
+        <w:t xml:space="preserve">Bubble </w:t>
+      </w:r>
+      <w:proofErr w:type="gramStart"/>
+      <w:r>
+        <w:rPr>
+          <w:sz w:val="28"/>
+          <w:szCs w:val="28"/>
+          <w:highlight w:val="yellow"/>
+          <w:lang w:val="en-US"/>
+        </w:rPr>
+        <w:t>Sort</w:t>
+      </w:r>
+      <w:r>
+        <w:rPr>
+          <w:sz w:val="28"/>
+          <w:szCs w:val="28"/>
+          <w:lang w:val="en-US"/>
+        </w:rPr>
+        <w:t xml:space="preserve"> :</w:t>
+      </w:r>
+      <w:proofErr w:type="gramEnd"/>
+      <w:r>
+        <w:rPr>
+          <w:sz w:val="28"/>
+          <w:szCs w:val="28"/>
+          <w:lang w:val="en-US"/>
+        </w:rPr>
+        <w:t xml:space="preserve"> In this sorting technique we </w:t>
+      </w:r>
+      <w:proofErr w:type="gramStart"/>
+      <w:r>
+        <w:rPr>
+          <w:sz w:val="28"/>
+          <w:szCs w:val="28"/>
+          <w:lang w:val="en-US"/>
+        </w:rPr>
+        <w:t>repeatedly  compare</w:t>
+      </w:r>
+      <w:proofErr w:type="gramEnd"/>
+      <w:r>
+        <w:rPr>
+          <w:sz w:val="28"/>
+          <w:szCs w:val="28"/>
+          <w:lang w:val="en-US"/>
+        </w:rPr>
+        <w:t xml:space="preserve"> </w:t>
+      </w:r>
+      <w:proofErr w:type="gramStart"/>
+      <w:r>
+        <w:rPr>
+          <w:sz w:val="28"/>
+          <w:szCs w:val="28"/>
+          <w:lang w:val="en-US"/>
+        </w:rPr>
+        <w:t>adjacent  elements</w:t>
+      </w:r>
+      <w:proofErr w:type="gramEnd"/>
+      <w:r>
+        <w:rPr>
+          <w:sz w:val="28"/>
+          <w:szCs w:val="28"/>
+          <w:lang w:val="en-US"/>
+        </w:rPr>
+        <w:t xml:space="preserve"> if </w:t>
+      </w:r>
+      <w:proofErr w:type="gramStart"/>
+      <w:r>
+        <w:rPr>
+          <w:sz w:val="28"/>
+          <w:szCs w:val="28"/>
+          <w:lang w:val="en-US"/>
+        </w:rPr>
+        <w:t>element  in</w:t>
+      </w:r>
+      <w:proofErr w:type="gramEnd"/>
+      <w:r>
+        <w:rPr>
+          <w:sz w:val="28"/>
+          <w:szCs w:val="28"/>
+          <w:lang w:val="en-US"/>
+        </w:rPr>
+        <w:t xml:space="preserve"> wrong position we swap that elements. </w:t>
       </w:r>
     </w:p>
     <w:p>
@@ -996,7 +1475,43 @@
           <w:szCs w:val="28"/>
           <w:lang w:val="en-US"/>
         </w:rPr>
-        <w:t xml:space="preserve">Compare current element with next element. </w:t>
+        <w:t xml:space="preserve">Compare current </w:t>
+      </w:r>
+      <w:proofErr w:type="gramStart"/>
+      <w:r>
+        <w:rPr>
+          <w:sz w:val="28"/>
+          <w:szCs w:val="28"/>
+          <w:lang w:val="en-US"/>
+        </w:rPr>
+        <w:t>element</w:t>
+      </w:r>
+      <w:proofErr w:type="gramEnd"/>
+      <w:r>
+        <w:rPr>
+          <w:sz w:val="28"/>
+          <w:szCs w:val="28"/>
+          <w:lang w:val="en-US"/>
+        </w:rPr>
+        <w:t xml:space="preserve"> with next </w:t>
+      </w:r>
+      <w:proofErr w:type="gramStart"/>
+      <w:r>
+        <w:rPr>
+          <w:sz w:val="28"/>
+          <w:szCs w:val="28"/>
+          <w:lang w:val="en-US"/>
+        </w:rPr>
+        <w:t>element</w:t>
+      </w:r>
+      <w:proofErr w:type="gramEnd"/>
+      <w:r>
+        <w:rPr>
+          <w:sz w:val="28"/>
+          <w:szCs w:val="28"/>
+          <w:lang w:val="en-US"/>
+        </w:rPr>
+        <w:t xml:space="preserve">. </w:t>
       </w:r>
     </w:p>
     <w:p>
@@ -1018,7 +1533,25 @@
           <w:szCs w:val="28"/>
           <w:lang w:val="en-US"/>
         </w:rPr>
-        <w:t xml:space="preserve">Swap if current element &gt; next element </w:t>
+        <w:t xml:space="preserve">Swap </w:t>
+      </w:r>
+      <w:proofErr w:type="gramStart"/>
+      <w:r>
+        <w:rPr>
+          <w:sz w:val="28"/>
+          <w:szCs w:val="28"/>
+          <w:lang w:val="en-US"/>
+        </w:rPr>
+        <w:t>if</w:t>
+      </w:r>
+      <w:proofErr w:type="gramEnd"/>
+      <w:r>
+        <w:rPr>
+          <w:sz w:val="28"/>
+          <w:szCs w:val="28"/>
+          <w:lang w:val="en-US"/>
+        </w:rPr>
+        <w:t xml:space="preserve"> current element &gt; next element </w:t>
       </w:r>
     </w:p>
     <w:p>
@@ -1084,7 +1617,43 @@
           <w:szCs w:val="28"/>
           <w:lang w:val="en-US"/>
         </w:rPr>
-        <w:t xml:space="preserve">Stop when no swap required or need. </w:t>
+        <w:t xml:space="preserve">Stop when no swap </w:t>
+      </w:r>
+      <w:proofErr w:type="gramStart"/>
+      <w:r>
+        <w:rPr>
+          <w:sz w:val="28"/>
+          <w:szCs w:val="28"/>
+          <w:lang w:val="en-US"/>
+        </w:rPr>
+        <w:t>required</w:t>
+      </w:r>
+      <w:proofErr w:type="gramEnd"/>
+      <w:r>
+        <w:rPr>
+          <w:sz w:val="28"/>
+          <w:szCs w:val="28"/>
+          <w:lang w:val="en-US"/>
+        </w:rPr>
+        <w:t xml:space="preserve"> or </w:t>
+      </w:r>
+      <w:proofErr w:type="gramStart"/>
+      <w:r>
+        <w:rPr>
+          <w:sz w:val="28"/>
+          <w:szCs w:val="28"/>
+          <w:lang w:val="en-US"/>
+        </w:rPr>
+        <w:t>need</w:t>
+      </w:r>
+      <w:proofErr w:type="gramEnd"/>
+      <w:r>
+        <w:rPr>
+          <w:sz w:val="28"/>
+          <w:szCs w:val="28"/>
+          <w:lang w:val="en-US"/>
+        </w:rPr>
+        <w:t xml:space="preserve">. </w:t>
       </w:r>
     </w:p>
     <w:p>
@@ -1136,7 +1705,25 @@
           <w:szCs w:val="28"/>
           <w:lang w:val="en-US"/>
         </w:rPr>
-        <w:t xml:space="preserve">We need 3 pass </w:t>
+        <w:t xml:space="preserve">We need 3 </w:t>
+      </w:r>
+      <w:proofErr w:type="gramStart"/>
+      <w:r>
+        <w:rPr>
+          <w:sz w:val="28"/>
+          <w:szCs w:val="28"/>
+          <w:lang w:val="en-US"/>
+        </w:rPr>
+        <w:t>pass</w:t>
+      </w:r>
+      <w:proofErr w:type="gramEnd"/>
+      <w:r>
+        <w:rPr>
+          <w:sz w:val="28"/>
+          <w:szCs w:val="28"/>
+          <w:lang w:val="en-US"/>
+        </w:rPr>
+        <w:t xml:space="preserve"> </w:t>
       </w:r>
     </w:p>
     <w:p>
@@ -1154,7 +1741,25 @@
           <w:szCs w:val="28"/>
           <w:lang w:val="en-US"/>
         </w:rPr>
-        <w:t>Pass 1 :[2,5,1,9]</w:t>
+        <w:t xml:space="preserve">Pass </w:t>
+      </w:r>
+      <w:proofErr w:type="gramStart"/>
+      <w:r>
+        <w:rPr>
+          <w:sz w:val="28"/>
+          <w:szCs w:val="28"/>
+          <w:lang w:val="en-US"/>
+        </w:rPr>
+        <w:t>1 :</w:t>
+      </w:r>
+      <w:proofErr w:type="gramEnd"/>
+      <w:r>
+        <w:rPr>
+          <w:sz w:val="28"/>
+          <w:szCs w:val="28"/>
+          <w:lang w:val="en-US"/>
+        </w:rPr>
+        <w:t>[2,5,1,9]</w:t>
       </w:r>
     </w:p>
     <w:p>
@@ -1172,7 +1777,25 @@
           <w:szCs w:val="28"/>
           <w:lang w:val="en-US"/>
         </w:rPr>
-        <w:t>Pass 2 : [2,1,5,9]</w:t>
+        <w:t xml:space="preserve">Pass </w:t>
+      </w:r>
+      <w:proofErr w:type="gramStart"/>
+      <w:r>
+        <w:rPr>
+          <w:sz w:val="28"/>
+          <w:szCs w:val="28"/>
+          <w:lang w:val="en-US"/>
+        </w:rPr>
+        <w:t>2 :</w:t>
+      </w:r>
+      <w:proofErr w:type="gramEnd"/>
+      <w:r>
+        <w:rPr>
+          <w:sz w:val="28"/>
+          <w:szCs w:val="28"/>
+          <w:lang w:val="en-US"/>
+        </w:rPr>
+        <w:t xml:space="preserve"> [2,1,5,9]</w:t>
       </w:r>
     </w:p>
     <w:p>
@@ -1226,7 +1849,25 @@
           <w:szCs w:val="28"/>
           <w:lang w:val="en-US"/>
         </w:rPr>
-        <w:t>Time complexity : O(n</w:t>
+        <w:t xml:space="preserve">Time </w:t>
+      </w:r>
+      <w:proofErr w:type="gramStart"/>
+      <w:r>
+        <w:rPr>
+          <w:sz w:val="28"/>
+          <w:szCs w:val="28"/>
+          <w:lang w:val="en-US"/>
+        </w:rPr>
+        <w:t>complexity :</w:t>
+      </w:r>
+      <w:proofErr w:type="gramEnd"/>
+      <w:r>
+        <w:rPr>
+          <w:sz w:val="28"/>
+          <w:szCs w:val="28"/>
+          <w:lang w:val="en-US"/>
+        </w:rPr>
+        <w:t xml:space="preserve"> O(n</w:t>
       </w:r>
       <w:r>
         <w:rPr>
@@ -1260,11 +1901,585 @@
           <w:szCs w:val="28"/>
           <w:lang w:val="en-US"/>
         </w:rPr>
-        <w:t>Space complexity :O(1)</w:t>
-      </w:r>
-    </w:p>
-    <w:p>
-      <w:pPr>
+        <w:t xml:space="preserve">Space complexity </w:t>
+      </w:r>
+      <w:proofErr w:type="gramStart"/>
+      <w:r>
+        <w:rPr>
+          <w:sz w:val="28"/>
+          <w:szCs w:val="28"/>
+          <w:lang w:val="en-US"/>
+        </w:rPr>
+        <w:t>:O(</w:t>
+      </w:r>
+      <w:proofErr w:type="gramEnd"/>
+      <w:r>
+        <w:rPr>
+          <w:sz w:val="28"/>
+          <w:szCs w:val="28"/>
+          <w:lang w:val="en-US"/>
+        </w:rPr>
+        <w:t>1)</w:t>
+      </w:r>
+    </w:p>
+    <w:p>
+      <w:pPr>
+        <w:rPr>
+          <w:sz w:val="28"/>
+          <w:szCs w:val="28"/>
+          <w:lang w:val="en-US"/>
+        </w:rPr>
+      </w:pPr>
+    </w:p>
+    <w:p>
+      <w:pPr>
+        <w:rPr>
+          <w:sz w:val="28"/>
+          <w:szCs w:val="28"/>
+          <w:lang w:val="en-US"/>
+        </w:rPr>
+      </w:pPr>
+      <w:r>
+        <w:rPr>
+          <w:sz w:val="28"/>
+          <w:szCs w:val="28"/>
+          <w:highlight w:val="yellow"/>
+          <w:lang w:val="en-US"/>
+        </w:rPr>
+        <w:t>Selection sort:</w:t>
+      </w:r>
+      <w:r>
+        <w:rPr>
+          <w:b/>
+          <w:bCs/>
+          <w:sz w:val="28"/>
+          <w:szCs w:val="28"/>
+          <w:lang w:val="en-US"/>
+        </w:rPr>
+        <w:t xml:space="preserve"> </w:t>
+      </w:r>
+      <w:r>
+        <w:rPr>
+          <w:sz w:val="28"/>
+          <w:szCs w:val="28"/>
+          <w:lang w:val="en-US"/>
+        </w:rPr>
+        <w:t xml:space="preserve">Selector sort is type of sorting technique which </w:t>
+      </w:r>
+      <w:proofErr w:type="gramStart"/>
+      <w:r>
+        <w:rPr>
+          <w:sz w:val="28"/>
+          <w:szCs w:val="28"/>
+          <w:lang w:val="en-US"/>
+        </w:rPr>
+        <w:t>select</w:t>
+      </w:r>
+      <w:proofErr w:type="gramEnd"/>
+      <w:r>
+        <w:rPr>
+          <w:sz w:val="28"/>
+          <w:szCs w:val="28"/>
+          <w:lang w:val="en-US"/>
+        </w:rPr>
+        <w:t xml:space="preserve"> the minimum element from an array and places it in the correct position. </w:t>
+      </w:r>
+    </w:p>
+    <w:p>
+      <w:pPr>
+        <w:rPr>
+          <w:sz w:val="28"/>
+          <w:szCs w:val="28"/>
+          <w:lang w:val="en-US"/>
+        </w:rPr>
+      </w:pPr>
+      <w:r>
+        <w:rPr>
+          <w:sz w:val="28"/>
+          <w:szCs w:val="28"/>
+          <w:lang w:val="en-US"/>
+        </w:rPr>
+        <w:t xml:space="preserve">Algorithms </w:t>
+      </w:r>
+    </w:p>
+    <w:p>
+      <w:pPr>
+        <w:pStyle w:val="ListParagraph"/>
+        <w:numPr>
+          <w:ilvl w:val="0"/>
+          <w:numId w:val="22"/>
+        </w:numPr>
+        <w:rPr>
+          <w:sz w:val="28"/>
+          <w:szCs w:val="28"/>
+          <w:lang w:val="en-US"/>
+        </w:rPr>
+      </w:pPr>
+      <w:r>
+        <w:rPr>
+          <w:sz w:val="28"/>
+          <w:szCs w:val="28"/>
+          <w:lang w:val="en-US"/>
+        </w:rPr>
+        <w:t xml:space="preserve">Start from index 0. </w:t>
+      </w:r>
+    </w:p>
+    <w:p>
+      <w:pPr>
+        <w:pStyle w:val="ListParagraph"/>
+        <w:numPr>
+          <w:ilvl w:val="0"/>
+          <w:numId w:val="22"/>
+        </w:numPr>
+        <w:rPr>
+          <w:sz w:val="28"/>
+          <w:szCs w:val="28"/>
+          <w:lang w:val="en-US"/>
+        </w:rPr>
+      </w:pPr>
+      <w:r>
+        <w:rPr>
+          <w:sz w:val="28"/>
+          <w:szCs w:val="28"/>
+          <w:lang w:val="en-US"/>
+        </w:rPr>
+        <w:t xml:space="preserve">Find the smallest elements in remaining array with compare with 0 index elements. </w:t>
+      </w:r>
+    </w:p>
+    <w:p>
+      <w:pPr>
+        <w:pStyle w:val="ListParagraph"/>
+        <w:numPr>
+          <w:ilvl w:val="0"/>
+          <w:numId w:val="22"/>
+        </w:numPr>
+        <w:rPr>
+          <w:sz w:val="28"/>
+          <w:szCs w:val="28"/>
+          <w:lang w:val="en-US"/>
+        </w:rPr>
+      </w:pPr>
+      <w:r>
+        <w:rPr>
+          <w:sz w:val="28"/>
+          <w:szCs w:val="28"/>
+          <w:lang w:val="en-US"/>
+        </w:rPr>
+        <w:t xml:space="preserve">Then swap with current index position. If condition </w:t>
+      </w:r>
+      <w:proofErr w:type="gramStart"/>
+      <w:r>
+        <w:rPr>
+          <w:sz w:val="28"/>
+          <w:szCs w:val="28"/>
+          <w:lang w:val="en-US"/>
+        </w:rPr>
+        <w:t>true</w:t>
+      </w:r>
+      <w:proofErr w:type="gramEnd"/>
+      <w:r>
+        <w:rPr>
+          <w:sz w:val="28"/>
+          <w:szCs w:val="28"/>
+          <w:lang w:val="en-US"/>
+        </w:rPr>
+        <w:t xml:space="preserve">. </w:t>
+      </w:r>
+    </w:p>
+    <w:p>
+      <w:pPr>
+        <w:pStyle w:val="ListParagraph"/>
+        <w:numPr>
+          <w:ilvl w:val="0"/>
+          <w:numId w:val="22"/>
+        </w:numPr>
+        <w:rPr>
+          <w:sz w:val="28"/>
+          <w:szCs w:val="28"/>
+          <w:lang w:val="en-US"/>
+        </w:rPr>
+      </w:pPr>
+      <w:r>
+        <w:rPr>
+          <w:sz w:val="28"/>
+          <w:szCs w:val="28"/>
+          <w:lang w:val="en-US"/>
+        </w:rPr>
+        <w:t xml:space="preserve">Then move the next index position. </w:t>
+      </w:r>
+    </w:p>
+    <w:p>
+      <w:pPr>
+        <w:pStyle w:val="ListParagraph"/>
+        <w:numPr>
+          <w:ilvl w:val="0"/>
+          <w:numId w:val="22"/>
+        </w:numPr>
+        <w:rPr>
+          <w:sz w:val="28"/>
+          <w:szCs w:val="28"/>
+          <w:lang w:val="en-US"/>
+        </w:rPr>
+      </w:pPr>
+      <w:r>
+        <w:rPr>
+          <w:sz w:val="28"/>
+          <w:szCs w:val="28"/>
+          <w:lang w:val="en-US"/>
+        </w:rPr>
+        <w:t xml:space="preserve">Repeat unit array sorted. </w:t>
+      </w:r>
+    </w:p>
+    <w:p>
+      <w:pPr>
+        <w:ind w:left="360"/>
+        <w:rPr>
+          <w:sz w:val="28"/>
+          <w:szCs w:val="28"/>
+          <w:lang w:val="en-US"/>
+        </w:rPr>
+      </w:pPr>
+    </w:p>
+    <w:p>
+      <w:pPr>
+        <w:ind w:left="360"/>
+        <w:rPr>
+          <w:sz w:val="28"/>
+          <w:szCs w:val="28"/>
+          <w:lang w:val="en-US"/>
+        </w:rPr>
+      </w:pPr>
+      <w:r>
+        <w:rPr>
+          <w:sz w:val="28"/>
+          <w:szCs w:val="28"/>
+          <w:lang w:val="en-US"/>
+        </w:rPr>
+        <w:t>Input -</w:t>
+      </w:r>
+      <w:r>
+        <w:rPr>
+          <w:sz w:val="28"/>
+          <w:szCs w:val="28"/>
+          <w:lang w:val="en-US"/>
+        </w:rPr>
+        <w:sym w:font="Wingdings" w:char="F0E0"/>
+      </w:r>
+      <w:r>
+        <w:rPr>
+          <w:sz w:val="28"/>
+          <w:szCs w:val="28"/>
+          <w:lang w:val="en-US"/>
+        </w:rPr>
+        <w:t xml:space="preserve"> [5,2,9,1]</w:t>
+      </w:r>
+    </w:p>
+    <w:p>
+      <w:pPr>
+        <w:ind w:left="360"/>
+        <w:rPr>
+          <w:sz w:val="28"/>
+          <w:szCs w:val="28"/>
+          <w:lang w:val="en-US"/>
+        </w:rPr>
+      </w:pPr>
+      <w:r>
+        <w:rPr>
+          <w:sz w:val="28"/>
+          <w:szCs w:val="28"/>
+          <w:lang w:val="en-US"/>
+        </w:rPr>
+        <w:t>pass 1 -&gt; [1,2,9,5]</w:t>
+      </w:r>
+    </w:p>
+    <w:p>
+      <w:pPr>
+        <w:ind w:left="360"/>
+        <w:rPr>
+          <w:sz w:val="28"/>
+          <w:szCs w:val="28"/>
+          <w:lang w:val="en-US"/>
+        </w:rPr>
+      </w:pPr>
+      <w:r>
+        <w:rPr>
+          <w:sz w:val="28"/>
+          <w:szCs w:val="28"/>
+          <w:lang w:val="en-US"/>
+        </w:rPr>
+        <w:t xml:space="preserve">pass 2 </w:t>
+      </w:r>
+      <w:r>
+        <w:rPr>
+          <w:sz w:val="28"/>
+          <w:szCs w:val="28"/>
+          <w:lang w:val="en-US"/>
+        </w:rPr>
+        <w:sym w:font="Wingdings" w:char="F0E0"/>
+      </w:r>
+      <w:r>
+        <w:rPr>
+          <w:sz w:val="28"/>
+          <w:szCs w:val="28"/>
+          <w:lang w:val="en-US"/>
+        </w:rPr>
+        <w:t>[1,2,9,5]</w:t>
+      </w:r>
+    </w:p>
+    <w:p>
+      <w:pPr>
+        <w:ind w:left="360"/>
+        <w:rPr>
+          <w:sz w:val="28"/>
+          <w:szCs w:val="28"/>
+          <w:lang w:val="en-US"/>
+        </w:rPr>
+      </w:pPr>
+      <w:r>
+        <w:rPr>
+          <w:sz w:val="28"/>
+          <w:szCs w:val="28"/>
+          <w:lang w:val="en-US"/>
+        </w:rPr>
+        <w:t>pass 3 -&gt; [1,2,5,9]</w:t>
+      </w:r>
+    </w:p>
+    <w:p>
+      <w:pPr>
+        <w:ind w:left="360"/>
+        <w:rPr>
+          <w:sz w:val="28"/>
+          <w:szCs w:val="28"/>
+          <w:lang w:val="en-US"/>
+        </w:rPr>
+      </w:pPr>
+    </w:p>
+    <w:p>
+      <w:pPr>
+        <w:rPr>
+          <w:sz w:val="28"/>
+          <w:szCs w:val="28"/>
+          <w:lang w:val="en-US"/>
+        </w:rPr>
+      </w:pPr>
+      <w:r>
+        <w:rPr>
+          <w:sz w:val="28"/>
+          <w:szCs w:val="28"/>
+          <w:lang w:val="en-US"/>
+        </w:rPr>
+        <w:t xml:space="preserve">Time </w:t>
+      </w:r>
+      <w:proofErr w:type="gramStart"/>
+      <w:r>
+        <w:rPr>
+          <w:sz w:val="28"/>
+          <w:szCs w:val="28"/>
+          <w:lang w:val="en-US"/>
+        </w:rPr>
+        <w:t>complexity :</w:t>
+      </w:r>
+      <w:proofErr w:type="gramEnd"/>
+      <w:r>
+        <w:rPr>
+          <w:sz w:val="28"/>
+          <w:szCs w:val="28"/>
+          <w:lang w:val="en-US"/>
+        </w:rPr>
+        <w:t xml:space="preserve"> O(n</w:t>
+      </w:r>
+      <w:r>
+        <w:rPr>
+          <w:sz w:val="28"/>
+          <w:szCs w:val="28"/>
+          <w:vertAlign w:val="superscript"/>
+          <w:lang w:val="en-US"/>
+        </w:rPr>
+        <w:t>2</w:t>
+      </w:r>
+      <w:r>
+        <w:rPr>
+          <w:sz w:val="28"/>
+          <w:szCs w:val="28"/>
+          <w:lang w:val="en-US"/>
+        </w:rPr>
+        <w:t>)</w:t>
+      </w:r>
+    </w:p>
+    <w:p>
+      <w:pPr>
+        <w:rPr>
+          <w:sz w:val="28"/>
+          <w:szCs w:val="28"/>
+          <w:lang w:val="en-US"/>
+        </w:rPr>
+      </w:pPr>
+      <w:r>
+        <w:rPr>
+          <w:sz w:val="28"/>
+          <w:szCs w:val="28"/>
+          <w:lang w:val="en-US"/>
+        </w:rPr>
+        <w:t xml:space="preserve">Space complexity </w:t>
+      </w:r>
+      <w:proofErr w:type="gramStart"/>
+      <w:r>
+        <w:rPr>
+          <w:sz w:val="28"/>
+          <w:szCs w:val="28"/>
+          <w:lang w:val="en-US"/>
+        </w:rPr>
+        <w:t>:O(</w:t>
+      </w:r>
+      <w:proofErr w:type="gramEnd"/>
+      <w:r>
+        <w:rPr>
+          <w:sz w:val="28"/>
+          <w:szCs w:val="28"/>
+          <w:lang w:val="en-US"/>
+        </w:rPr>
+        <w:t>1)</w:t>
+      </w:r>
+    </w:p>
+    <w:p>
+      <w:pPr>
+        <w:rPr>
+          <w:sz w:val="28"/>
+          <w:szCs w:val="28"/>
+          <w:lang w:val="en-US"/>
+        </w:rPr>
+      </w:pPr>
+      <w:r>
+        <w:rPr>
+          <w:sz w:val="28"/>
+          <w:szCs w:val="28"/>
+          <w:lang w:val="en-US"/>
+        </w:rPr>
+        <w:t xml:space="preserve">In this </w:t>
+      </w:r>
+      <w:proofErr w:type="gramStart"/>
+      <w:r>
+        <w:rPr>
+          <w:sz w:val="28"/>
+          <w:szCs w:val="28"/>
+          <w:lang w:val="en-US"/>
+        </w:rPr>
+        <w:t>sort</w:t>
+      </w:r>
+      <w:proofErr w:type="gramEnd"/>
+      <w:r>
+        <w:rPr>
+          <w:sz w:val="28"/>
+          <w:szCs w:val="28"/>
+          <w:lang w:val="en-US"/>
+        </w:rPr>
+        <w:t xml:space="preserve"> number </w:t>
+      </w:r>
+      <w:proofErr w:type="gramStart"/>
+      <w:r>
+        <w:rPr>
+          <w:sz w:val="28"/>
+          <w:szCs w:val="28"/>
+          <w:lang w:val="en-US"/>
+        </w:rPr>
+        <w:t>swap</w:t>
+      </w:r>
+      <w:proofErr w:type="gramEnd"/>
+      <w:r>
+        <w:rPr>
+          <w:sz w:val="28"/>
+          <w:szCs w:val="28"/>
+          <w:lang w:val="en-US"/>
+        </w:rPr>
+        <w:t xml:space="preserve"> </w:t>
+      </w:r>
+      <w:proofErr w:type="gramStart"/>
+      <w:r>
+        <w:rPr>
+          <w:sz w:val="28"/>
+          <w:szCs w:val="28"/>
+          <w:lang w:val="en-US"/>
+        </w:rPr>
+        <w:t>are</w:t>
+      </w:r>
+      <w:proofErr w:type="gramEnd"/>
+      <w:r>
+        <w:rPr>
+          <w:sz w:val="28"/>
+          <w:szCs w:val="28"/>
+          <w:lang w:val="en-US"/>
+        </w:rPr>
+        <w:t xml:space="preserve"> less </w:t>
+      </w:r>
+      <w:proofErr w:type="gramStart"/>
+      <w:r>
+        <w:rPr>
+          <w:sz w:val="28"/>
+          <w:szCs w:val="28"/>
+          <w:lang w:val="en-US"/>
+        </w:rPr>
+        <w:t>compare</w:t>
+      </w:r>
+      <w:proofErr w:type="gramEnd"/>
+      <w:r>
+        <w:rPr>
+          <w:sz w:val="28"/>
+          <w:szCs w:val="28"/>
+          <w:lang w:val="en-US"/>
+        </w:rPr>
+        <w:t xml:space="preserve"> to bubble sort. </w:t>
+      </w:r>
+    </w:p>
+    <w:p>
+      <w:pPr>
+        <w:rPr>
+          <w:sz w:val="28"/>
+          <w:szCs w:val="28"/>
+          <w:lang w:val="en-US"/>
+        </w:rPr>
+      </w:pPr>
+    </w:p>
+    <w:p>
+      <w:pPr>
+        <w:rPr>
+          <w:sz w:val="28"/>
+          <w:szCs w:val="28"/>
+          <w:lang w:val="en-US"/>
+        </w:rPr>
+      </w:pPr>
+    </w:p>
+    <w:p>
+      <w:pPr>
+        <w:rPr>
+          <w:sz w:val="28"/>
+          <w:szCs w:val="28"/>
+          <w:lang w:val="en-US"/>
+        </w:rPr>
+      </w:pPr>
+    </w:p>
+    <w:p>
+      <w:pPr>
+        <w:ind w:left="360"/>
+        <w:rPr>
+          <w:sz w:val="28"/>
+          <w:szCs w:val="28"/>
+          <w:lang w:val="en-US"/>
+        </w:rPr>
+      </w:pPr>
+    </w:p>
+    <w:p>
+      <w:pPr>
+        <w:pStyle w:val="ListParagraph"/>
+        <w:rPr>
+          <w:sz w:val="28"/>
+          <w:szCs w:val="28"/>
+          <w:lang w:val="en-US"/>
+        </w:rPr>
+      </w:pPr>
+    </w:p>
+    <w:p>
+      <w:pPr>
+        <w:pStyle w:val="ListParagraph"/>
         <w:rPr>
           <w:sz w:val="28"/>
           <w:szCs w:val="28"/>
@@ -2087,6 +3302,95 @@
     </w:lvl>
   </w:abstractNum>
   <w:abstractNum w:abstractNumId="8" w15:restartNumberingAfterBreak="0">
+    <w:nsid w:val="20C96994"/>
+    <w:multiLevelType w:val="hybridMultilevel"/>
+    <w:tmpl w:val="DF7ADF08"/>
+    <w:lvl w:ilvl="0" w:tplc="4009000F">
+      <w:start w:val="1"/>
+      <w:numFmt w:val="decimal"/>
+      <w:lvlText w:val="%1."/>
+      <w:lvlJc w:val="left"/>
+      <w:pPr>
+        <w:ind w:left="720" w:hanging="360"/>
+      </w:pPr>
+      <w:rPr>
+        <w:rFonts w:hint="default"/>
+      </w:rPr>
+    </w:lvl>
+    <w:lvl w:ilvl="1" w:tplc="40090019" w:tentative="1">
+      <w:start w:val="1"/>
+      <w:numFmt w:val="lowerLetter"/>
+      <w:lvlText w:val="%2."/>
+      <w:lvlJc w:val="left"/>
+      <w:pPr>
+        <w:ind w:left="1440" w:hanging="360"/>
+      </w:pPr>
+    </w:lvl>
+    <w:lvl w:ilvl="2" w:tplc="4009001B" w:tentative="1">
+      <w:start w:val="1"/>
+      <w:numFmt w:val="lowerRoman"/>
+      <w:lvlText w:val="%3."/>
+      <w:lvlJc w:val="right"/>
+      <w:pPr>
+        <w:ind w:left="2160" w:hanging="180"/>
+      </w:pPr>
+    </w:lvl>
+    <w:lvl w:ilvl="3" w:tplc="4009000F" w:tentative="1">
+      <w:start w:val="1"/>
+      <w:numFmt w:val="decimal"/>
+      <w:lvlText w:val="%4."/>
+      <w:lvlJc w:val="left"/>
+      <w:pPr>
+        <w:ind w:left="2880" w:hanging="360"/>
+      </w:pPr>
+    </w:lvl>
+    <w:lvl w:ilvl="4" w:tplc="40090019" w:tentative="1">
+      <w:start w:val="1"/>
+      <w:numFmt w:val="lowerLetter"/>
+      <w:lvlText w:val="%5."/>
+      <w:lvlJc w:val="left"/>
+      <w:pPr>
+        <w:ind w:left="3600" w:hanging="360"/>
+      </w:pPr>
+    </w:lvl>
+    <w:lvl w:ilvl="5" w:tplc="4009001B" w:tentative="1">
+      <w:start w:val="1"/>
+      <w:numFmt w:val="lowerRoman"/>
+      <w:lvlText w:val="%6."/>
+      <w:lvlJc w:val="right"/>
+      <w:pPr>
+        <w:ind w:left="4320" w:hanging="180"/>
+      </w:pPr>
+    </w:lvl>
+    <w:lvl w:ilvl="6" w:tplc="4009000F" w:tentative="1">
+      <w:start w:val="1"/>
+      <w:numFmt w:val="decimal"/>
+      <w:lvlText w:val="%7."/>
+      <w:lvlJc w:val="left"/>
+      <w:pPr>
+        <w:ind w:left="5040" w:hanging="360"/>
+      </w:pPr>
+    </w:lvl>
+    <w:lvl w:ilvl="7" w:tplc="40090019" w:tentative="1">
+      <w:start w:val="1"/>
+      <w:numFmt w:val="lowerLetter"/>
+      <w:lvlText w:val="%8."/>
+      <w:lvlJc w:val="left"/>
+      <w:pPr>
+        <w:ind w:left="5760" w:hanging="360"/>
+      </w:pPr>
+    </w:lvl>
+    <w:lvl w:ilvl="8" w:tplc="4009001B" w:tentative="1">
+      <w:start w:val="1"/>
+      <w:numFmt w:val="lowerRoman"/>
+      <w:lvlText w:val="%9."/>
+      <w:lvlJc w:val="right"/>
+      <w:pPr>
+        <w:ind w:left="6480" w:hanging="180"/>
+      </w:pPr>
+    </w:lvl>
+  </w:abstractNum>
+  <w:abstractNum w:abstractNumId="9" w15:restartNumberingAfterBreak="0">
     <w:nsid w:val="397E6065"/>
     <w:multiLevelType w:val="hybridMultilevel"/>
     <w:tmpl w:val="A402607E"/>
@@ -2175,7 +3479,7 @@
       </w:pPr>
     </w:lvl>
   </w:abstractNum>
-  <w:abstractNum w:abstractNumId="9" w15:restartNumberingAfterBreak="0">
+  <w:abstractNum w:abstractNumId="10" w15:restartNumberingAfterBreak="0">
     <w:nsid w:val="3B863145"/>
     <w:multiLevelType w:val="hybridMultilevel"/>
     <w:tmpl w:val="9CE47080"/>
@@ -2264,7 +3568,7 @@
       </w:pPr>
     </w:lvl>
   </w:abstractNum>
-  <w:abstractNum w:abstractNumId="10" w15:restartNumberingAfterBreak="0">
+  <w:abstractNum w:abstractNumId="11" w15:restartNumberingAfterBreak="0">
     <w:nsid w:val="3FBE295F"/>
     <w:multiLevelType w:val="hybridMultilevel"/>
     <w:tmpl w:val="E6784CE2"/>
@@ -2353,7 +3657,7 @@
       </w:pPr>
     </w:lvl>
   </w:abstractNum>
-  <w:abstractNum w:abstractNumId="11" w15:restartNumberingAfterBreak="0">
+  <w:abstractNum w:abstractNumId="12" w15:restartNumberingAfterBreak="0">
     <w:nsid w:val="4B622161"/>
     <w:multiLevelType w:val="hybridMultilevel"/>
     <w:tmpl w:val="05666FE0"/>
@@ -2442,7 +3746,7 @@
       </w:pPr>
     </w:lvl>
   </w:abstractNum>
-  <w:abstractNum w:abstractNumId="12" w15:restartNumberingAfterBreak="0">
+  <w:abstractNum w:abstractNumId="13" w15:restartNumberingAfterBreak="0">
     <w:nsid w:val="4E3042B3"/>
     <w:multiLevelType w:val="hybridMultilevel"/>
     <w:tmpl w:val="CB66BE36"/>
@@ -2531,7 +3835,7 @@
       </w:pPr>
     </w:lvl>
   </w:abstractNum>
-  <w:abstractNum w:abstractNumId="13" w15:restartNumberingAfterBreak="0">
+  <w:abstractNum w:abstractNumId="14" w15:restartNumberingAfterBreak="0">
     <w:nsid w:val="4E5726A3"/>
     <w:multiLevelType w:val="hybridMultilevel"/>
     <w:tmpl w:val="691A6B86"/>
@@ -2620,7 +3924,7 @@
       </w:pPr>
     </w:lvl>
   </w:abstractNum>
-  <w:abstractNum w:abstractNumId="14" w15:restartNumberingAfterBreak="0">
+  <w:abstractNum w:abstractNumId="15" w15:restartNumberingAfterBreak="0">
     <w:nsid w:val="51F271FA"/>
     <w:multiLevelType w:val="hybridMultilevel"/>
     <w:tmpl w:val="A4640344"/>
@@ -2709,7 +4013,7 @@
       </w:pPr>
     </w:lvl>
   </w:abstractNum>
-  <w:abstractNum w:abstractNumId="15" w15:restartNumberingAfterBreak="0">
+  <w:abstractNum w:abstractNumId="16" w15:restartNumberingAfterBreak="0">
     <w:nsid w:val="56CC268D"/>
     <w:multiLevelType w:val="hybridMultilevel"/>
     <w:tmpl w:val="CEFC3EAA"/>
@@ -2798,7 +4102,7 @@
       </w:pPr>
     </w:lvl>
   </w:abstractNum>
-  <w:abstractNum w:abstractNumId="16" w15:restartNumberingAfterBreak="0">
+  <w:abstractNum w:abstractNumId="17" w15:restartNumberingAfterBreak="0">
     <w:nsid w:val="586E3DAE"/>
     <w:multiLevelType w:val="hybridMultilevel"/>
     <w:tmpl w:val="F488ACB0"/>
@@ -2887,7 +4191,7 @@
       </w:pPr>
     </w:lvl>
   </w:abstractNum>
-  <w:abstractNum w:abstractNumId="17" w15:restartNumberingAfterBreak="0">
+  <w:abstractNum w:abstractNumId="18" w15:restartNumberingAfterBreak="0">
     <w:nsid w:val="5C753722"/>
     <w:multiLevelType w:val="hybridMultilevel"/>
     <w:tmpl w:val="D1EC00FE"/>
@@ -2976,7 +4280,7 @@
       </w:pPr>
     </w:lvl>
   </w:abstractNum>
-  <w:abstractNum w:abstractNumId="18" w15:restartNumberingAfterBreak="0">
+  <w:abstractNum w:abstractNumId="19" w15:restartNumberingAfterBreak="0">
     <w:nsid w:val="695109BD"/>
     <w:multiLevelType w:val="hybridMultilevel"/>
     <w:tmpl w:val="4F3C046A"/>
@@ -3065,7 +4369,7 @@
       </w:pPr>
     </w:lvl>
   </w:abstractNum>
-  <w:abstractNum w:abstractNumId="19" w15:restartNumberingAfterBreak="0">
+  <w:abstractNum w:abstractNumId="20" w15:restartNumberingAfterBreak="0">
     <w:nsid w:val="70C6329B"/>
     <w:multiLevelType w:val="hybridMultilevel"/>
     <w:tmpl w:val="73120E06"/>
@@ -3154,7 +4458,7 @@
       </w:pPr>
     </w:lvl>
   </w:abstractNum>
-  <w:abstractNum w:abstractNumId="20" w15:restartNumberingAfterBreak="0">
+  <w:abstractNum w:abstractNumId="21" w15:restartNumberingAfterBreak="0">
     <w:nsid w:val="798D6ED1"/>
     <w:multiLevelType w:val="hybridMultilevel"/>
     <w:tmpl w:val="476EC228"/>
@@ -3244,37 +4548,37 @@
     </w:lvl>
   </w:abstractNum>
   <w:num w:numId="1" w16cid:durableId="1196117315">
-    <w:abstractNumId w:val="9"/>
+    <w:abstractNumId w:val="10"/>
   </w:num>
   <w:num w:numId="2" w16cid:durableId="804271747">
     <w:abstractNumId w:val="2"/>
   </w:num>
   <w:num w:numId="3" w16cid:durableId="343282892">
-    <w:abstractNumId w:val="16"/>
+    <w:abstractNumId w:val="17"/>
   </w:num>
   <w:num w:numId="4" w16cid:durableId="395977062">
-    <w:abstractNumId w:val="11"/>
+    <w:abstractNumId w:val="12"/>
   </w:num>
   <w:num w:numId="5" w16cid:durableId="448014354">
-    <w:abstractNumId w:val="12"/>
+    <w:abstractNumId w:val="13"/>
   </w:num>
   <w:num w:numId="6" w16cid:durableId="277875466">
-    <w:abstractNumId w:val="13"/>
+    <w:abstractNumId w:val="14"/>
   </w:num>
   <w:num w:numId="7" w16cid:durableId="2072926134">
     <w:abstractNumId w:val="6"/>
   </w:num>
   <w:num w:numId="8" w16cid:durableId="1149781602">
-    <w:abstractNumId w:val="10"/>
+    <w:abstractNumId w:val="11"/>
   </w:num>
   <w:num w:numId="9" w16cid:durableId="1179194197">
     <w:abstractNumId w:val="4"/>
   </w:num>
   <w:num w:numId="10" w16cid:durableId="728267821">
-    <w:abstractNumId w:val="18"/>
+    <w:abstractNumId w:val="19"/>
   </w:num>
   <w:num w:numId="11" w16cid:durableId="665868222">
-    <w:abstractNumId w:val="15"/>
+    <w:abstractNumId w:val="16"/>
   </w:num>
   <w:num w:numId="12" w16cid:durableId="642124909">
     <w:abstractNumId w:val="5"/>
@@ -3286,10 +4590,10 @@
     <w:abstractNumId w:val="1"/>
   </w:num>
   <w:num w:numId="15" w16cid:durableId="1855874037">
-    <w:abstractNumId w:val="17"/>
+    <w:abstractNumId w:val="18"/>
   </w:num>
   <w:num w:numId="16" w16cid:durableId="495194955">
-    <w:abstractNumId w:val="8"/>
+    <w:abstractNumId w:val="9"/>
   </w:num>
   <w:num w:numId="17" w16cid:durableId="1456100804">
     <w:abstractNumId w:val="7"/>
@@ -3298,13 +4602,16 @@
     <w:abstractNumId w:val="3"/>
   </w:num>
   <w:num w:numId="19" w16cid:durableId="1519464365">
-    <w:abstractNumId w:val="19"/>
+    <w:abstractNumId w:val="20"/>
   </w:num>
   <w:num w:numId="20" w16cid:durableId="856382951">
-    <w:abstractNumId w:val="20"/>
+    <w:abstractNumId w:val="21"/>
   </w:num>
   <w:num w:numId="21" w16cid:durableId="1210068956">
-    <w:abstractNumId w:val="14"/>
+    <w:abstractNumId w:val="15"/>
+  </w:num>
+  <w:num w:numId="22" w16cid:durableId="1402947884">
+    <w:abstractNumId w:val="8"/>
   </w:num>
 </w:numbering>
 </file>
